--- a/BaoCao/baocaomoi.docx
+++ b/BaoCao/baocaomoi.docx
@@ -3052,6 +3052,2717 @@
     </w:p>
     <w:p>
       <w:pPr>
+        <w:pStyle w:val="u3"/>
+      </w:pPr>
+      <w:r>
+        <w:t>k. Bảng IotDevices &amp; IotMeterTelemetries (Thiết bị IoT và Dữ liệu đo đạc chỉ số vi mô)</w:t>
+      </w:r>
+    </w:p>
+    <w:p>
+      <w:pPr/>
+      <w:r>
+        <w:t>Hệ sinh thái bảng dữ liệu IoT bao gồm bảng iot_devices (quản lý định danh thiết bị gateway, công tơ thông minh, loại giao thức kết nối, khóa bảo mật API Key và trạng thái hoạt động) và bảng iot_meter_telemetries (lưu trữ toàn bộ chuỗi dữ liệu đo đạc thời gian thực chu kỳ 15 phút: công suất P(kW), lưu lượng nước Q(m³/h), điện áp, dòng điện và chỉ số lũy kế).</w:t>
+      </w:r>
+    </w:p>
+    <w:p>
+      <w:pPr/>
+      <w:r>
+        <w:t>Bảng 20a: Mô tả cấu trúc bảng IotDevices (Thiết bị IoT &amp; Công tơ thông minh)</w:t>
+      </w:r>
+    </w:p>
+    <w:tbl>
+      <w:tblPr>
+        <w:tblStyle w:val="LiBang"/>
+        <w:tblW w:type="auto" w:w="0"/>
+        <w:tblLook w:firstColumn="1" w:firstRow="1" w:lastColumn="0" w:lastRow="0" w:noHBand="0" w:noVBand="1" w:val="04A0"/>
+      </w:tblPr>
+      <w:tblGrid>
+        <w:gridCol w:w="3024"/>
+        <w:gridCol w:w="3024"/>
+        <w:gridCol w:w="3024"/>
+      </w:tblGrid>
+      <w:tr>
+        <w:tc>
+          <w:tcPr>
+            <w:tcW w:type="dxa" w:w="3024"/>
+            <w:shd w:fill="EAEAEA"/>
+          </w:tcPr>
+          <w:p>
+            <w:r>
+              <w:rPr>
+                <w:rFonts w:ascii="Times New Roman" w:hAnsi="Times New Roman"/>
+                <w:b/>
+                <w:sz w:val="20"/>
+              </w:rPr>
+              <w:t>Tên Trường</w:t>
+            </w:r>
+          </w:p>
+        </w:tc>
+        <w:tc>
+          <w:tcPr>
+            <w:tcW w:type="dxa" w:w="3024"/>
+            <w:shd w:fill="EAEAEA"/>
+          </w:tcPr>
+          <w:p>
+            <w:r>
+              <w:rPr>
+                <w:rFonts w:ascii="Times New Roman" w:hAnsi="Times New Roman"/>
+                <w:b/>
+                <w:sz w:val="20"/>
+              </w:rPr>
+              <w:t>Kiểu Dữ Liệu</w:t>
+            </w:r>
+          </w:p>
+        </w:tc>
+        <w:tc>
+          <w:tcPr>
+            <w:tcW w:type="dxa" w:w="3024"/>
+            <w:shd w:fill="EAEAEA"/>
+          </w:tcPr>
+          <w:p>
+            <w:r>
+              <w:rPr>
+                <w:rFonts w:ascii="Times New Roman" w:hAnsi="Times New Roman"/>
+                <w:b/>
+                <w:sz w:val="20"/>
+              </w:rPr>
+              <w:t>Mô Tả Chi Tiết</w:t>
+            </w:r>
+          </w:p>
+        </w:tc>
+      </w:tr>
+      <w:tr>
+        <w:tc>
+          <w:tcPr>
+            <w:tcW w:type="dxa" w:w="3024"/>
+          </w:tcPr>
+          <w:p>
+            <w:r>
+              <w:rPr>
+                <w:rFonts w:ascii="Times New Roman" w:hAnsi="Times New Roman"/>
+                <w:b w:val="0"/>
+                <w:sz w:val="20"/>
+              </w:rPr>
+              <w:t>id</w:t>
+            </w:r>
+          </w:p>
+        </w:tc>
+        <w:tc>
+          <w:tcPr>
+            <w:tcW w:type="dxa" w:w="3024"/>
+          </w:tcPr>
+          <w:p>
+            <w:r>
+              <w:rPr>
+                <w:rFonts w:ascii="Times New Roman" w:hAnsi="Times New Roman"/>
+                <w:b w:val="0"/>
+                <w:sz w:val="20"/>
+              </w:rPr>
+              <w:t>BIGINT, PRIMARY KEY, AUTO_INCREMENT</w:t>
+            </w:r>
+          </w:p>
+        </w:tc>
+        <w:tc>
+          <w:tcPr>
+            <w:tcW w:type="dxa" w:w="3024"/>
+          </w:tcPr>
+          <w:p>
+            <w:r>
+              <w:rPr>
+                <w:rFonts w:ascii="Times New Roman" w:hAnsi="Times New Roman"/>
+                <w:b w:val="0"/>
+                <w:sz w:val="20"/>
+              </w:rPr>
+              <w:t>Mã định danh duy nhất của thiết bị công tơ IoT</w:t>
+            </w:r>
+          </w:p>
+        </w:tc>
+      </w:tr>
+      <w:tr>
+        <w:tc>
+          <w:tcPr>
+            <w:tcW w:type="dxa" w:w="3024"/>
+          </w:tcPr>
+          <w:p>
+            <w:r>
+              <w:rPr>
+                <w:rFonts w:ascii="Times New Roman" w:hAnsi="Times New Roman"/>
+                <w:b w:val="0"/>
+                <w:sz w:val="20"/>
+              </w:rPr>
+              <w:t>tenant_id</w:t>
+            </w:r>
+          </w:p>
+        </w:tc>
+        <w:tc>
+          <w:tcPr>
+            <w:tcW w:type="dxa" w:w="3024"/>
+          </w:tcPr>
+          <w:p>
+            <w:r>
+              <w:rPr>
+                <w:rFonts w:ascii="Times New Roman" w:hAnsi="Times New Roman"/>
+                <w:b w:val="0"/>
+                <w:sz w:val="20"/>
+              </w:rPr>
+              <w:t>BIGINT, UNSIGNED, FOREIGN KEY</w:t>
+            </w:r>
+          </w:p>
+        </w:tc>
+        <w:tc>
+          <w:tcPr>
+            <w:tcW w:type="dxa" w:w="3024"/>
+          </w:tcPr>
+          <w:p>
+            <w:r>
+              <w:rPr>
+                <w:rFonts w:ascii="Times New Roman" w:hAnsi="Times New Roman"/>
+                <w:b w:val="0"/>
+                <w:sz w:val="20"/>
+              </w:rPr>
+              <w:t>Khóa ngoại liên kết chủ trọ / ban quản trị (tenants.id)</w:t>
+            </w:r>
+          </w:p>
+        </w:tc>
+      </w:tr>
+      <w:tr>
+        <w:tc>
+          <w:tcPr>
+            <w:tcW w:type="dxa" w:w="3024"/>
+          </w:tcPr>
+          <w:p>
+            <w:r>
+              <w:rPr>
+                <w:rFonts w:ascii="Times New Roman" w:hAnsi="Times New Roman"/>
+                <w:b w:val="0"/>
+                <w:sz w:val="20"/>
+              </w:rPr>
+              <w:t>room_id</w:t>
+            </w:r>
+          </w:p>
+        </w:tc>
+        <w:tc>
+          <w:tcPr>
+            <w:tcW w:type="dxa" w:w="3024"/>
+          </w:tcPr>
+          <w:p>
+            <w:r>
+              <w:rPr>
+                <w:rFonts w:ascii="Times New Roman" w:hAnsi="Times New Roman"/>
+                <w:b w:val="0"/>
+                <w:sz w:val="20"/>
+              </w:rPr>
+              <w:t>BIGINT, UNSIGNED, FOREIGN KEY, NULL</w:t>
+            </w:r>
+          </w:p>
+        </w:tc>
+        <w:tc>
+          <w:tcPr>
+            <w:tcW w:type="dxa" w:w="3024"/>
+          </w:tcPr>
+          <w:p>
+            <w:r>
+              <w:rPr>
+                <w:rFonts w:ascii="Times New Roman" w:hAnsi="Times New Roman"/>
+                <w:b w:val="0"/>
+                <w:sz w:val="20"/>
+              </w:rPr>
+              <w:t>Khóa ngoại liên kết phòng lưu trú được lắp đặt công tơ (rooms.id)</w:t>
+            </w:r>
+          </w:p>
+        </w:tc>
+      </w:tr>
+      <w:tr>
+        <w:tc>
+          <w:tcPr>
+            <w:tcW w:type="dxa" w:w="3024"/>
+          </w:tcPr>
+          <w:p>
+            <w:r>
+              <w:rPr>
+                <w:rFonts w:ascii="Times New Roman" w:hAnsi="Times New Roman"/>
+                <w:b w:val="0"/>
+                <w:sz w:val="20"/>
+              </w:rPr>
+              <w:t>device_code</w:t>
+            </w:r>
+          </w:p>
+        </w:tc>
+        <w:tc>
+          <w:tcPr>
+            <w:tcW w:type="dxa" w:w="3024"/>
+          </w:tcPr>
+          <w:p>
+            <w:r>
+              <w:rPr>
+                <w:rFonts w:ascii="Times New Roman" w:hAnsi="Times New Roman"/>
+                <w:b w:val="0"/>
+                <w:sz w:val="20"/>
+              </w:rPr>
+              <w:t>VARCHAR(100), UNIQUE</w:t>
+            </w:r>
+          </w:p>
+        </w:tc>
+        <w:tc>
+          <w:tcPr>
+            <w:tcW w:type="dxa" w:w="3024"/>
+          </w:tcPr>
+          <w:p>
+            <w:r>
+              <w:rPr>
+                <w:rFonts w:ascii="Times New Roman" w:hAnsi="Times New Roman"/>
+                <w:b w:val="0"/>
+                <w:sz w:val="20"/>
+              </w:rPr>
+              <w:t>Mã định danh duy nhất của thiết bị phần cứng (vd: ESP32_ELEC_P101)</w:t>
+            </w:r>
+          </w:p>
+        </w:tc>
+      </w:tr>
+      <w:tr>
+        <w:tc>
+          <w:tcPr>
+            <w:tcW w:type="dxa" w:w="3024"/>
+          </w:tcPr>
+          <w:p>
+            <w:r>
+              <w:rPr>
+                <w:rFonts w:ascii="Times New Roman" w:hAnsi="Times New Roman"/>
+                <w:b w:val="0"/>
+                <w:sz w:val="20"/>
+              </w:rPr>
+              <w:t>meter_serial</w:t>
+            </w:r>
+          </w:p>
+        </w:tc>
+        <w:tc>
+          <w:tcPr>
+            <w:tcW w:type="dxa" w:w="3024"/>
+          </w:tcPr>
+          <w:p>
+            <w:r>
+              <w:rPr>
+                <w:rFonts w:ascii="Times New Roman" w:hAnsi="Times New Roman"/>
+                <w:b w:val="0"/>
+                <w:sz w:val="20"/>
+              </w:rPr>
+              <w:t>VARCHAR(100)</w:t>
+            </w:r>
+          </w:p>
+        </w:tc>
+        <w:tc>
+          <w:tcPr>
+            <w:tcW w:type="dxa" w:w="3024"/>
+          </w:tcPr>
+          <w:p>
+            <w:r>
+              <w:rPr>
+                <w:rFonts w:ascii="Times New Roman" w:hAnsi="Times New Roman"/>
+                <w:b w:val="0"/>
+                <w:sz w:val="20"/>
+              </w:rPr>
+              <w:t>Số sản xuất (Số SX) dập trên mặt đồng hồ đo</w:t>
+            </w:r>
+          </w:p>
+        </w:tc>
+      </w:tr>
+      <w:tr>
+        <w:tc>
+          <w:tcPr>
+            <w:tcW w:type="dxa" w:w="3024"/>
+          </w:tcPr>
+          <w:p>
+            <w:r>
+              <w:rPr>
+                <w:rFonts w:ascii="Times New Roman" w:hAnsi="Times New Roman"/>
+                <w:b w:val="0"/>
+                <w:sz w:val="20"/>
+              </w:rPr>
+              <w:t>meter_type</w:t>
+            </w:r>
+          </w:p>
+        </w:tc>
+        <w:tc>
+          <w:tcPr>
+            <w:tcW w:type="dxa" w:w="3024"/>
+          </w:tcPr>
+          <w:p>
+            <w:r>
+              <w:rPr>
+                <w:rFonts w:ascii="Times New Roman" w:hAnsi="Times New Roman"/>
+                <w:b w:val="0"/>
+                <w:sz w:val="20"/>
+              </w:rPr>
+              <w:t>ENUM('electricity', 'water')</w:t>
+            </w:r>
+          </w:p>
+        </w:tc>
+        <w:tc>
+          <w:tcPr>
+            <w:tcW w:type="dxa" w:w="3024"/>
+          </w:tcPr>
+          <w:p>
+            <w:r>
+              <w:rPr>
+                <w:rFonts w:ascii="Times New Roman" w:hAnsi="Times New Roman"/>
+                <w:b w:val="0"/>
+                <w:sz w:val="20"/>
+              </w:rPr>
+              <w:t>Loại công tơ đo lường: điện sinh hoạt hoặc nước sạch</w:t>
+            </w:r>
+          </w:p>
+        </w:tc>
+      </w:tr>
+      <w:tr>
+        <w:tc>
+          <w:tcPr>
+            <w:tcW w:type="dxa" w:w="3024"/>
+          </w:tcPr>
+          <w:p>
+            <w:r>
+              <w:rPr>
+                <w:rFonts w:ascii="Times New Roman" w:hAnsi="Times New Roman"/>
+                <w:b w:val="0"/>
+                <w:sz w:val="20"/>
+              </w:rPr>
+              <w:t>protocol</w:t>
+            </w:r>
+          </w:p>
+        </w:tc>
+        <w:tc>
+          <w:tcPr>
+            <w:tcW w:type="dxa" w:w="3024"/>
+          </w:tcPr>
+          <w:p>
+            <w:r>
+              <w:rPr>
+                <w:rFonts w:ascii="Times New Roman" w:hAnsi="Times New Roman"/>
+                <w:b w:val="0"/>
+                <w:sz w:val="20"/>
+              </w:rPr>
+              <w:t>ENUM('esp32_wifi', 'lorawan', 'modbus_rs485', 'zigbee', 'mqtt')</w:t>
+            </w:r>
+          </w:p>
+        </w:tc>
+        <w:tc>
+          <w:tcPr>
+            <w:tcW w:type="dxa" w:w="3024"/>
+          </w:tcPr>
+          <w:p>
+            <w:r>
+              <w:rPr>
+                <w:rFonts w:ascii="Times New Roman" w:hAnsi="Times New Roman"/>
+                <w:b w:val="0"/>
+                <w:sz w:val="20"/>
+              </w:rPr>
+              <w:t>Giao thức truyền thông không dây/có dây kết nối Gateway</w:t>
+            </w:r>
+          </w:p>
+        </w:tc>
+      </w:tr>
+      <w:tr>
+        <w:tc>
+          <w:tcPr>
+            <w:tcW w:type="dxa" w:w="3024"/>
+          </w:tcPr>
+          <w:p>
+            <w:r>
+              <w:rPr>
+                <w:rFonts w:ascii="Times New Roman" w:hAnsi="Times New Roman"/>
+                <w:b w:val="0"/>
+                <w:sz w:val="20"/>
+              </w:rPr>
+              <w:t>api_key</w:t>
+            </w:r>
+          </w:p>
+        </w:tc>
+        <w:tc>
+          <w:tcPr>
+            <w:tcW w:type="dxa" w:w="3024"/>
+          </w:tcPr>
+          <w:p>
+            <w:r>
+              <w:rPr>
+                <w:rFonts w:ascii="Times New Roman" w:hAnsi="Times New Roman"/>
+                <w:b w:val="0"/>
+                <w:sz w:val="20"/>
+              </w:rPr>
+              <w:t>VARCHAR(64), UNIQUE</w:t>
+            </w:r>
+          </w:p>
+        </w:tc>
+        <w:tc>
+          <w:tcPr>
+            <w:tcW w:type="dxa" w:w="3024"/>
+          </w:tcPr>
+          <w:p>
+            <w:r>
+              <w:rPr>
+                <w:rFonts w:ascii="Times New Roman" w:hAnsi="Times New Roman"/>
+                <w:b w:val="0"/>
+                <w:sz w:val="20"/>
+              </w:rPr>
+              <w:t>Khóa token xác thực bảo mật khi thiết bị gửi dữ liệu lên Webhook</w:t>
+            </w:r>
+          </w:p>
+        </w:tc>
+      </w:tr>
+      <w:tr>
+        <w:tc>
+          <w:tcPr>
+            <w:tcW w:type="dxa" w:w="3024"/>
+          </w:tcPr>
+          <w:p>
+            <w:r>
+              <w:rPr>
+                <w:rFonts w:ascii="Times New Roman" w:hAnsi="Times New Roman"/>
+                <w:b w:val="0"/>
+                <w:sz w:val="20"/>
+              </w:rPr>
+              <w:t>status</w:t>
+            </w:r>
+          </w:p>
+        </w:tc>
+        <w:tc>
+          <w:tcPr>
+            <w:tcW w:type="dxa" w:w="3024"/>
+          </w:tcPr>
+          <w:p>
+            <w:r>
+              <w:rPr>
+                <w:rFonts w:ascii="Times New Roman" w:hAnsi="Times New Roman"/>
+                <w:b w:val="0"/>
+                <w:sz w:val="20"/>
+              </w:rPr>
+              <w:t>VARCHAR(30), DEFAULT 'active'</w:t>
+            </w:r>
+          </w:p>
+        </w:tc>
+        <w:tc>
+          <w:tcPr>
+            <w:tcW w:type="dxa" w:w="3024"/>
+          </w:tcPr>
+          <w:p>
+            <w:r>
+              <w:rPr>
+                <w:rFonts w:ascii="Times New Roman" w:hAnsi="Times New Roman"/>
+                <w:b w:val="0"/>
+                <w:sz w:val="20"/>
+              </w:rPr>
+              <w:t>Trạng thái hoạt động của thiết bị ('active', 'warning', 'inactive')</w:t>
+            </w:r>
+          </w:p>
+        </w:tc>
+      </w:tr>
+      <w:tr>
+        <w:tc>
+          <w:tcPr>
+            <w:tcW w:type="dxa" w:w="3024"/>
+          </w:tcPr>
+          <w:p>
+            <w:r>
+              <w:rPr>
+                <w:rFonts w:ascii="Times New Roman" w:hAnsi="Times New Roman"/>
+                <w:b w:val="0"/>
+                <w:sz w:val="20"/>
+              </w:rPr>
+              <w:t>last_reading</w:t>
+            </w:r>
+          </w:p>
+        </w:tc>
+        <w:tc>
+          <w:tcPr>
+            <w:tcW w:type="dxa" w:w="3024"/>
+          </w:tcPr>
+          <w:p>
+            <w:r>
+              <w:rPr>
+                <w:rFonts w:ascii="Times New Roman" w:hAnsi="Times New Roman"/>
+                <w:b w:val="0"/>
+                <w:sz w:val="20"/>
+              </w:rPr>
+              <w:t>DECIMAL(12,2), DEFAULT 0</w:t>
+            </w:r>
+          </w:p>
+        </w:tc>
+        <w:tc>
+          <w:tcPr>
+            <w:tcW w:type="dxa" w:w="3024"/>
+          </w:tcPr>
+          <w:p>
+            <w:r>
+              <w:rPr>
+                <w:rFonts w:ascii="Times New Roman" w:hAnsi="Times New Roman"/>
+                <w:b w:val="0"/>
+                <w:sz w:val="20"/>
+              </w:rPr>
+              <w:t>Chỉ số tiêu thụ lũy kế ghi nhận ở chu kỳ đo gần nhất</w:t>
+            </w:r>
+          </w:p>
+        </w:tc>
+      </w:tr>
+      <w:tr>
+        <w:tc>
+          <w:tcPr>
+            <w:tcW w:type="dxa" w:w="3024"/>
+          </w:tcPr>
+          <w:p>
+            <w:r>
+              <w:rPr>
+                <w:rFonts w:ascii="Times New Roman" w:hAnsi="Times New Roman"/>
+                <w:b w:val="0"/>
+                <w:sz w:val="20"/>
+              </w:rPr>
+              <w:t>last_seen_at</w:t>
+            </w:r>
+          </w:p>
+        </w:tc>
+        <w:tc>
+          <w:tcPr>
+            <w:tcW w:type="dxa" w:w="3024"/>
+          </w:tcPr>
+          <w:p>
+            <w:r>
+              <w:rPr>
+                <w:rFonts w:ascii="Times New Roman" w:hAnsi="Times New Roman"/>
+                <w:b w:val="0"/>
+                <w:sz w:val="20"/>
+              </w:rPr>
+              <w:t>DATETIME, NULL</w:t>
+            </w:r>
+          </w:p>
+        </w:tc>
+        <w:tc>
+          <w:tcPr>
+            <w:tcW w:type="dxa" w:w="3024"/>
+          </w:tcPr>
+          <w:p>
+            <w:r>
+              <w:rPr>
+                <w:rFonts w:ascii="Times New Roman" w:hAnsi="Times New Roman"/>
+                <w:b w:val="0"/>
+                <w:sz w:val="20"/>
+              </w:rPr>
+              <w:t>Thời điểm thiết bị gửi gói tin gần nhất (phục vụ cảnh báo Offline &gt; 3 phút)</w:t>
+            </w:r>
+          </w:p>
+        </w:tc>
+      </w:tr>
+      <w:tr>
+        <w:tc>
+          <w:tcPr>
+            <w:tcW w:type="dxa" w:w="3024"/>
+          </w:tcPr>
+          <w:p>
+            <w:r>
+              <w:rPr>
+                <w:rFonts w:ascii="Times New Roman" w:hAnsi="Times New Roman"/>
+                <w:b w:val="0"/>
+                <w:sz w:val="20"/>
+              </w:rPr>
+              <w:t>firmware_version</w:t>
+            </w:r>
+          </w:p>
+        </w:tc>
+        <w:tc>
+          <w:tcPr>
+            <w:tcW w:type="dxa" w:w="3024"/>
+          </w:tcPr>
+          <w:p>
+            <w:r>
+              <w:rPr>
+                <w:rFonts w:ascii="Times New Roman" w:hAnsi="Times New Roman"/>
+                <w:b w:val="0"/>
+                <w:sz w:val="20"/>
+              </w:rPr>
+              <w:t>VARCHAR(50), NULL</w:t>
+            </w:r>
+          </w:p>
+        </w:tc>
+        <w:tc>
+          <w:tcPr>
+            <w:tcW w:type="dxa" w:w="3024"/>
+          </w:tcPr>
+          <w:p>
+            <w:r>
+              <w:rPr>
+                <w:rFonts w:ascii="Times New Roman" w:hAnsi="Times New Roman"/>
+                <w:b w:val="0"/>
+                <w:sz w:val="20"/>
+              </w:rPr>
+              <w:t>Phiên bản phần mềm nhúng (Firmware) cài đặt trên vi điều khiển</w:t>
+            </w:r>
+          </w:p>
+        </w:tc>
+      </w:tr>
+    </w:tbl>
+    <w:p>
+      <w:pPr/>
+      <w:r>
+        <w:t>Bảng 20b: Mô tả cấu trúc bảng IotMeterTelemetries (Gói tin dữ liệu đo đạc thời gian thực)</w:t>
+      </w:r>
+    </w:p>
+    <w:tbl>
+      <w:tblPr>
+        <w:tblStyle w:val="LiBang"/>
+        <w:tblW w:type="auto" w:w="0"/>
+        <w:tblLook w:firstColumn="1" w:firstRow="1" w:lastColumn="0" w:lastRow="0" w:noHBand="0" w:noVBand="1" w:val="04A0"/>
+      </w:tblPr>
+      <w:tblGrid>
+        <w:gridCol w:w="3024"/>
+        <w:gridCol w:w="3024"/>
+        <w:gridCol w:w="3024"/>
+      </w:tblGrid>
+      <w:tr>
+        <w:tc>
+          <w:tcPr>
+            <w:tcW w:type="dxa" w:w="3024"/>
+            <w:shd w:fill="EAEAEA"/>
+          </w:tcPr>
+          <w:p>
+            <w:r>
+              <w:rPr>
+                <w:rFonts w:ascii="Times New Roman" w:hAnsi="Times New Roman"/>
+                <w:b/>
+                <w:sz w:val="20"/>
+              </w:rPr>
+              <w:t>Tên Trường</w:t>
+            </w:r>
+          </w:p>
+        </w:tc>
+        <w:tc>
+          <w:tcPr>
+            <w:tcW w:type="dxa" w:w="3024"/>
+            <w:shd w:fill="EAEAEA"/>
+          </w:tcPr>
+          <w:p>
+            <w:r>
+              <w:rPr>
+                <w:rFonts w:ascii="Times New Roman" w:hAnsi="Times New Roman"/>
+                <w:b/>
+                <w:sz w:val="20"/>
+              </w:rPr>
+              <w:t>Kiểu Dữ Liệu</w:t>
+            </w:r>
+          </w:p>
+        </w:tc>
+        <w:tc>
+          <w:tcPr>
+            <w:tcW w:type="dxa" w:w="3024"/>
+            <w:shd w:fill="EAEAEA"/>
+          </w:tcPr>
+          <w:p>
+            <w:r>
+              <w:rPr>
+                <w:rFonts w:ascii="Times New Roman" w:hAnsi="Times New Roman"/>
+                <w:b/>
+                <w:sz w:val="20"/>
+              </w:rPr>
+              <w:t>Mô Tả Chi Tiết</w:t>
+            </w:r>
+          </w:p>
+        </w:tc>
+      </w:tr>
+      <w:tr>
+        <w:tc>
+          <w:tcPr>
+            <w:tcW w:type="dxa" w:w="3024"/>
+          </w:tcPr>
+          <w:p>
+            <w:r>
+              <w:rPr>
+                <w:rFonts w:ascii="Times New Roman" w:hAnsi="Times New Roman"/>
+                <w:b w:val="0"/>
+                <w:sz w:val="20"/>
+              </w:rPr>
+              <w:t>id</w:t>
+            </w:r>
+          </w:p>
+        </w:tc>
+        <w:tc>
+          <w:tcPr>
+            <w:tcW w:type="dxa" w:w="3024"/>
+          </w:tcPr>
+          <w:p>
+            <w:r>
+              <w:rPr>
+                <w:rFonts w:ascii="Times New Roman" w:hAnsi="Times New Roman"/>
+                <w:b w:val="0"/>
+                <w:sz w:val="20"/>
+              </w:rPr>
+              <w:t>BIGINT, PRIMARY KEY, AUTO_INCREMENT</w:t>
+            </w:r>
+          </w:p>
+        </w:tc>
+        <w:tc>
+          <w:tcPr>
+            <w:tcW w:type="dxa" w:w="3024"/>
+          </w:tcPr>
+          <w:p>
+            <w:r>
+              <w:rPr>
+                <w:rFonts w:ascii="Times New Roman" w:hAnsi="Times New Roman"/>
+                <w:b w:val="0"/>
+                <w:sz w:val="20"/>
+              </w:rPr>
+              <w:t>Mã định danh gói tin telemetry</w:t>
+            </w:r>
+          </w:p>
+        </w:tc>
+      </w:tr>
+      <w:tr>
+        <w:tc>
+          <w:tcPr>
+            <w:tcW w:type="dxa" w:w="3024"/>
+          </w:tcPr>
+          <w:p>
+            <w:r>
+              <w:rPr>
+                <w:rFonts w:ascii="Times New Roman" w:hAnsi="Times New Roman"/>
+                <w:b w:val="0"/>
+                <w:sz w:val="20"/>
+              </w:rPr>
+              <w:t>iot_device_id</w:t>
+            </w:r>
+          </w:p>
+        </w:tc>
+        <w:tc>
+          <w:tcPr>
+            <w:tcW w:type="dxa" w:w="3024"/>
+          </w:tcPr>
+          <w:p>
+            <w:r>
+              <w:rPr>
+                <w:rFonts w:ascii="Times New Roman" w:hAnsi="Times New Roman"/>
+                <w:b w:val="0"/>
+                <w:sz w:val="20"/>
+              </w:rPr>
+              <w:t>BIGINT, UNSIGNED, FOREIGN KEY</w:t>
+            </w:r>
+          </w:p>
+        </w:tc>
+        <w:tc>
+          <w:tcPr>
+            <w:tcW w:type="dxa" w:w="3024"/>
+          </w:tcPr>
+          <w:p>
+            <w:r>
+              <w:rPr>
+                <w:rFonts w:ascii="Times New Roman" w:hAnsi="Times New Roman"/>
+                <w:b w:val="0"/>
+                <w:sz w:val="20"/>
+              </w:rPr>
+              <w:t>Khóa ngoại liên kết thiết bị công tơ đo lường (iot_devices.id)</w:t>
+            </w:r>
+          </w:p>
+        </w:tc>
+      </w:tr>
+      <w:tr>
+        <w:tc>
+          <w:tcPr>
+            <w:tcW w:type="dxa" w:w="3024"/>
+          </w:tcPr>
+          <w:p>
+            <w:r>
+              <w:rPr>
+                <w:rFonts w:ascii="Times New Roman" w:hAnsi="Times New Roman"/>
+                <w:b w:val="0"/>
+                <w:sz w:val="20"/>
+              </w:rPr>
+              <w:t>room_id</w:t>
+            </w:r>
+          </w:p>
+        </w:tc>
+        <w:tc>
+          <w:tcPr>
+            <w:tcW w:type="dxa" w:w="3024"/>
+          </w:tcPr>
+          <w:p>
+            <w:r>
+              <w:rPr>
+                <w:rFonts w:ascii="Times New Roman" w:hAnsi="Times New Roman"/>
+                <w:b w:val="0"/>
+                <w:sz w:val="20"/>
+              </w:rPr>
+              <w:t>BIGINT, UNSIGNED, FOREIGN KEY</w:t>
+            </w:r>
+          </w:p>
+        </w:tc>
+        <w:tc>
+          <w:tcPr>
+            <w:tcW w:type="dxa" w:w="3024"/>
+          </w:tcPr>
+          <w:p>
+            <w:r>
+              <w:rPr>
+                <w:rFonts w:ascii="Times New Roman" w:hAnsi="Times New Roman"/>
+                <w:b w:val="0"/>
+                <w:sz w:val="20"/>
+              </w:rPr>
+              <w:t>Khóa ngoại liên kết phòng lưu trú (rooms.id)</w:t>
+            </w:r>
+          </w:p>
+        </w:tc>
+      </w:tr>
+      <w:tr>
+        <w:tc>
+          <w:tcPr>
+            <w:tcW w:type="dxa" w:w="3024"/>
+          </w:tcPr>
+          <w:p>
+            <w:r>
+              <w:rPr>
+                <w:rFonts w:ascii="Times New Roman" w:hAnsi="Times New Roman"/>
+                <w:b w:val="0"/>
+                <w:sz w:val="20"/>
+              </w:rPr>
+              <w:t>meter_type</w:t>
+            </w:r>
+          </w:p>
+        </w:tc>
+        <w:tc>
+          <w:tcPr>
+            <w:tcW w:type="dxa" w:w="3024"/>
+          </w:tcPr>
+          <w:p>
+            <w:r>
+              <w:rPr>
+                <w:rFonts w:ascii="Times New Roman" w:hAnsi="Times New Roman"/>
+                <w:b w:val="0"/>
+                <w:sz w:val="20"/>
+              </w:rPr>
+              <w:t>ENUM('electricity', 'water')</w:t>
+            </w:r>
+          </w:p>
+        </w:tc>
+        <w:tc>
+          <w:tcPr>
+            <w:tcW w:type="dxa" w:w="3024"/>
+          </w:tcPr>
+          <w:p>
+            <w:r>
+              <w:rPr>
+                <w:rFonts w:ascii="Times New Roman" w:hAnsi="Times New Roman"/>
+                <w:b w:val="0"/>
+                <w:sz w:val="20"/>
+              </w:rPr>
+              <w:t>Loại công tơ (điện / nước)</w:t>
+            </w:r>
+          </w:p>
+        </w:tc>
+      </w:tr>
+      <w:tr>
+        <w:tc>
+          <w:tcPr>
+            <w:tcW w:type="dxa" w:w="3024"/>
+          </w:tcPr>
+          <w:p>
+            <w:r>
+              <w:rPr>
+                <w:rFonts w:ascii="Times New Roman" w:hAnsi="Times New Roman"/>
+                <w:b w:val="0"/>
+                <w:sz w:val="20"/>
+              </w:rPr>
+              <w:t>reading</w:t>
+            </w:r>
+          </w:p>
+        </w:tc>
+        <w:tc>
+          <w:tcPr>
+            <w:tcW w:type="dxa" w:w="3024"/>
+          </w:tcPr>
+          <w:p>
+            <w:r>
+              <w:rPr>
+                <w:rFonts w:ascii="Times New Roman" w:hAnsi="Times New Roman"/>
+                <w:b w:val="0"/>
+                <w:sz w:val="20"/>
+              </w:rPr>
+              <w:t>DECIMAL(12,2)</w:t>
+            </w:r>
+          </w:p>
+        </w:tc>
+        <w:tc>
+          <w:tcPr>
+            <w:tcW w:type="dxa" w:w="3024"/>
+          </w:tcPr>
+          <w:p>
+            <w:r>
+              <w:rPr>
+                <w:rFonts w:ascii="Times New Roman" w:hAnsi="Times New Roman"/>
+                <w:b w:val="0"/>
+                <w:sz w:val="20"/>
+              </w:rPr>
+              <w:t>Chỉ số tiêu thụ lũy kế tức thời tại thời điểm đo (kWh hoặc m³)</w:t>
+            </w:r>
+          </w:p>
+        </w:tc>
+      </w:tr>
+      <w:tr>
+        <w:tc>
+          <w:tcPr>
+            <w:tcW w:type="dxa" w:w="3024"/>
+          </w:tcPr>
+          <w:p>
+            <w:r>
+              <w:rPr>
+                <w:rFonts w:ascii="Times New Roman" w:hAnsi="Times New Roman"/>
+                <w:b w:val="0"/>
+                <w:sz w:val="20"/>
+              </w:rPr>
+              <w:t>voltage</w:t>
+            </w:r>
+          </w:p>
+        </w:tc>
+        <w:tc>
+          <w:tcPr>
+            <w:tcW w:type="dxa" w:w="3024"/>
+          </w:tcPr>
+          <w:p>
+            <w:r>
+              <w:rPr>
+                <w:rFonts w:ascii="Times New Roman" w:hAnsi="Times New Roman"/>
+                <w:b w:val="0"/>
+                <w:sz w:val="20"/>
+              </w:rPr>
+              <w:t>DECIMAL(8,2), NULL</w:t>
+            </w:r>
+          </w:p>
+        </w:tc>
+        <w:tc>
+          <w:tcPr>
+            <w:tcW w:type="dxa" w:w="3024"/>
+          </w:tcPr>
+          <w:p>
+            <w:r>
+              <w:rPr>
+                <w:rFonts w:ascii="Times New Roman" w:hAnsi="Times New Roman"/>
+                <w:b w:val="0"/>
+                <w:sz w:val="20"/>
+              </w:rPr>
+              <w:t>Điện áp tức thời đo được trên đường dây (Vôn - V)</w:t>
+            </w:r>
+          </w:p>
+        </w:tc>
+      </w:tr>
+      <w:tr>
+        <w:tc>
+          <w:tcPr>
+            <w:tcW w:type="dxa" w:w="3024"/>
+          </w:tcPr>
+          <w:p>
+            <w:r>
+              <w:rPr>
+                <w:rFonts w:ascii="Times New Roman" w:hAnsi="Times New Roman"/>
+                <w:b w:val="0"/>
+                <w:sz w:val="20"/>
+              </w:rPr>
+              <w:t>current</w:t>
+            </w:r>
+          </w:p>
+        </w:tc>
+        <w:tc>
+          <w:tcPr>
+            <w:tcW w:type="dxa" w:w="3024"/>
+          </w:tcPr>
+          <w:p>
+            <w:r>
+              <w:rPr>
+                <w:rFonts w:ascii="Times New Roman" w:hAnsi="Times New Roman"/>
+                <w:b w:val="0"/>
+                <w:sz w:val="20"/>
+              </w:rPr>
+              <w:t>DECIMAL(8,3), NULL</w:t>
+            </w:r>
+          </w:p>
+        </w:tc>
+        <w:tc>
+          <w:tcPr>
+            <w:tcW w:type="dxa" w:w="3024"/>
+          </w:tcPr>
+          <w:p>
+            <w:r>
+              <w:rPr>
+                <w:rFonts w:ascii="Times New Roman" w:hAnsi="Times New Roman"/>
+                <w:b w:val="0"/>
+                <w:sz w:val="20"/>
+              </w:rPr>
+              <w:t>Cường độ dòng điện tiêu thụ (Ampe - A)</w:t>
+            </w:r>
+          </w:p>
+        </w:tc>
+      </w:tr>
+      <w:tr>
+        <w:tc>
+          <w:tcPr>
+            <w:tcW w:type="dxa" w:w="3024"/>
+          </w:tcPr>
+          <w:p>
+            <w:r>
+              <w:rPr>
+                <w:rFonts w:ascii="Times New Roman" w:hAnsi="Times New Roman"/>
+                <w:b w:val="0"/>
+                <w:sz w:val="20"/>
+              </w:rPr>
+              <w:t>power</w:t>
+            </w:r>
+          </w:p>
+        </w:tc>
+        <w:tc>
+          <w:tcPr>
+            <w:tcW w:type="dxa" w:w="3024"/>
+          </w:tcPr>
+          <w:p>
+            <w:r>
+              <w:rPr>
+                <w:rFonts w:ascii="Times New Roman" w:hAnsi="Times New Roman"/>
+                <w:b w:val="0"/>
+                <w:sz w:val="20"/>
+              </w:rPr>
+              <w:t>DECIMAL(10,2), NULL</w:t>
+            </w:r>
+          </w:p>
+        </w:tc>
+        <w:tc>
+          <w:tcPr>
+            <w:tcW w:type="dxa" w:w="3024"/>
+          </w:tcPr>
+          <w:p>
+            <w:r>
+              <w:rPr>
+                <w:rFonts w:ascii="Times New Roman" w:hAnsi="Times New Roman"/>
+                <w:b w:val="0"/>
+                <w:sz w:val="20"/>
+              </w:rPr>
+              <w:t>Công suất tiêu thụ tức thời của phòng (Watt / Kilowatt - kW)</w:t>
+            </w:r>
+          </w:p>
+        </w:tc>
+      </w:tr>
+      <w:tr>
+        <w:tc>
+          <w:tcPr>
+            <w:tcW w:type="dxa" w:w="3024"/>
+          </w:tcPr>
+          <w:p>
+            <w:r>
+              <w:rPr>
+                <w:rFonts w:ascii="Times New Roman" w:hAnsi="Times New Roman"/>
+                <w:b w:val="0"/>
+                <w:sz w:val="20"/>
+              </w:rPr>
+              <w:t>flow_rate</w:t>
+            </w:r>
+          </w:p>
+        </w:tc>
+        <w:tc>
+          <w:tcPr>
+            <w:tcW w:type="dxa" w:w="3024"/>
+          </w:tcPr>
+          <w:p>
+            <w:r>
+              <w:rPr>
+                <w:rFonts w:ascii="Times New Roman" w:hAnsi="Times New Roman"/>
+                <w:b w:val="0"/>
+                <w:sz w:val="20"/>
+              </w:rPr>
+              <w:t>DECIMAL(10,3), NULL</w:t>
+            </w:r>
+          </w:p>
+        </w:tc>
+        <w:tc>
+          <w:tcPr>
+            <w:tcW w:type="dxa" w:w="3024"/>
+          </w:tcPr>
+          <w:p>
+            <w:r>
+              <w:rPr>
+                <w:rFonts w:ascii="Times New Roman" w:hAnsi="Times New Roman"/>
+                <w:b w:val="0"/>
+                <w:sz w:val="20"/>
+              </w:rPr>
+              <w:t>Lưu lượng dòng chảy nước tức thời (m³/h hoặc lít/phút)</w:t>
+            </w:r>
+          </w:p>
+        </w:tc>
+      </w:tr>
+      <w:tr>
+        <w:tc>
+          <w:tcPr>
+            <w:tcW w:type="dxa" w:w="3024"/>
+          </w:tcPr>
+          <w:p>
+            <w:r>
+              <w:rPr>
+                <w:rFonts w:ascii="Times New Roman" w:hAnsi="Times New Roman"/>
+                <w:b w:val="0"/>
+                <w:sz w:val="20"/>
+              </w:rPr>
+              <w:t>signal_quality</w:t>
+            </w:r>
+          </w:p>
+        </w:tc>
+        <w:tc>
+          <w:tcPr>
+            <w:tcW w:type="dxa" w:w="3024"/>
+          </w:tcPr>
+          <w:p>
+            <w:r>
+              <w:rPr>
+                <w:rFonts w:ascii="Times New Roman" w:hAnsi="Times New Roman"/>
+                <w:b w:val="0"/>
+                <w:sz w:val="20"/>
+              </w:rPr>
+              <w:t>INTEGER, NULL</w:t>
+            </w:r>
+          </w:p>
+        </w:tc>
+        <w:tc>
+          <w:tcPr>
+            <w:tcW w:type="dxa" w:w="3024"/>
+          </w:tcPr>
+          <w:p>
+            <w:r>
+              <w:rPr>
+                <w:rFonts w:ascii="Times New Roman" w:hAnsi="Times New Roman"/>
+                <w:b w:val="0"/>
+                <w:sz w:val="20"/>
+              </w:rPr>
+              <w:t>Chỉ số chất lượng sóng vô tuyến thu phát (RSSI / CSQ)</w:t>
+            </w:r>
+          </w:p>
+        </w:tc>
+      </w:tr>
+      <w:tr>
+        <w:tc>
+          <w:tcPr>
+            <w:tcW w:type="dxa" w:w="3024"/>
+          </w:tcPr>
+          <w:p>
+            <w:r>
+              <w:rPr>
+                <w:rFonts w:ascii="Times New Roman" w:hAnsi="Times New Roman"/>
+                <w:b w:val="0"/>
+                <w:sz w:val="20"/>
+              </w:rPr>
+              <w:t>battery_level</w:t>
+            </w:r>
+          </w:p>
+        </w:tc>
+        <w:tc>
+          <w:tcPr>
+            <w:tcW w:type="dxa" w:w="3024"/>
+          </w:tcPr>
+          <w:p>
+            <w:r>
+              <w:rPr>
+                <w:rFonts w:ascii="Times New Roman" w:hAnsi="Times New Roman"/>
+                <w:b w:val="0"/>
+                <w:sz w:val="20"/>
+              </w:rPr>
+              <w:t>INTEGER, NULL</w:t>
+            </w:r>
+          </w:p>
+        </w:tc>
+        <w:tc>
+          <w:tcPr>
+            <w:tcW w:type="dxa" w:w="3024"/>
+          </w:tcPr>
+          <w:p>
+            <w:r>
+              <w:rPr>
+                <w:rFonts w:ascii="Times New Roman" w:hAnsi="Times New Roman"/>
+                <w:b w:val="0"/>
+                <w:sz w:val="20"/>
+              </w:rPr>
+              <w:t>Mức dung lượng pin dự phòng của cảm biến (0 - 100%)</w:t>
+            </w:r>
+          </w:p>
+        </w:tc>
+      </w:tr>
+      <w:tr>
+        <w:tc>
+          <w:tcPr>
+            <w:tcW w:type="dxa" w:w="3024"/>
+          </w:tcPr>
+          <w:p>
+            <w:r>
+              <w:rPr>
+                <w:rFonts w:ascii="Times New Roman" w:hAnsi="Times New Roman"/>
+                <w:b w:val="0"/>
+                <w:sz w:val="20"/>
+              </w:rPr>
+              <w:t>recorded_at</w:t>
+            </w:r>
+          </w:p>
+        </w:tc>
+        <w:tc>
+          <w:tcPr>
+            <w:tcW w:type="dxa" w:w="3024"/>
+          </w:tcPr>
+          <w:p>
+            <w:r>
+              <w:rPr>
+                <w:rFonts w:ascii="Times New Roman" w:hAnsi="Times New Roman"/>
+                <w:b w:val="0"/>
+                <w:sz w:val="20"/>
+              </w:rPr>
+              <w:t>DATETIME</w:t>
+            </w:r>
+          </w:p>
+        </w:tc>
+        <w:tc>
+          <w:tcPr>
+            <w:tcW w:type="dxa" w:w="3024"/>
+          </w:tcPr>
+          <w:p>
+            <w:r>
+              <w:rPr>
+                <w:rFonts w:ascii="Times New Roman" w:hAnsi="Times New Roman"/>
+                <w:b w:val="0"/>
+                <w:sz w:val="20"/>
+              </w:rPr>
+              <w:t>Thời điểm thiết bị ghi nhận dữ liệu đo lường tại hiện trường</w:t>
+            </w:r>
+          </w:p>
+        </w:tc>
+      </w:tr>
+    </w:tbl>
+    <w:p>
+      <w:pPr>
+        <w:pStyle w:val="u3"/>
+      </w:pPr>
+      <w:r>
+        <w:t>l. Bảng ElectronicInvoices (Hóa đơn điện tử chuẩn CQT Nghị định 123/2020/NĐ-CP)</w:t>
+      </w:r>
+    </w:p>
+    <w:p>
+      <w:pPr/>
+      <w:r>
+        <w:t>Lưu trữ toàn bộ thông tin hóa đơn điện tử hợp pháp được phát hành tự động khi cư dân hoàn tất thanh toán tiền phòng/tiện ích, bao gồm mã Cơ quan Thuế (CQT), chuỗi ký số XML, bản thể hiện PDF và nhật ký truyền nhận với cổng Thuế.</w:t>
+      </w:r>
+    </w:p>
+    <w:p>
+      <w:pPr/>
+      <w:r>
+        <w:t>Bảng 20c: Mô tả cấu trúc bảng ElectronicInvoices (Hóa đơn điện tử CQT)</w:t>
+      </w:r>
+    </w:p>
+    <w:tbl>
+      <w:tblPr>
+        <w:tblStyle w:val="LiBang"/>
+        <w:tblW w:type="auto" w:w="0"/>
+        <w:tblLook w:firstColumn="1" w:firstRow="1" w:lastColumn="0" w:lastRow="0" w:noHBand="0" w:noVBand="1" w:val="04A0"/>
+      </w:tblPr>
+      <w:tblGrid>
+        <w:gridCol w:w="3024"/>
+        <w:gridCol w:w="3024"/>
+        <w:gridCol w:w="3024"/>
+      </w:tblGrid>
+      <w:tr>
+        <w:tc>
+          <w:tcPr>
+            <w:tcW w:type="dxa" w:w="3024"/>
+            <w:shd w:fill="EAEAEA"/>
+          </w:tcPr>
+          <w:p>
+            <w:r>
+              <w:rPr>
+                <w:rFonts w:ascii="Times New Roman" w:hAnsi="Times New Roman"/>
+                <w:b/>
+                <w:sz w:val="20"/>
+              </w:rPr>
+              <w:t>Tên Trường</w:t>
+            </w:r>
+          </w:p>
+        </w:tc>
+        <w:tc>
+          <w:tcPr>
+            <w:tcW w:type="dxa" w:w="3024"/>
+            <w:shd w:fill="EAEAEA"/>
+          </w:tcPr>
+          <w:p>
+            <w:r>
+              <w:rPr>
+                <w:rFonts w:ascii="Times New Roman" w:hAnsi="Times New Roman"/>
+                <w:b/>
+                <w:sz w:val="20"/>
+              </w:rPr>
+              <w:t>Kiểu Dữ Liệu</w:t>
+            </w:r>
+          </w:p>
+        </w:tc>
+        <w:tc>
+          <w:tcPr>
+            <w:tcW w:type="dxa" w:w="3024"/>
+            <w:shd w:fill="EAEAEA"/>
+          </w:tcPr>
+          <w:p>
+            <w:r>
+              <w:rPr>
+                <w:rFonts w:ascii="Times New Roman" w:hAnsi="Times New Roman"/>
+                <w:b/>
+                <w:sz w:val="20"/>
+              </w:rPr>
+              <w:t>Mô Tả Chi Tiết</w:t>
+            </w:r>
+          </w:p>
+        </w:tc>
+      </w:tr>
+      <w:tr>
+        <w:tc>
+          <w:tcPr>
+            <w:tcW w:type="dxa" w:w="3024"/>
+          </w:tcPr>
+          <w:p>
+            <w:r>
+              <w:rPr>
+                <w:rFonts w:ascii="Times New Roman" w:hAnsi="Times New Roman"/>
+                <w:b w:val="0"/>
+                <w:sz w:val="20"/>
+              </w:rPr>
+              <w:t>id</w:t>
+            </w:r>
+          </w:p>
+        </w:tc>
+        <w:tc>
+          <w:tcPr>
+            <w:tcW w:type="dxa" w:w="3024"/>
+          </w:tcPr>
+          <w:p>
+            <w:r>
+              <w:rPr>
+                <w:rFonts w:ascii="Times New Roman" w:hAnsi="Times New Roman"/>
+                <w:b w:val="0"/>
+                <w:sz w:val="20"/>
+              </w:rPr>
+              <w:t>BIGINT, PRIMARY KEY, AUTO_INCREMENT</w:t>
+            </w:r>
+          </w:p>
+        </w:tc>
+        <w:tc>
+          <w:tcPr>
+            <w:tcW w:type="dxa" w:w="3024"/>
+          </w:tcPr>
+          <w:p>
+            <w:r>
+              <w:rPr>
+                <w:rFonts w:ascii="Times New Roman" w:hAnsi="Times New Roman"/>
+                <w:b w:val="0"/>
+                <w:sz w:val="20"/>
+              </w:rPr>
+              <w:t>Mã định danh hóa đơn điện tử</w:t>
+            </w:r>
+          </w:p>
+        </w:tc>
+      </w:tr>
+      <w:tr>
+        <w:tc>
+          <w:tcPr>
+            <w:tcW w:type="dxa" w:w="3024"/>
+          </w:tcPr>
+          <w:p>
+            <w:r>
+              <w:rPr>
+                <w:rFonts w:ascii="Times New Roman" w:hAnsi="Times New Roman"/>
+                <w:b w:val="0"/>
+                <w:sz w:val="20"/>
+              </w:rPr>
+              <w:t>tenant_id</w:t>
+            </w:r>
+          </w:p>
+        </w:tc>
+        <w:tc>
+          <w:tcPr>
+            <w:tcW w:type="dxa" w:w="3024"/>
+          </w:tcPr>
+          <w:p>
+            <w:r>
+              <w:rPr>
+                <w:rFonts w:ascii="Times New Roman" w:hAnsi="Times New Roman"/>
+                <w:b w:val="0"/>
+                <w:sz w:val="20"/>
+              </w:rPr>
+              <w:t>BIGINT, UNSIGNED, FOREIGN KEY</w:t>
+            </w:r>
+          </w:p>
+        </w:tc>
+        <w:tc>
+          <w:tcPr>
+            <w:tcW w:type="dxa" w:w="3024"/>
+          </w:tcPr>
+          <w:p>
+            <w:r>
+              <w:rPr>
+                <w:rFonts w:ascii="Times New Roman" w:hAnsi="Times New Roman"/>
+                <w:b w:val="0"/>
+                <w:sz w:val="20"/>
+              </w:rPr>
+              <w:t>Khóa ngoại liên kết chủ cơ sở lưu trú (tenants.id)</w:t>
+            </w:r>
+          </w:p>
+        </w:tc>
+      </w:tr>
+      <w:tr>
+        <w:tc>
+          <w:tcPr>
+            <w:tcW w:type="dxa" w:w="3024"/>
+          </w:tcPr>
+          <w:p>
+            <w:r>
+              <w:rPr>
+                <w:rFonts w:ascii="Times New Roman" w:hAnsi="Times New Roman"/>
+                <w:b w:val="0"/>
+                <w:sz w:val="20"/>
+              </w:rPr>
+              <w:t>bill_id</w:t>
+            </w:r>
+          </w:p>
+        </w:tc>
+        <w:tc>
+          <w:tcPr>
+            <w:tcW w:type="dxa" w:w="3024"/>
+          </w:tcPr>
+          <w:p>
+            <w:r>
+              <w:rPr>
+                <w:rFonts w:ascii="Times New Roman" w:hAnsi="Times New Roman"/>
+                <w:b w:val="0"/>
+                <w:sz w:val="20"/>
+              </w:rPr>
+              <w:t>BIGINT, UNSIGNED, FOREIGN KEY, UNIQUE</w:t>
+            </w:r>
+          </w:p>
+        </w:tc>
+        <w:tc>
+          <w:tcPr>
+            <w:tcW w:type="dxa" w:w="3024"/>
+          </w:tcPr>
+          <w:p>
+            <w:r>
+              <w:rPr>
+                <w:rFonts w:ascii="Times New Roman" w:hAnsi="Times New Roman"/>
+                <w:b w:val="0"/>
+                <w:sz w:val="20"/>
+              </w:rPr>
+              <w:t>Khóa ngoại duy nhất liên kết hóa đơn tiền phòng/dịch vụ (bills.id)</w:t>
+            </w:r>
+          </w:p>
+        </w:tc>
+      </w:tr>
+      <w:tr>
+        <w:tc>
+          <w:tcPr>
+            <w:tcW w:type="dxa" w:w="3024"/>
+          </w:tcPr>
+          <w:p>
+            <w:r>
+              <w:rPr>
+                <w:rFonts w:ascii="Times New Roman" w:hAnsi="Times New Roman"/>
+                <w:b w:val="0"/>
+                <w:sz w:val="20"/>
+              </w:rPr>
+              <w:t>invoice_template</w:t>
+            </w:r>
+          </w:p>
+        </w:tc>
+        <w:tc>
+          <w:tcPr>
+            <w:tcW w:type="dxa" w:w="3024"/>
+          </w:tcPr>
+          <w:p>
+            <w:r>
+              <w:rPr>
+                <w:rFonts w:ascii="Times New Roman" w:hAnsi="Times New Roman"/>
+                <w:b w:val="0"/>
+                <w:sz w:val="20"/>
+              </w:rPr>
+              <w:t>VARCHAR(20)</w:t>
+            </w:r>
+          </w:p>
+        </w:tc>
+        <w:tc>
+          <w:tcPr>
+            <w:tcW w:type="dxa" w:w="3024"/>
+          </w:tcPr>
+          <w:p>
+            <w:r>
+              <w:rPr>
+                <w:rFonts w:ascii="Times New Roman" w:hAnsi="Times New Roman"/>
+                <w:b w:val="0"/>
+                <w:sz w:val="20"/>
+              </w:rPr>
+              <w:t>Ký hiệu mẫu số hóa đơn (vd: 1/001, C26TAA)</w:t>
+            </w:r>
+          </w:p>
+        </w:tc>
+      </w:tr>
+      <w:tr>
+        <w:tc>
+          <w:tcPr>
+            <w:tcW w:type="dxa" w:w="3024"/>
+          </w:tcPr>
+          <w:p>
+            <w:r>
+              <w:rPr>
+                <w:rFonts w:ascii="Times New Roman" w:hAnsi="Times New Roman"/>
+                <w:b w:val="0"/>
+                <w:sz w:val="20"/>
+              </w:rPr>
+              <w:t>invoice_series</w:t>
+            </w:r>
+          </w:p>
+        </w:tc>
+        <w:tc>
+          <w:tcPr>
+            <w:tcW w:type="dxa" w:w="3024"/>
+          </w:tcPr>
+          <w:p>
+            <w:r>
+              <w:rPr>
+                <w:rFonts w:ascii="Times New Roman" w:hAnsi="Times New Roman"/>
+                <w:b w:val="0"/>
+                <w:sz w:val="20"/>
+              </w:rPr>
+              <w:t>VARCHAR(20)</w:t>
+            </w:r>
+          </w:p>
+        </w:tc>
+        <w:tc>
+          <w:tcPr>
+            <w:tcW w:type="dxa" w:w="3024"/>
+          </w:tcPr>
+          <w:p>
+            <w:r>
+              <w:rPr>
+                <w:rFonts w:ascii="Times New Roman" w:hAnsi="Times New Roman"/>
+                <w:b w:val="0"/>
+                <w:sz w:val="20"/>
+              </w:rPr>
+              <w:t>Ký hiệu sê-ri hóa đơn điện tử theo quy chuẩn Thông tư 78</w:t>
+            </w:r>
+          </w:p>
+        </w:tc>
+      </w:tr>
+      <w:tr>
+        <w:tc>
+          <w:tcPr>
+            <w:tcW w:type="dxa" w:w="3024"/>
+          </w:tcPr>
+          <w:p>
+            <w:r>
+              <w:rPr>
+                <w:rFonts w:ascii="Times New Roman" w:hAnsi="Times New Roman"/>
+                <w:b w:val="0"/>
+                <w:sz w:val="20"/>
+              </w:rPr>
+              <w:t>invoice_number</w:t>
+            </w:r>
+          </w:p>
+        </w:tc>
+        <w:tc>
+          <w:tcPr>
+            <w:tcW w:type="dxa" w:w="3024"/>
+          </w:tcPr>
+          <w:p>
+            <w:r>
+              <w:rPr>
+                <w:rFonts w:ascii="Times New Roman" w:hAnsi="Times New Roman"/>
+                <w:b w:val="0"/>
+                <w:sz w:val="20"/>
+              </w:rPr>
+              <w:t>VARCHAR(20)</w:t>
+            </w:r>
+          </w:p>
+        </w:tc>
+        <w:tc>
+          <w:tcPr>
+            <w:tcW w:type="dxa" w:w="3024"/>
+          </w:tcPr>
+          <w:p>
+            <w:r>
+              <w:rPr>
+                <w:rFonts w:ascii="Times New Roman" w:hAnsi="Times New Roman"/>
+                <w:b w:val="0"/>
+                <w:sz w:val="20"/>
+              </w:rPr>
+              <w:t>Số thứ tự hóa đơn điện tử được cấp tự động liên tục</w:t>
+            </w:r>
+          </w:p>
+        </w:tc>
+      </w:tr>
+      <w:tr>
+        <w:tc>
+          <w:tcPr>
+            <w:tcW w:type="dxa" w:w="3024"/>
+          </w:tcPr>
+          <w:p>
+            <w:r>
+              <w:rPr>
+                <w:rFonts w:ascii="Times New Roman" w:hAnsi="Times New Roman"/>
+                <w:b w:val="0"/>
+                <w:sz w:val="20"/>
+              </w:rPr>
+              <w:t>cqt_code</w:t>
+            </w:r>
+          </w:p>
+        </w:tc>
+        <w:tc>
+          <w:tcPr>
+            <w:tcW w:type="dxa" w:w="3024"/>
+          </w:tcPr>
+          <w:p>
+            <w:r>
+              <w:rPr>
+                <w:rFonts w:ascii="Times New Roman" w:hAnsi="Times New Roman"/>
+                <w:b w:val="0"/>
+                <w:sz w:val="20"/>
+              </w:rPr>
+              <w:t>VARCHAR(50), NULL</w:t>
+            </w:r>
+          </w:p>
+        </w:tc>
+        <w:tc>
+          <w:tcPr>
+            <w:tcW w:type="dxa" w:w="3024"/>
+          </w:tcPr>
+          <w:p>
+            <w:r>
+              <w:rPr>
+                <w:rFonts w:ascii="Times New Roman" w:hAnsi="Times New Roman"/>
+                <w:b w:val="0"/>
+                <w:sz w:val="20"/>
+              </w:rPr>
+              <w:t>Mã của Cơ quan Thuế cấp cho hóa đơn điện tử hợp lệ</w:t>
+            </w:r>
+          </w:p>
+        </w:tc>
+      </w:tr>
+      <w:tr>
+        <w:tc>
+          <w:tcPr>
+            <w:tcW w:type="dxa" w:w="3024"/>
+          </w:tcPr>
+          <w:p>
+            <w:r>
+              <w:rPr>
+                <w:rFonts w:ascii="Times New Roman" w:hAnsi="Times New Roman"/>
+                <w:b w:val="0"/>
+                <w:sz w:val="20"/>
+              </w:rPr>
+              <w:t>status</w:t>
+            </w:r>
+          </w:p>
+        </w:tc>
+        <w:tc>
+          <w:tcPr>
+            <w:tcW w:type="dxa" w:w="3024"/>
+          </w:tcPr>
+          <w:p>
+            <w:r>
+              <w:rPr>
+                <w:rFonts w:ascii="Times New Roman" w:hAnsi="Times New Roman"/>
+                <w:b w:val="0"/>
+                <w:sz w:val="20"/>
+              </w:rPr>
+              <w:t>VARCHAR(30)</w:t>
+            </w:r>
+          </w:p>
+        </w:tc>
+        <w:tc>
+          <w:tcPr>
+            <w:tcW w:type="dxa" w:w="3024"/>
+          </w:tcPr>
+          <w:p>
+            <w:r>
+              <w:rPr>
+                <w:rFonts w:ascii="Times New Roman" w:hAnsi="Times New Roman"/>
+                <w:b w:val="0"/>
+                <w:sz w:val="20"/>
+              </w:rPr>
+              <w:t>Trạng thái: 'draft', 'signed', 'cqt_approved', 'sent', 'canceled'</w:t>
+            </w:r>
+          </w:p>
+        </w:tc>
+      </w:tr>
+      <w:tr>
+        <w:tc>
+          <w:tcPr>
+            <w:tcW w:type="dxa" w:w="3024"/>
+          </w:tcPr>
+          <w:p>
+            <w:r>
+              <w:rPr>
+                <w:rFonts w:ascii="Times New Roman" w:hAnsi="Times New Roman"/>
+                <w:b w:val="0"/>
+                <w:sz w:val="20"/>
+              </w:rPr>
+              <w:t>buyer_tax_code</w:t>
+            </w:r>
+          </w:p>
+        </w:tc>
+        <w:tc>
+          <w:tcPr>
+            <w:tcW w:type="dxa" w:w="3024"/>
+          </w:tcPr>
+          <w:p>
+            <w:r>
+              <w:rPr>
+                <w:rFonts w:ascii="Times New Roman" w:hAnsi="Times New Roman"/>
+                <w:b w:val="0"/>
+                <w:sz w:val="20"/>
+              </w:rPr>
+              <w:t>VARCHAR(20), NULL</w:t>
+            </w:r>
+          </w:p>
+        </w:tc>
+        <w:tc>
+          <w:tcPr>
+            <w:tcW w:type="dxa" w:w="3024"/>
+          </w:tcPr>
+          <w:p>
+            <w:r>
+              <w:rPr>
+                <w:rFonts w:ascii="Times New Roman" w:hAnsi="Times New Roman"/>
+                <w:b w:val="0"/>
+                <w:sz w:val="20"/>
+              </w:rPr>
+              <w:t>Mã số thuế của cá nhân/doanh nghiệp thuê phòng (nếu có)</w:t>
+            </w:r>
+          </w:p>
+        </w:tc>
+      </w:tr>
+      <w:tr>
+        <w:tc>
+          <w:tcPr>
+            <w:tcW w:type="dxa" w:w="3024"/>
+          </w:tcPr>
+          <w:p>
+            <w:r>
+              <w:rPr>
+                <w:rFonts w:ascii="Times New Roman" w:hAnsi="Times New Roman"/>
+                <w:b w:val="0"/>
+                <w:sz w:val="20"/>
+              </w:rPr>
+              <w:t>buyer_id_card</w:t>
+            </w:r>
+          </w:p>
+        </w:tc>
+        <w:tc>
+          <w:tcPr>
+            <w:tcW w:type="dxa" w:w="3024"/>
+          </w:tcPr>
+          <w:p>
+            <w:r>
+              <w:rPr>
+                <w:rFonts w:ascii="Times New Roman" w:hAnsi="Times New Roman"/>
+                <w:b w:val="0"/>
+                <w:sz w:val="20"/>
+              </w:rPr>
+              <w:t>VARCHAR(30), NULL</w:t>
+            </w:r>
+          </w:p>
+        </w:tc>
+        <w:tc>
+          <w:tcPr>
+            <w:tcW w:type="dxa" w:w="3024"/>
+          </w:tcPr>
+          <w:p>
+            <w:r>
+              <w:rPr>
+                <w:rFonts w:ascii="Times New Roman" w:hAnsi="Times New Roman"/>
+                <w:b w:val="0"/>
+                <w:sz w:val="20"/>
+              </w:rPr>
+              <w:t>Số CCCD/Hộ chiếu người mua (được mã hóa AES-256-GCM)</w:t>
+            </w:r>
+          </w:p>
+        </w:tc>
+      </w:tr>
+      <w:tr>
+        <w:tc>
+          <w:tcPr>
+            <w:tcW w:type="dxa" w:w="3024"/>
+          </w:tcPr>
+          <w:p>
+            <w:r>
+              <w:rPr>
+                <w:rFonts w:ascii="Times New Roman" w:hAnsi="Times New Roman"/>
+                <w:b w:val="0"/>
+                <w:sz w:val="20"/>
+              </w:rPr>
+              <w:t>lookup_code</w:t>
+            </w:r>
+          </w:p>
+        </w:tc>
+        <w:tc>
+          <w:tcPr>
+            <w:tcW w:type="dxa" w:w="3024"/>
+          </w:tcPr>
+          <w:p>
+            <w:r>
+              <w:rPr>
+                <w:rFonts w:ascii="Times New Roman" w:hAnsi="Times New Roman"/>
+                <w:b w:val="0"/>
+                <w:sz w:val="20"/>
+              </w:rPr>
+              <w:t>VARCHAR(32), UNIQUE</w:t>
+            </w:r>
+          </w:p>
+        </w:tc>
+        <w:tc>
+          <w:tcPr>
+            <w:tcW w:type="dxa" w:w="3024"/>
+          </w:tcPr>
+          <w:p>
+            <w:r>
+              <w:rPr>
+                <w:rFonts w:ascii="Times New Roman" w:hAnsi="Times New Roman"/>
+                <w:b w:val="0"/>
+                <w:sz w:val="20"/>
+              </w:rPr>
+              <w:t>Mã tra cứu bí mật giúp người mua tra cứu hóa đơn trực tuyến</w:t>
+            </w:r>
+          </w:p>
+        </w:tc>
+      </w:tr>
+      <w:tr>
+        <w:tc>
+          <w:tcPr>
+            <w:tcW w:type="dxa" w:w="3024"/>
+          </w:tcPr>
+          <w:p>
+            <w:r>
+              <w:rPr>
+                <w:rFonts w:ascii="Times New Roman" w:hAnsi="Times New Roman"/>
+                <w:b w:val="0"/>
+                <w:sz w:val="20"/>
+              </w:rPr>
+              <w:t>xml_url</w:t>
+            </w:r>
+          </w:p>
+        </w:tc>
+        <w:tc>
+          <w:tcPr>
+            <w:tcW w:type="dxa" w:w="3024"/>
+          </w:tcPr>
+          <w:p>
+            <w:r>
+              <w:rPr>
+                <w:rFonts w:ascii="Times New Roman" w:hAnsi="Times New Roman"/>
+                <w:b w:val="0"/>
+                <w:sz w:val="20"/>
+              </w:rPr>
+              <w:t>VARCHAR(255), NULL</w:t>
+            </w:r>
+          </w:p>
+        </w:tc>
+        <w:tc>
+          <w:tcPr>
+            <w:tcW w:type="dxa" w:w="3024"/>
+          </w:tcPr>
+          <w:p>
+            <w:r>
+              <w:rPr>
+                <w:rFonts w:ascii="Times New Roman" w:hAnsi="Times New Roman"/>
+                <w:b w:val="0"/>
+                <w:sz w:val="20"/>
+              </w:rPr>
+              <w:t>Đường dẫn tệp tin hóa đơn gốc định dạng XML có chữ ký số điện tử</w:t>
+            </w:r>
+          </w:p>
+        </w:tc>
+      </w:tr>
+      <w:tr>
+        <w:tc>
+          <w:tcPr>
+            <w:tcW w:type="dxa" w:w="3024"/>
+          </w:tcPr>
+          <w:p>
+            <w:r>
+              <w:rPr>
+                <w:rFonts w:ascii="Times New Roman" w:hAnsi="Times New Roman"/>
+                <w:b w:val="0"/>
+                <w:sz w:val="20"/>
+              </w:rPr>
+              <w:t>pdf_url</w:t>
+            </w:r>
+          </w:p>
+        </w:tc>
+        <w:tc>
+          <w:tcPr>
+            <w:tcW w:type="dxa" w:w="3024"/>
+          </w:tcPr>
+          <w:p>
+            <w:r>
+              <w:rPr>
+                <w:rFonts w:ascii="Times New Roman" w:hAnsi="Times New Roman"/>
+                <w:b w:val="0"/>
+                <w:sz w:val="20"/>
+              </w:rPr>
+              <w:t>VARCHAR(255), NULL</w:t>
+            </w:r>
+          </w:p>
+        </w:tc>
+        <w:tc>
+          <w:tcPr>
+            <w:tcW w:type="dxa" w:w="3024"/>
+          </w:tcPr>
+          <w:p>
+            <w:r>
+              <w:rPr>
+                <w:rFonts w:ascii="Times New Roman" w:hAnsi="Times New Roman"/>
+                <w:b w:val="0"/>
+                <w:sz w:val="20"/>
+              </w:rPr>
+              <w:t>Đường dẫn bản thể hiện hóa đơn điện tử định dạng PDF</w:t>
+            </w:r>
+          </w:p>
+        </w:tc>
+      </w:tr>
+      <w:tr>
+        <w:tc>
+          <w:tcPr>
+            <w:tcW w:type="dxa" w:w="3024"/>
+          </w:tcPr>
+          <w:p>
+            <w:r>
+              <w:rPr>
+                <w:rFonts w:ascii="Times New Roman" w:hAnsi="Times New Roman"/>
+                <w:b w:val="0"/>
+                <w:sz w:val="20"/>
+              </w:rPr>
+              <w:t>issued_at</w:t>
+            </w:r>
+          </w:p>
+        </w:tc>
+        <w:tc>
+          <w:tcPr>
+            <w:tcW w:type="dxa" w:w="3024"/>
+          </w:tcPr>
+          <w:p>
+            <w:r>
+              <w:rPr>
+                <w:rFonts w:ascii="Times New Roman" w:hAnsi="Times New Roman"/>
+                <w:b w:val="0"/>
+                <w:sz w:val="20"/>
+              </w:rPr>
+              <w:t>DATETIME, NULL</w:t>
+            </w:r>
+          </w:p>
+        </w:tc>
+        <w:tc>
+          <w:tcPr>
+            <w:tcW w:type="dxa" w:w="3024"/>
+          </w:tcPr>
+          <w:p>
+            <w:r>
+              <w:rPr>
+                <w:rFonts w:ascii="Times New Roman" w:hAnsi="Times New Roman"/>
+                <w:b w:val="0"/>
+                <w:sz w:val="20"/>
+              </w:rPr>
+              <w:t>Thời điểm phát hành và ký số hóa đơn điện tử thành công</w:t>
+            </w:r>
+          </w:p>
+        </w:tc>
+      </w:tr>
+    </w:tbl>
+    <w:p>
+      <w:pPr>
+        <w:pStyle w:val="u3"/>
+      </w:pPr>
+      <w:r>
+        <w:t>m. Bảng HotelBookings &amp; HotelFolioItems (Đặt phòng khách sạn &amp; Bảng kê thanh toán Folio)</w:t>
+      </w:r>
+    </w:p>
+    <w:p>
+      <w:pPr/>
+      <w:r>
+        <w:t>Phân hệ lưu trú ngắn hạn theo giờ và theo ngày: Quản lý chi tiết giao dịch đặt phòng khách sạn (check-in/check-out thực tế, tiền cọc) và bảng kê thanh toán chi tiết Folio (tổng hợp tiền phòng lũy tiến, phụ thu Minibar, nước uống, giặt ủi và các dịch vụ phòng phát sinh).</w:t>
+      </w:r>
+    </w:p>
+    <w:p>
+      <w:pPr/>
+      <w:r>
+        <w:t>Bảng 20d: Mô tả cấu trúc bảng HotelBookings (Phiếu đặt phòng khách sạn)</w:t>
+      </w:r>
+    </w:p>
+    <w:tbl>
+      <w:tblPr>
+        <w:tblStyle w:val="LiBang"/>
+        <w:tblW w:type="auto" w:w="0"/>
+        <w:tblLook w:firstColumn="1" w:firstRow="1" w:lastColumn="0" w:lastRow="0" w:noHBand="0" w:noVBand="1" w:val="04A0"/>
+      </w:tblPr>
+      <w:tblGrid>
+        <w:gridCol w:w="3024"/>
+        <w:gridCol w:w="3024"/>
+        <w:gridCol w:w="3024"/>
+      </w:tblGrid>
+      <w:tr>
+        <w:tc>
+          <w:tcPr>
+            <w:tcW w:type="dxa" w:w="3024"/>
+            <w:shd w:fill="EAEAEA"/>
+          </w:tcPr>
+          <w:p>
+            <w:r>
+              <w:rPr>
+                <w:rFonts w:ascii="Times New Roman" w:hAnsi="Times New Roman"/>
+                <w:b/>
+                <w:sz w:val="20"/>
+              </w:rPr>
+              <w:t>Tên Trường</w:t>
+            </w:r>
+          </w:p>
+        </w:tc>
+        <w:tc>
+          <w:tcPr>
+            <w:tcW w:type="dxa" w:w="3024"/>
+            <w:shd w:fill="EAEAEA"/>
+          </w:tcPr>
+          <w:p>
+            <w:r>
+              <w:rPr>
+                <w:rFonts w:ascii="Times New Roman" w:hAnsi="Times New Roman"/>
+                <w:b/>
+                <w:sz w:val="20"/>
+              </w:rPr>
+              <w:t>Kiểu Dữ Liệu</w:t>
+            </w:r>
+          </w:p>
+        </w:tc>
+        <w:tc>
+          <w:tcPr>
+            <w:tcW w:type="dxa" w:w="3024"/>
+            <w:shd w:fill="EAEAEA"/>
+          </w:tcPr>
+          <w:p>
+            <w:r>
+              <w:rPr>
+                <w:rFonts w:ascii="Times New Roman" w:hAnsi="Times New Roman"/>
+                <w:b/>
+                <w:sz w:val="20"/>
+              </w:rPr>
+              <w:t>Mô Tả Chi Tiết</w:t>
+            </w:r>
+          </w:p>
+        </w:tc>
+      </w:tr>
+      <w:tr>
+        <w:tc>
+          <w:tcPr>
+            <w:tcW w:type="dxa" w:w="3024"/>
+          </w:tcPr>
+          <w:p>
+            <w:r>
+              <w:rPr>
+                <w:rFonts w:ascii="Times New Roman" w:hAnsi="Times New Roman"/>
+                <w:b w:val="0"/>
+                <w:sz w:val="20"/>
+              </w:rPr>
+              <w:t>id</w:t>
+            </w:r>
+          </w:p>
+        </w:tc>
+        <w:tc>
+          <w:tcPr>
+            <w:tcW w:type="dxa" w:w="3024"/>
+          </w:tcPr>
+          <w:p>
+            <w:r>
+              <w:rPr>
+                <w:rFonts w:ascii="Times New Roman" w:hAnsi="Times New Roman"/>
+                <w:b w:val="0"/>
+                <w:sz w:val="20"/>
+              </w:rPr>
+              <w:t>BIGINT, PRIMARY KEY, AUTO_INCREMENT</w:t>
+            </w:r>
+          </w:p>
+        </w:tc>
+        <w:tc>
+          <w:tcPr>
+            <w:tcW w:type="dxa" w:w="3024"/>
+          </w:tcPr>
+          <w:p>
+            <w:r>
+              <w:rPr>
+                <w:rFonts w:ascii="Times New Roman" w:hAnsi="Times New Roman"/>
+                <w:b w:val="0"/>
+                <w:sz w:val="20"/>
+              </w:rPr>
+              <w:t>Mã định danh phiếu đặt phòng khách sạn</w:t>
+            </w:r>
+          </w:p>
+        </w:tc>
+      </w:tr>
+      <w:tr>
+        <w:tc>
+          <w:tcPr>
+            <w:tcW w:type="dxa" w:w="3024"/>
+          </w:tcPr>
+          <w:p>
+            <w:r>
+              <w:rPr>
+                <w:rFonts w:ascii="Times New Roman" w:hAnsi="Times New Roman"/>
+                <w:b w:val="0"/>
+                <w:sz w:val="20"/>
+              </w:rPr>
+              <w:t>tenant_id</w:t>
+            </w:r>
+          </w:p>
+        </w:tc>
+        <w:tc>
+          <w:tcPr>
+            <w:tcW w:type="dxa" w:w="3024"/>
+          </w:tcPr>
+          <w:p>
+            <w:r>
+              <w:rPr>
+                <w:rFonts w:ascii="Times New Roman" w:hAnsi="Times New Roman"/>
+                <w:b w:val="0"/>
+                <w:sz w:val="20"/>
+              </w:rPr>
+              <w:t>BIGINT, UNSIGNED, FOREIGN KEY</w:t>
+            </w:r>
+          </w:p>
+        </w:tc>
+        <w:tc>
+          <w:tcPr>
+            <w:tcW w:type="dxa" w:w="3024"/>
+          </w:tcPr>
+          <w:p>
+            <w:r>
+              <w:rPr>
+                <w:rFonts w:ascii="Times New Roman" w:hAnsi="Times New Roman"/>
+                <w:b w:val="0"/>
+                <w:sz w:val="20"/>
+              </w:rPr>
+              <w:t>Khóa ngoại liên kết cơ sở kinh doanh (tenants.id)</w:t>
+            </w:r>
+          </w:p>
+        </w:tc>
+      </w:tr>
+      <w:tr>
+        <w:tc>
+          <w:tcPr>
+            <w:tcW w:type="dxa" w:w="3024"/>
+          </w:tcPr>
+          <w:p>
+            <w:r>
+              <w:rPr>
+                <w:rFonts w:ascii="Times New Roman" w:hAnsi="Times New Roman"/>
+                <w:b w:val="0"/>
+                <w:sz w:val="20"/>
+              </w:rPr>
+              <w:t>room_id</w:t>
+            </w:r>
+          </w:p>
+        </w:tc>
+        <w:tc>
+          <w:tcPr>
+            <w:tcW w:type="dxa" w:w="3024"/>
+          </w:tcPr>
+          <w:p>
+            <w:r>
+              <w:rPr>
+                <w:rFonts w:ascii="Times New Roman" w:hAnsi="Times New Roman"/>
+                <w:b w:val="0"/>
+                <w:sz w:val="20"/>
+              </w:rPr>
+              <w:t>BIGINT, UNSIGNED, FOREIGN KEY</w:t>
+            </w:r>
+          </w:p>
+        </w:tc>
+        <w:tc>
+          <w:tcPr>
+            <w:tcW w:type="dxa" w:w="3024"/>
+          </w:tcPr>
+          <w:p>
+            <w:r>
+              <w:rPr>
+                <w:rFonts w:ascii="Times New Roman" w:hAnsi="Times New Roman"/>
+                <w:b w:val="0"/>
+                <w:sz w:val="20"/>
+              </w:rPr>
+              <w:t>Khóa ngoại liên kết phòng khách sạn (rooms.id)</w:t>
+            </w:r>
+          </w:p>
+        </w:tc>
+      </w:tr>
+      <w:tr>
+        <w:tc>
+          <w:tcPr>
+            <w:tcW w:type="dxa" w:w="3024"/>
+          </w:tcPr>
+          <w:p>
+            <w:r>
+              <w:rPr>
+                <w:rFonts w:ascii="Times New Roman" w:hAnsi="Times New Roman"/>
+                <w:b w:val="0"/>
+                <w:sz w:val="20"/>
+              </w:rPr>
+              <w:t>booking_code</w:t>
+            </w:r>
+          </w:p>
+        </w:tc>
+        <w:tc>
+          <w:tcPr>
+            <w:tcW w:type="dxa" w:w="3024"/>
+          </w:tcPr>
+          <w:p>
+            <w:r>
+              <w:rPr>
+                <w:rFonts w:ascii="Times New Roman" w:hAnsi="Times New Roman"/>
+                <w:b w:val="0"/>
+                <w:sz w:val="20"/>
+              </w:rPr>
+              <w:t>VARCHAR(50), UNIQUE</w:t>
+            </w:r>
+          </w:p>
+        </w:tc>
+        <w:tc>
+          <w:tcPr>
+            <w:tcW w:type="dxa" w:w="3024"/>
+          </w:tcPr>
+          <w:p>
+            <w:r>
+              <w:rPr>
+                <w:rFonts w:ascii="Times New Roman" w:hAnsi="Times New Roman"/>
+                <w:b w:val="0"/>
+                <w:sz w:val="20"/>
+              </w:rPr>
+              <w:t>Mã đặt phòng duy nhất (vd: HTL-BK-202609-001)</w:t>
+            </w:r>
+          </w:p>
+        </w:tc>
+      </w:tr>
+      <w:tr>
+        <w:tc>
+          <w:tcPr>
+            <w:tcW w:type="dxa" w:w="3024"/>
+          </w:tcPr>
+          <w:p>
+            <w:r>
+              <w:rPr>
+                <w:rFonts w:ascii="Times New Roman" w:hAnsi="Times New Roman"/>
+                <w:b w:val="0"/>
+                <w:sz w:val="20"/>
+              </w:rPr>
+              <w:t>guest_name</w:t>
+            </w:r>
+          </w:p>
+        </w:tc>
+        <w:tc>
+          <w:tcPr>
+            <w:tcW w:type="dxa" w:w="3024"/>
+          </w:tcPr>
+          <w:p>
+            <w:r>
+              <w:rPr>
+                <w:rFonts w:ascii="Times New Roman" w:hAnsi="Times New Roman"/>
+                <w:b w:val="0"/>
+                <w:sz w:val="20"/>
+              </w:rPr>
+              <w:t>VARCHAR(150)</w:t>
+            </w:r>
+          </w:p>
+        </w:tc>
+        <w:tc>
+          <w:tcPr>
+            <w:tcW w:type="dxa" w:w="3024"/>
+          </w:tcPr>
+          <w:p>
+            <w:r>
+              <w:rPr>
+                <w:rFonts w:ascii="Times New Roman" w:hAnsi="Times New Roman"/>
+                <w:b w:val="0"/>
+                <w:sz w:val="20"/>
+              </w:rPr>
+              <w:t>Họ và tên khách lưu trú chính</w:t>
+            </w:r>
+          </w:p>
+        </w:tc>
+      </w:tr>
+      <w:tr>
+        <w:tc>
+          <w:tcPr>
+            <w:tcW w:type="dxa" w:w="3024"/>
+          </w:tcPr>
+          <w:p>
+            <w:r>
+              <w:rPr>
+                <w:rFonts w:ascii="Times New Roman" w:hAnsi="Times New Roman"/>
+                <w:b w:val="0"/>
+                <w:sz w:val="20"/>
+              </w:rPr>
+              <w:t>guest_phone</w:t>
+            </w:r>
+          </w:p>
+        </w:tc>
+        <w:tc>
+          <w:tcPr>
+            <w:tcW w:type="dxa" w:w="3024"/>
+          </w:tcPr>
+          <w:p>
+            <w:r>
+              <w:rPr>
+                <w:rFonts w:ascii="Times New Roman" w:hAnsi="Times New Roman"/>
+                <w:b w:val="0"/>
+                <w:sz w:val="20"/>
+              </w:rPr>
+              <w:t>VARCHAR(255)</w:t>
+            </w:r>
+          </w:p>
+        </w:tc>
+        <w:tc>
+          <w:tcPr>
+            <w:tcW w:type="dxa" w:w="3024"/>
+          </w:tcPr>
+          <w:p>
+            <w:r>
+              <w:rPr>
+                <w:rFonts w:ascii="Times New Roman" w:hAnsi="Times New Roman"/>
+                <w:b w:val="0"/>
+                <w:sz w:val="20"/>
+              </w:rPr>
+              <w:t>Số điện thoại liên hệ (mã hóa cấp ứng dụng AES-256-GCM)</w:t>
+            </w:r>
+          </w:p>
+        </w:tc>
+      </w:tr>
+      <w:tr>
+        <w:tc>
+          <w:tcPr>
+            <w:tcW w:type="dxa" w:w="3024"/>
+          </w:tcPr>
+          <w:p>
+            <w:r>
+              <w:rPr>
+                <w:rFonts w:ascii="Times New Roman" w:hAnsi="Times New Roman"/>
+                <w:b w:val="0"/>
+                <w:sz w:val="20"/>
+              </w:rPr>
+              <w:t>guest_cccd</w:t>
+            </w:r>
+          </w:p>
+        </w:tc>
+        <w:tc>
+          <w:tcPr>
+            <w:tcW w:type="dxa" w:w="3024"/>
+          </w:tcPr>
+          <w:p>
+            <w:r>
+              <w:rPr>
+                <w:rFonts w:ascii="Times New Roman" w:hAnsi="Times New Roman"/>
+                <w:b w:val="0"/>
+                <w:sz w:val="20"/>
+              </w:rPr>
+              <w:t>VARCHAR(255)</w:t>
+            </w:r>
+          </w:p>
+        </w:tc>
+        <w:tc>
+          <w:tcPr>
+            <w:tcW w:type="dxa" w:w="3024"/>
+          </w:tcPr>
+          <w:p>
+            <w:r>
+              <w:rPr>
+                <w:rFonts w:ascii="Times New Roman" w:hAnsi="Times New Roman"/>
+                <w:b w:val="0"/>
+                <w:sz w:val="20"/>
+              </w:rPr>
+              <w:t>Số CCCD/Hộ chiếu khách lưu trú (mã hóa cấp ứng dụng AES-256-GCM)</w:t>
+            </w:r>
+          </w:p>
+        </w:tc>
+      </w:tr>
+      <w:tr>
+        <w:tc>
+          <w:tcPr>
+            <w:tcW w:type="dxa" w:w="3024"/>
+          </w:tcPr>
+          <w:p>
+            <w:r>
+              <w:rPr>
+                <w:rFonts w:ascii="Times New Roman" w:hAnsi="Times New Roman"/>
+                <w:b w:val="0"/>
+                <w:sz w:val="20"/>
+              </w:rPr>
+              <w:t>rental_type</w:t>
+            </w:r>
+          </w:p>
+        </w:tc>
+        <w:tc>
+          <w:tcPr>
+            <w:tcW w:type="dxa" w:w="3024"/>
+          </w:tcPr>
+          <w:p>
+            <w:r>
+              <w:rPr>
+                <w:rFonts w:ascii="Times New Roman" w:hAnsi="Times New Roman"/>
+                <w:b w:val="0"/>
+                <w:sz w:val="20"/>
+              </w:rPr>
+              <w:t>ENUM('day', 'hour')</w:t>
+            </w:r>
+          </w:p>
+        </w:tc>
+        <w:tc>
+          <w:tcPr>
+            <w:tcW w:type="dxa" w:w="3024"/>
+          </w:tcPr>
+          <w:p>
+            <w:r>
+              <w:rPr>
+                <w:rFonts w:ascii="Times New Roman" w:hAnsi="Times New Roman"/>
+                <w:b w:val="0"/>
+                <w:sz w:val="20"/>
+              </w:rPr>
+              <w:t>Hình thức thuê: theo ngày hoặc theo giờ</w:t>
+            </w:r>
+          </w:p>
+        </w:tc>
+      </w:tr>
+      <w:tr>
+        <w:tc>
+          <w:tcPr>
+            <w:tcW w:type="dxa" w:w="3024"/>
+          </w:tcPr>
+          <w:p>
+            <w:r>
+              <w:rPr>
+                <w:rFonts w:ascii="Times New Roman" w:hAnsi="Times New Roman"/>
+                <w:b w:val="0"/>
+                <w:sz w:val="20"/>
+              </w:rPr>
+              <w:t>check_in_at</w:t>
+            </w:r>
+          </w:p>
+        </w:tc>
+        <w:tc>
+          <w:tcPr>
+            <w:tcW w:type="dxa" w:w="3024"/>
+          </w:tcPr>
+          <w:p>
+            <w:r>
+              <w:rPr>
+                <w:rFonts w:ascii="Times New Roman" w:hAnsi="Times New Roman"/>
+                <w:b w:val="0"/>
+                <w:sz w:val="20"/>
+              </w:rPr>
+              <w:t>DATETIME</w:t>
+            </w:r>
+          </w:p>
+        </w:tc>
+        <w:tc>
+          <w:tcPr>
+            <w:tcW w:type="dxa" w:w="3024"/>
+          </w:tcPr>
+          <w:p>
+            <w:r>
+              <w:rPr>
+                <w:rFonts w:ascii="Times New Roman" w:hAnsi="Times New Roman"/>
+                <w:b w:val="0"/>
+                <w:sz w:val="20"/>
+              </w:rPr>
+              <w:t>Thời điểm khách nhận phòng thực tế tại quầy lễ tân</w:t>
+            </w:r>
+          </w:p>
+        </w:tc>
+      </w:tr>
+      <w:tr>
+        <w:tc>
+          <w:tcPr>
+            <w:tcW w:type="dxa" w:w="3024"/>
+          </w:tcPr>
+          <w:p>
+            <w:r>
+              <w:rPr>
+                <w:rFonts w:ascii="Times New Roman" w:hAnsi="Times New Roman"/>
+                <w:b w:val="0"/>
+                <w:sz w:val="20"/>
+              </w:rPr>
+              <w:t>check_out_at</w:t>
+            </w:r>
+          </w:p>
+        </w:tc>
+        <w:tc>
+          <w:tcPr>
+            <w:tcW w:type="dxa" w:w="3024"/>
+          </w:tcPr>
+          <w:p>
+            <w:r>
+              <w:rPr>
+                <w:rFonts w:ascii="Times New Roman" w:hAnsi="Times New Roman"/>
+                <w:b w:val="0"/>
+                <w:sz w:val="20"/>
+              </w:rPr>
+              <w:t>DATETIME, NULL</w:t>
+            </w:r>
+          </w:p>
+        </w:tc>
+        <w:tc>
+          <w:tcPr>
+            <w:tcW w:type="dxa" w:w="3024"/>
+          </w:tcPr>
+          <w:p>
+            <w:r>
+              <w:rPr>
+                <w:rFonts w:ascii="Times New Roman" w:hAnsi="Times New Roman"/>
+                <w:b w:val="0"/>
+                <w:sz w:val="20"/>
+              </w:rPr>
+              <w:t>Thời điểm khách trả phòng thực tế khi hoàn tất thanh toán</w:t>
+            </w:r>
+          </w:p>
+        </w:tc>
+      </w:tr>
+      <w:tr>
+        <w:tc>
+          <w:tcPr>
+            <w:tcW w:type="dxa" w:w="3024"/>
+          </w:tcPr>
+          <w:p>
+            <w:r>
+              <w:rPr>
+                <w:rFonts w:ascii="Times New Roman" w:hAnsi="Times New Roman"/>
+                <w:b w:val="0"/>
+                <w:sz w:val="20"/>
+              </w:rPr>
+              <w:t>deposit_amount</w:t>
+            </w:r>
+          </w:p>
+        </w:tc>
+        <w:tc>
+          <w:tcPr>
+            <w:tcW w:type="dxa" w:w="3024"/>
+          </w:tcPr>
+          <w:p>
+            <w:r>
+              <w:rPr>
+                <w:rFonts w:ascii="Times New Roman" w:hAnsi="Times New Roman"/>
+                <w:b w:val="0"/>
+                <w:sz w:val="20"/>
+              </w:rPr>
+              <w:t>DECIMAL(12,2), DEFAULT 0</w:t>
+            </w:r>
+          </w:p>
+        </w:tc>
+        <w:tc>
+          <w:tcPr>
+            <w:tcW w:type="dxa" w:w="3024"/>
+          </w:tcPr>
+          <w:p>
+            <w:r>
+              <w:rPr>
+                <w:rFonts w:ascii="Times New Roman" w:hAnsi="Times New Roman"/>
+                <w:b w:val="0"/>
+                <w:sz w:val="20"/>
+              </w:rPr>
+              <w:t>Tiền cọc nhận phòng tạm giữ</w:t>
+            </w:r>
+          </w:p>
+        </w:tc>
+      </w:tr>
+      <w:tr>
+        <w:tc>
+          <w:tcPr>
+            <w:tcW w:type="dxa" w:w="3024"/>
+          </w:tcPr>
+          <w:p>
+            <w:r>
+              <w:rPr>
+                <w:rFonts w:ascii="Times New Roman" w:hAnsi="Times New Roman"/>
+                <w:b w:val="0"/>
+                <w:sz w:val="20"/>
+              </w:rPr>
+              <w:t>total_amount</w:t>
+            </w:r>
+          </w:p>
+        </w:tc>
+        <w:tc>
+          <w:tcPr>
+            <w:tcW w:type="dxa" w:w="3024"/>
+          </w:tcPr>
+          <w:p>
+            <w:r>
+              <w:rPr>
+                <w:rFonts w:ascii="Times New Roman" w:hAnsi="Times New Roman"/>
+                <w:b w:val="0"/>
+                <w:sz w:val="20"/>
+              </w:rPr>
+              <w:t>DECIMAL(12,2), DEFAULT 0</w:t>
+            </w:r>
+          </w:p>
+        </w:tc>
+        <w:tc>
+          <w:tcPr>
+            <w:tcW w:type="dxa" w:w="3024"/>
+          </w:tcPr>
+          <w:p>
+            <w:r>
+              <w:rPr>
+                <w:rFonts w:ascii="Times New Roman" w:hAnsi="Times New Roman"/>
+                <w:b w:val="0"/>
+                <w:sz w:val="20"/>
+              </w:rPr>
+              <w:t>Tổng tiền thanh toán cuối cùng bao gồm tiền phòng và Folio dịch vụ</w:t>
+            </w:r>
+          </w:p>
+        </w:tc>
+      </w:tr>
+      <w:tr>
+        <w:tc>
+          <w:tcPr>
+            <w:tcW w:type="dxa" w:w="3024"/>
+          </w:tcPr>
+          <w:p>
+            <w:r>
+              <w:rPr>
+                <w:rFonts w:ascii="Times New Roman" w:hAnsi="Times New Roman"/>
+                <w:b w:val="0"/>
+                <w:sz w:val="20"/>
+              </w:rPr>
+              <w:t>status</w:t>
+            </w:r>
+          </w:p>
+        </w:tc>
+        <w:tc>
+          <w:tcPr>
+            <w:tcW w:type="dxa" w:w="3024"/>
+          </w:tcPr>
+          <w:p>
+            <w:r>
+              <w:rPr>
+                <w:rFonts w:ascii="Times New Roman" w:hAnsi="Times New Roman"/>
+                <w:b w:val="0"/>
+                <w:sz w:val="20"/>
+              </w:rPr>
+              <w:t>VARCHAR(30)</w:t>
+            </w:r>
+          </w:p>
+        </w:tc>
+        <w:tc>
+          <w:tcPr>
+            <w:tcW w:type="dxa" w:w="3024"/>
+          </w:tcPr>
+          <w:p>
+            <w:r>
+              <w:rPr>
+                <w:rFonts w:ascii="Times New Roman" w:hAnsi="Times New Roman"/>
+                <w:b w:val="0"/>
+                <w:sz w:val="20"/>
+              </w:rPr>
+              <w:t>Trạng thái: 'checked_in', 'checked_out', 'canceled'</w:t>
+            </w:r>
+          </w:p>
+        </w:tc>
+      </w:tr>
+    </w:tbl>
+    <w:p>
+      <w:pPr>
         <w:pStyle w:val="Mucluc1"/>
         <w:tabs>
           <w:tab w:val="right" w:leader="dot" w:pos="9062"/>
@@ -3690,6 +6401,610 @@
         <w:t>10. Trang Quản lý Tài sản - Trang thiết bị &amp; Minibar (Asset &amp; Minibar Management)</w:t>
       </w:r>
     </w:p>
+    <w:p>
+      <w:pPr/>
+      <w:r>
+        <w:t>12. Hệ sinh thái IoT Smart Metering &amp; Telemetry 15 phút theo dõi điện nước thời gian thực</w:t>
+      </w:r>
+    </w:p>
+    <w:p>
+      <w:pPr/>
+      <w:r>
+        <w:t>Mô tả chi tiết chức năng: Hệ thống tích hợp IoT Gateway và các công tơ thông minh đa chuẩn (ESP32 WiFi/4G, LoRaWAN, Modbus RS485 và MQTT Broker Bridge). Thu thập tự động chuỗi dữ liệu đo đạc định kỳ 15 phút/lần bao gồm: Công suất tiêu thụ P(kW), Lưu lượng nước chảy Q(m³/h), Điện áp U(V), Cường độ dòng điện I(A) và chỉ số lũy kế. Giao diện trực quan hóa dữ liệu bằng Chart Canvas cố định chiều rộng chống giật khung hình, Tooltip tương tác hiển thị chi tiết thời điểm đo, công suất và lưu lượng nước. Hệ thống tự động phát hiện thiết bị Offline khi không nhận được tín hiệu quá 3 chu kỳ đo (3 phút đối với chế độ kiểm thử hoặc 45 phút đối với thực tế) và hiển thị huy hiệu trạng thái. Đặc biệt, tích hợp tính năng Chốt số tự động 1-click: Động cơ tự động quét chỉ số mới nhất của toàn bộ phòng, tính chênh lệch sản lượng, điền trực tiếp vào bảng hóa đơn tháng và tính tiền tức thì.</w:t>
+      </w:r>
+    </w:p>
+    <w:p>
+      <w:pPr/>
+      <w:r>
+        <w:t>Bảng: Kịch bản xử lý lỗi Hệ sinh thái IoT Smart Metering</w:t>
+      </w:r>
+    </w:p>
+    <w:tbl>
+      <w:tblPr>
+        <w:tblStyle w:val="LiBang"/>
+        <w:tblW w:type="auto" w:w="0"/>
+        <w:tblLook w:firstColumn="1" w:firstRow="1" w:lastColumn="0" w:lastRow="0" w:noHBand="0" w:noVBand="1" w:val="04A0"/>
+      </w:tblPr>
+      <w:tblGrid>
+        <w:gridCol w:w="4536"/>
+        <w:gridCol w:w="4536"/>
+      </w:tblGrid>
+      <w:tr>
+        <w:tc>
+          <w:tcPr>
+            <w:tcW w:type="dxa" w:w="4536"/>
+            <w:shd w:fill="EAEAEA"/>
+          </w:tcPr>
+          <w:p>
+            <w:r>
+              <w:rPr>
+                <w:rFonts w:ascii="Times New Roman" w:hAnsi="Times New Roman"/>
+                <w:b/>
+                <w:sz w:val="20"/>
+              </w:rPr>
+              <w:t>Nguyên Nhân Phát Sinh Lỗi</w:t>
+            </w:r>
+          </w:p>
+        </w:tc>
+        <w:tc>
+          <w:tcPr>
+            <w:tcW w:type="dxa" w:w="4536"/>
+            <w:shd w:fill="EAEAEA"/>
+          </w:tcPr>
+          <w:p>
+            <w:r>
+              <w:rPr>
+                <w:rFonts w:ascii="Times New Roman" w:hAnsi="Times New Roman"/>
+                <w:b/>
+                <w:sz w:val="20"/>
+              </w:rPr>
+              <w:t>Message Lỗi / Trạng Thái Giao Diện Hiển Thị Phản Hồi</w:t>
+            </w:r>
+          </w:p>
+        </w:tc>
+      </w:tr>
+      <w:tr>
+        <w:tc>
+          <w:tcPr>
+            <w:tcW w:type="dxa" w:w="4536"/>
+          </w:tcPr>
+          <w:p>
+            <w:r>
+              <w:rPr>
+                <w:rFonts w:ascii="Times New Roman" w:hAnsi="Times New Roman"/>
+                <w:b w:val="0"/>
+                <w:sz w:val="20"/>
+              </w:rPr>
+              <w:t>Thiết bị công tơ IoT bị mất nguồn điện hoặc mất kết nối WiFi/LoRaWAN quá 3 chu kỳ đo liên tiếp</w:t>
+            </w:r>
+          </w:p>
+        </w:tc>
+        <w:tc>
+          <w:tcPr>
+            <w:tcW w:type="dxa" w:w="4536"/>
+          </w:tcPr>
+          <w:p>
+            <w:r>
+              <w:rPr>
+                <w:rFonts w:ascii="Times New Roman" w:hAnsi="Times New Roman"/>
+                <w:b w:val="0"/>
+                <w:sz w:val="20"/>
+              </w:rPr>
+              <w:t>Huy hiệu thiết bị trên sơ đồ phòng tự động chuyển sang màu xám với nhãn cảnh báo 'Mất kết nối (Offline)'. Hệ thống ghi nhận nhật ký cảnh báo và tạm thời giữ nguyên chỉ số đo lường hợp lệ gần nhất.</w:t>
+            </w:r>
+          </w:p>
+        </w:tc>
+      </w:tr>
+      <w:tr>
+        <w:tc>
+          <w:tcPr>
+            <w:tcW w:type="dxa" w:w="4536"/>
+          </w:tcPr>
+          <w:p>
+            <w:r>
+              <w:rPr>
+                <w:rFonts w:ascii="Times New Roman" w:hAnsi="Times New Roman"/>
+                <w:b w:val="0"/>
+                <w:sz w:val="20"/>
+              </w:rPr>
+              <w:t>Gói tin đo đạc gửi về từ vi điều khiển chứa chỉ số âm hoặc chỉ số lũy kế nhỏ hơn chỉ số chu kỳ trước đó</w:t>
+            </w:r>
+          </w:p>
+        </w:tc>
+        <w:tc>
+          <w:tcPr>
+            <w:tcW w:type="dxa" w:w="4536"/>
+          </w:tcPr>
+          <w:p>
+            <w:r>
+              <w:rPr>
+                <w:rFonts w:ascii="Times New Roman" w:hAnsi="Times New Roman"/>
+                <w:b w:val="0"/>
+                <w:sz w:val="20"/>
+              </w:rPr>
+              <w:t>API trả về mã lỗi HTTP 422: 'Dữ liệu đo đạc không hợp lệ: Chỉ số mới không được nhỏ hơn chỉ số trước đó'. Gói tin lỗi bị đưa vào hàng đợi kiểm toán để kỹ thuật viên kiểm tra.</w:t>
+            </w:r>
+          </w:p>
+        </w:tc>
+      </w:tr>
+      <w:tr>
+        <w:tc>
+          <w:tcPr>
+            <w:tcW w:type="dxa" w:w="4536"/>
+          </w:tcPr>
+          <w:p>
+            <w:r>
+              <w:rPr>
+                <w:rFonts w:ascii="Times New Roman" w:hAnsi="Times New Roman"/>
+                <w:b w:val="0"/>
+                <w:sz w:val="20"/>
+              </w:rPr>
+              <w:t>Mã thiết bị hoặc Số sản xuất gửi về từ Gateway chưa được liên kết cấu hình với bất kỳ phòng nào</w:t>
+            </w:r>
+          </w:p>
+        </w:tc>
+        <w:tc>
+          <w:tcPr>
+            <w:tcW w:type="dxa" w:w="4536"/>
+          </w:tcPr>
+          <w:p>
+            <w:r>
+              <w:rPr>
+                <w:rFonts w:ascii="Times New Roman" w:hAnsi="Times New Roman"/>
+                <w:b w:val="0"/>
+                <w:sz w:val="20"/>
+              </w:rPr>
+              <w:t>Hệ thống lưu gói tin vào bảng dữ liệu chờ và hiển thị cảnh báo trên Dashboard: 'Phát hiện thiết bị chưa gán phòng. Vui lòng vào Cấu hình thiết bị để liên kết công tơ với phòng tương ứng'.</w:t>
+            </w:r>
+          </w:p>
+        </w:tc>
+      </w:tr>
+    </w:tbl>
+    <w:p>
+      <w:pPr/>
+      <w:r>
+        <w:t>13. AI Dự đoán bảo trì &amp; Cảnh báo bất thường (AI Predictive Maintenance &amp; Anomaly Detection)</w:t>
+      </w:r>
+    </w:p>
+    <w:p>
+      <w:pPr/>
+      <w:r>
+        <w:t>Mô tả chi tiết chức năng: Ứng dụng mô hình phân tích chuỗi thời gian kết hợp trí tuệ nhân tạo Google Gemini AI để giám sát liên tục các chỉ số vi mô điện nước: (1) Phát hiện rò rỉ nước ngầm: Thuật toán nhận diện dòng chảy nước liên tục &gt; 0.05 m³/h vào khung giờ ban đêm (01:00 - 05:00) khi phòng không có người hoạt động; (2) Cảnh báo quá tải phụ tải điện: Phát hiện công suất điện tức thời vượt 80% công suất thiết kế đường dây hoặc dòng điện tăng đột biến, tiềm ẩn nguy cơ chập cháy nổ theo tiêu chuẩn PCCC; (3) Hệ thống kích hoạt Cảnh báo khẩn cấp (Emergency Landlord Alert) với huy hiệu nhấp nháy đỏ trên thanh điều hướng và tự động gửi gợi ý hành động khắc phục cho chủ cơ sở.</w:t>
+      </w:r>
+    </w:p>
+    <w:p>
+      <w:pPr/>
+      <w:r>
+        <w:t>Bảng: Kịch bản xử lý lỗi AI Dự đoán bảo trì &amp; Cảnh báo bất thường</w:t>
+      </w:r>
+    </w:p>
+    <w:tbl>
+      <w:tblPr>
+        <w:tblStyle w:val="LiBang"/>
+        <w:tblW w:type="auto" w:w="0"/>
+        <w:tblLook w:firstColumn="1" w:firstRow="1" w:lastColumn="0" w:lastRow="0" w:noHBand="0" w:noVBand="1" w:val="04A0"/>
+      </w:tblPr>
+      <w:tblGrid>
+        <w:gridCol w:w="4536"/>
+        <w:gridCol w:w="4536"/>
+      </w:tblGrid>
+      <w:tr>
+        <w:tc>
+          <w:tcPr>
+            <w:tcW w:type="dxa" w:w="4536"/>
+            <w:shd w:fill="EAEAEA"/>
+          </w:tcPr>
+          <w:p>
+            <w:r>
+              <w:rPr>
+                <w:rFonts w:ascii="Times New Roman" w:hAnsi="Times New Roman"/>
+                <w:b/>
+                <w:sz w:val="20"/>
+              </w:rPr>
+              <w:t>Nguyên Nhân Phát Sinh Lỗi</w:t>
+            </w:r>
+          </w:p>
+        </w:tc>
+        <w:tc>
+          <w:tcPr>
+            <w:tcW w:type="dxa" w:w="4536"/>
+            <w:shd w:fill="EAEAEA"/>
+          </w:tcPr>
+          <w:p>
+            <w:r>
+              <w:rPr>
+                <w:rFonts w:ascii="Times New Roman" w:hAnsi="Times New Roman"/>
+                <w:b/>
+                <w:sz w:val="20"/>
+              </w:rPr>
+              <w:t>Message Lỗi / Trạng Thái Giao Diện Hiển Thị Phản Hồi</w:t>
+            </w:r>
+          </w:p>
+        </w:tc>
+      </w:tr>
+      <w:tr>
+        <w:tc>
+          <w:tcPr>
+            <w:tcW w:type="dxa" w:w="4536"/>
+          </w:tcPr>
+          <w:p>
+            <w:r>
+              <w:rPr>
+                <w:rFonts w:ascii="Times New Roman" w:hAnsi="Times New Roman"/>
+                <w:b w:val="0"/>
+                <w:sz w:val="20"/>
+              </w:rPr>
+              <w:t>Lưu lượng nước phát sinh liên tục trong khung giờ nghỉ ngơi (01:00 - 05:00) vượt ngưỡng rò rỉ an toàn</w:t>
+            </w:r>
+          </w:p>
+        </w:tc>
+        <w:tc>
+          <w:tcPr>
+            <w:tcW w:type="dxa" w:w="4536"/>
+          </w:tcPr>
+          <w:p>
+            <w:r>
+              <w:rPr>
+                <w:rFonts w:ascii="Times New Roman" w:hAnsi="Times New Roman"/>
+                <w:b w:val="0"/>
+                <w:sz w:val="20"/>
+              </w:rPr>
+              <w:t>Dashboard hiển thị cảnh báo đỏ khẩn cấp: 'Cảnh báo rò rỉ nước: Phát hiện lưu lượng nước chảy liên tục tại Phòng [Tên]. Khuyến nghị kiểm tra ngay van xả bồn cầu và đường ống ngầm'.</w:t>
+            </w:r>
+          </w:p>
+        </w:tc>
+      </w:tr>
+      <w:tr>
+        <w:tc>
+          <w:tcPr>
+            <w:tcW w:type="dxa" w:w="4536"/>
+          </w:tcPr>
+          <w:p>
+            <w:r>
+              <w:rPr>
+                <w:rFonts w:ascii="Times New Roman" w:hAnsi="Times New Roman"/>
+                <w:b w:val="0"/>
+                <w:sz w:val="20"/>
+              </w:rPr>
+              <w:t>Phụ tải điện tức thời vượt ngưỡng an toàn PCCC (&gt; 4.5 kW đối với phòng trọ thông thường)</w:t>
+            </w:r>
+          </w:p>
+        </w:tc>
+        <w:tc>
+          <w:tcPr>
+            <w:tcW w:type="dxa" w:w="4536"/>
+          </w:tcPr>
+          <w:p>
+            <w:r>
+              <w:rPr>
+                <w:rFonts w:ascii="Times New Roman" w:hAnsi="Times New Roman"/>
+                <w:b w:val="0"/>
+                <w:sz w:val="20"/>
+              </w:rPr>
+              <w:t>Hệ thống phát chuông cảnh báo trên Dashboard và gửi tin nhắn cảnh báo: 'Nguy cơ quá tải điện: Phòng [Tên] đang sử dụng công suất vượt mức an toàn. Đề nghị kiểm tra thiết bị sinh nhiệt cao'.</w:t>
+            </w:r>
+          </w:p>
+        </w:tc>
+      </w:tr>
+      <w:tr>
+        <w:tc>
+          <w:tcPr>
+            <w:tcW w:type="dxa" w:w="4536"/>
+          </w:tcPr>
+          <w:p>
+            <w:r>
+              <w:rPr>
+                <w:rFonts w:ascii="Times New Roman" w:hAnsi="Times New Roman"/>
+                <w:b w:val="0"/>
+                <w:sz w:val="20"/>
+              </w:rPr>
+              <w:t>Mất kết nối API với mô hình AI Gemini trong lúc chạy phân tích dự đoán định kỳ</w:t>
+            </w:r>
+          </w:p>
+        </w:tc>
+        <w:tc>
+          <w:tcPr>
+            <w:tcW w:type="dxa" w:w="4536"/>
+          </w:tcPr>
+          <w:p>
+            <w:r>
+              <w:rPr>
+                <w:rFonts w:ascii="Times New Roman" w:hAnsi="Times New Roman"/>
+                <w:b w:val="0"/>
+                <w:sz w:val="20"/>
+              </w:rPr>
+              <w:t>Hệ thống tự động chuyển sang thuật toán Fallback dự phòng dựa trên ngưỡng thống kê cơ sở dữ liệu nội bộ (Rule-based Thresholds), đảm bảo không bị gián đoạn cảnh báo an toàn.</w:t>
+            </w:r>
+          </w:p>
+        </w:tc>
+      </w:tr>
+    </w:tbl>
+    <w:p>
+      <w:pPr/>
+      <w:r>
+        <w:t>14. Tích hợp Hóa đơn điện tử e-Invoice chuẩn Nghị định 123/2020/NĐ-CP &amp; Cổng tra cứu CQT</w:t>
+      </w:r>
+    </w:p>
+    <w:p>
+      <w:pPr/>
+      <w:r>
+        <w:t>Mô tả chi tiết chức năng: Đáp ứng toàn diện quy định về hóa đơn điện tử cho hoạt động kinh doanh cho thuê bất động sản lưu trú theo Nghị định số 123/2020/NĐ-CP và Thông tư số 78/2021/TT-BTC. Khi hóa đơn tiền phòng/dịch vụ chuyển sang trạng thái đã thanh toán (qua chuyển khoản VietQR tự động hoặc xác nhận tiền mặt), hệ thống tự động ký số điện tử và gửi dữ liệu hóa đơn lên hệ thống Cơ quan Thuế (CQT) để cấp mã. Hỗ trợ xuất bản thể hiện hóa đơn điện tử chuẩn PDF có mã QR CQT, tự động gửi email/Zalo OTT thông báo kèm link tra cứu cho người thuê, và cung cấp Cổng tra cứu hóa đơn trực tuyến độc lập bằng Mã tra cứu và Mã số thuế.</w:t>
+      </w:r>
+    </w:p>
+    <w:p>
+      <w:pPr/>
+      <w:r>
+        <w:t>Bảng: Kịch bản xử lý lỗi Tích hợp Hóa đơn điện tử e-Invoice</w:t>
+      </w:r>
+    </w:p>
+    <w:tbl>
+      <w:tblPr>
+        <w:tblStyle w:val="LiBang"/>
+        <w:tblW w:type="auto" w:w="0"/>
+        <w:tblLook w:firstColumn="1" w:firstRow="1" w:lastColumn="0" w:lastRow="0" w:noHBand="0" w:noVBand="1" w:val="04A0"/>
+      </w:tblPr>
+      <w:tblGrid>
+        <w:gridCol w:w="4536"/>
+        <w:gridCol w:w="4536"/>
+      </w:tblGrid>
+      <w:tr>
+        <w:tc>
+          <w:tcPr>
+            <w:tcW w:type="dxa" w:w="4536"/>
+            <w:shd w:fill="EAEAEA"/>
+          </w:tcPr>
+          <w:p>
+            <w:r>
+              <w:rPr>
+                <w:rFonts w:ascii="Times New Roman" w:hAnsi="Times New Roman"/>
+                <w:b/>
+                <w:sz w:val="20"/>
+              </w:rPr>
+              <w:t>Nguyên Nhân Phát Sinh Lỗi</w:t>
+            </w:r>
+          </w:p>
+        </w:tc>
+        <w:tc>
+          <w:tcPr>
+            <w:tcW w:type="dxa" w:w="4536"/>
+            <w:shd w:fill="EAEAEA"/>
+          </w:tcPr>
+          <w:p>
+            <w:r>
+              <w:rPr>
+                <w:rFonts w:ascii="Times New Roman" w:hAnsi="Times New Roman"/>
+                <w:b/>
+                <w:sz w:val="20"/>
+              </w:rPr>
+              <w:t>Message Lỗi / Trạng Thái Giao Diện Hiển Thị Phản Hồi</w:t>
+            </w:r>
+          </w:p>
+        </w:tc>
+      </w:tr>
+      <w:tr>
+        <w:tc>
+          <w:tcPr>
+            <w:tcW w:type="dxa" w:w="4536"/>
+          </w:tcPr>
+          <w:p>
+            <w:r>
+              <w:rPr>
+                <w:rFonts w:ascii="Times New Roman" w:hAnsi="Times New Roman"/>
+                <w:b w:val="0"/>
+                <w:sz w:val="20"/>
+              </w:rPr>
+              <w:t>Thông tin Mã số thuế hoặc CCCD người mua nhập sai định dạng khi phát hành hóa đơn có mã CQT</w:t>
+            </w:r>
+          </w:p>
+        </w:tc>
+        <w:tc>
+          <w:tcPr>
+            <w:tcW w:type="dxa" w:w="4536"/>
+          </w:tcPr>
+          <w:p>
+            <w:r>
+              <w:rPr>
+                <w:rFonts w:ascii="Times New Roman" w:hAnsi="Times New Roman"/>
+                <w:b w:val="0"/>
+                <w:sz w:val="20"/>
+              </w:rPr>
+              <w:t>Hệ thống chặn gửi và hiển thị thông báo lỗi: 'Mã số thuế hoặc số CCCD của người mua không đúng quy chuẩn Tổng cục Thuế. Vui lòng kiểm tra lại thông tin khách thuê'.</w:t>
+            </w:r>
+          </w:p>
+        </w:tc>
+      </w:tr>
+      <w:tr>
+        <w:tc>
+          <w:tcPr>
+            <w:tcW w:type="dxa" w:w="4536"/>
+          </w:tcPr>
+          <w:p>
+            <w:r>
+              <w:rPr>
+                <w:rFonts w:ascii="Times New Roman" w:hAnsi="Times New Roman"/>
+                <w:b w:val="0"/>
+                <w:sz w:val="20"/>
+              </w:rPr>
+              <w:t>Cổng kết nối dịch vụ Hóa đơn điện tử (VNPT / Viettel / MISA) phản hồi chậm hoặc đang bảo trì định kỳ</w:t>
+            </w:r>
+          </w:p>
+        </w:tc>
+        <w:tc>
+          <w:tcPr>
+            <w:tcW w:type="dxa" w:w="4536"/>
+          </w:tcPr>
+          <w:p>
+            <w:r>
+              <w:rPr>
+                <w:rFonts w:ascii="Times New Roman" w:hAnsi="Times New Roman"/>
+                <w:b w:val="0"/>
+                <w:sz w:val="20"/>
+              </w:rPr>
+              <w:t>Hóa đơn chuyển sang trạng thái 'Chờ cấp mã (Queued)' và hệ thống tự động đưa vào hàng đợi Retry với cơ chế Exponential Backoff để cấp mã lại khi dịch vụ thông suốt.</w:t>
+            </w:r>
+          </w:p>
+        </w:tc>
+      </w:tr>
+      <w:tr>
+        <w:tc>
+          <w:tcPr>
+            <w:tcW w:type="dxa" w:w="4536"/>
+          </w:tcPr>
+          <w:p>
+            <w:r>
+              <w:rPr>
+                <w:rFonts w:ascii="Times New Roman" w:hAnsi="Times New Roman"/>
+                <w:b w:val="0"/>
+                <w:sz w:val="20"/>
+              </w:rPr>
+              <w:t>Người thuê tra cứu hóa đơn trên cổng công khai với Mã tra cứu sai hoặc không tồn tại</w:t>
+            </w:r>
+          </w:p>
+        </w:tc>
+        <w:tc>
+          <w:tcPr>
+            <w:tcW w:type="dxa" w:w="4536"/>
+          </w:tcPr>
+          <w:p>
+            <w:r>
+              <w:rPr>
+                <w:rFonts w:ascii="Times New Roman" w:hAnsi="Times New Roman"/>
+                <w:b w:val="0"/>
+                <w:sz w:val="20"/>
+              </w:rPr>
+              <w:t>Giao diện tra cứu phản hồi: 'Không tìm thấy hóa đơn điện tử tương ứng với mã tra cứu đã cung cấp. Vui lòng kiểm tra lại mã trên biên lai thanh toán hoặc liên hệ ban quản lý'.</w:t>
+            </w:r>
+          </w:p>
+        </w:tc>
+      </w:tr>
+    </w:tbl>
+    <w:p>
+      <w:pPr/>
+      <w:r>
+        <w:t>15. Bộ Khởi Chạy Ứng Dụng GUI Launcher &amp; Hệ Thống Vận Hành Kép Docker / XAMPP</w:t>
+      </w:r>
+    </w:p>
+    <w:p>
+      <w:pPr/>
+      <w:r>
+        <w:t>Mô tả chi tiết chức năng: Công cụ Launcher GUI trực quan phát triển trên nền PowerShell và Batch Script (start.bat và launcher.ps1), cho phép người dùng khởi động toàn bộ hệ thống (Web server, MySQL, Queue worker, Reverb WebSocket) chỉ với một cú nhấp chuột. Cơ chế tự động quét phát hiện dịch vụ MySQL, tự động kiểm tra và giải phóng xung đột cổng 3306 trước khi chạy migrations, hỗ trợ chuyển đổi linh hoạt giữa môi trường Docker Container và môi trường Local XAMPP/WAMPP, có cơ chế fallback thông minh tự kích hoạt container khi máy trạm chưa cài đặt PHP cục bộ.</w:t>
+      </w:r>
+    </w:p>
+    <w:p>
+      <w:pPr/>
+      <w:r>
+        <w:t>Bảng: Kịch bản xử lý lỗi Bộ Khởi Chạy Launcher &amp; Môi Trường</w:t>
+      </w:r>
+    </w:p>
+    <w:tbl>
+      <w:tblPr>
+        <w:tblStyle w:val="LiBang"/>
+        <w:tblW w:type="auto" w:w="0"/>
+        <w:tblLook w:firstColumn="1" w:firstRow="1" w:lastColumn="0" w:lastRow="0" w:noHBand="0" w:noVBand="1" w:val="04A0"/>
+      </w:tblPr>
+      <w:tblGrid>
+        <w:gridCol w:w="4536"/>
+        <w:gridCol w:w="4536"/>
+      </w:tblGrid>
+      <w:tr>
+        <w:tc>
+          <w:tcPr>
+            <w:tcW w:type="dxa" w:w="4536"/>
+            <w:shd w:fill="EAEAEA"/>
+          </w:tcPr>
+          <w:p>
+            <w:r>
+              <w:rPr>
+                <w:rFonts w:ascii="Times New Roman" w:hAnsi="Times New Roman"/>
+                <w:b/>
+                <w:sz w:val="20"/>
+              </w:rPr>
+              <w:t>Nguyên Nhân Phát Sinh Lỗi</w:t>
+            </w:r>
+          </w:p>
+        </w:tc>
+        <w:tc>
+          <w:tcPr>
+            <w:tcW w:type="dxa" w:w="4536"/>
+            <w:shd w:fill="EAEAEA"/>
+          </w:tcPr>
+          <w:p>
+            <w:r>
+              <w:rPr>
+                <w:rFonts w:ascii="Times New Roman" w:hAnsi="Times New Roman"/>
+                <w:b/>
+                <w:sz w:val="20"/>
+              </w:rPr>
+              <w:t>Message Lỗi / Trạng Thái Giao Diện Hiển Thị Phản Hồi</w:t>
+            </w:r>
+          </w:p>
+        </w:tc>
+      </w:tr>
+      <w:tr>
+        <w:tc>
+          <w:tcPr>
+            <w:tcW w:type="dxa" w:w="4536"/>
+          </w:tcPr>
+          <w:p>
+            <w:r>
+              <w:rPr>
+                <w:rFonts w:ascii="Times New Roman" w:hAnsi="Times New Roman"/>
+                <w:b w:val="0"/>
+                <w:sz w:val="20"/>
+              </w:rPr>
+              <w:t>Cổng 3306 bị chiếm dụng bởi một tiến trình MySQL khác đang chạy ngầm trên Windows</w:t>
+            </w:r>
+          </w:p>
+        </w:tc>
+        <w:tc>
+          <w:tcPr>
+            <w:tcW w:type="dxa" w:w="4536"/>
+          </w:tcPr>
+          <w:p>
+            <w:r>
+              <w:rPr>
+                <w:rFonts w:ascii="Times New Roman" w:hAnsi="Times New Roman"/>
+                <w:b w:val="0"/>
+                <w:sz w:val="20"/>
+              </w:rPr>
+              <w:t>Launcher tự động kiểm tra cổng 3306, hiển thị thông báo: 'Phát hiện dịch vụ MySQL đang chạy trên cổng 3306. Tự động liên kết cơ sở dữ liệu và tiếp tục khởi chạy ứng dụng'.</w:t>
+            </w:r>
+          </w:p>
+        </w:tc>
+      </w:tr>
+      <w:tr>
+        <w:tc>
+          <w:tcPr>
+            <w:tcW w:type="dxa" w:w="4536"/>
+          </w:tcPr>
+          <w:p>
+            <w:r>
+              <w:rPr>
+                <w:rFonts w:ascii="Times New Roman" w:hAnsi="Times New Roman"/>
+                <w:b w:val="0"/>
+                <w:sz w:val="20"/>
+              </w:rPr>
+              <w:t>Máy tính của người dùng chưa cài đặt môi trường PHP CLI khi lựa chọn khởi chạy cục bộ</w:t>
+            </w:r>
+          </w:p>
+        </w:tc>
+        <w:tc>
+          <w:tcPr>
+            <w:tcW w:type="dxa" w:w="4536"/>
+          </w:tcPr>
+          <w:p>
+            <w:r>
+              <w:rPr>
+                <w:rFonts w:ascii="Times New Roman" w:hAnsi="Times New Roman"/>
+                <w:b w:val="0"/>
+                <w:sz w:val="20"/>
+              </w:rPr>
+              <w:t>Bộ khởi chạy tự động phát hiện thiếu binary PHP và chuyển hướng thông minh sang chế độ Docker Runner: 'Không tìm thấy PHP cục bộ. Hệ thống tự động chuyển sang chế độ Docker Container'.</w:t>
+            </w:r>
+          </w:p>
+        </w:tc>
+      </w:tr>
+    </w:tbl>
     <w:p>
       <w:pPr>
         <w:pStyle w:val="Mucluc1"/>
@@ -7038,6 +10353,378 @@
           </w:p>
         </w:tc>
       </w:tr>
+      <w:tr>
+        <w:tc>
+          <w:tcPr>
+            <w:tcW w:type="dxa" w:w="735"/>
+          </w:tcPr>
+          <w:p>
+            <w:r>
+              <w:rPr>
+                <w:rFonts w:ascii="Times New Roman" w:hAnsi="Times New Roman"/>
+                <w:b w:val="0"/>
+                <w:sz w:val="20"/>
+              </w:rPr>
+              <w:t>19</w:t>
+            </w:r>
+          </w:p>
+        </w:tc>
+        <w:tc>
+          <w:tcPr>
+            <w:tcW w:type="dxa" w:w="2175"/>
+          </w:tcPr>
+          <w:p>
+            <w:r>
+              <w:rPr>
+                <w:rFonts w:ascii="Times New Roman" w:hAnsi="Times New Roman"/>
+                <w:b w:val="0"/>
+                <w:sz w:val="20"/>
+              </w:rPr>
+              <w:t>IoT</w:t>
+            </w:r>
+          </w:p>
+        </w:tc>
+        <w:tc>
+          <w:tcPr>
+            <w:tcW w:type="dxa" w:w="3424"/>
+          </w:tcPr>
+          <w:p>
+            <w:r>
+              <w:rPr>
+                <w:rFonts w:ascii="Times New Roman" w:hAnsi="Times New Roman"/>
+                <w:b w:val="0"/>
+                <w:sz w:val="20"/>
+              </w:rPr>
+              <w:t>Mạng lưới vạn vật kết nối Internet</w:t>
+            </w:r>
+          </w:p>
+        </w:tc>
+        <w:tc>
+          <w:tcPr>
+            <w:tcW w:type="dxa" w:w="2728"/>
+          </w:tcPr>
+          <w:p>
+            <w:r>
+              <w:rPr>
+                <w:rFonts w:ascii="Times New Roman" w:hAnsi="Times New Roman"/>
+                <w:b w:val="0"/>
+                <w:sz w:val="20"/>
+              </w:rPr>
+              <w:t>Internet of Things</w:t>
+            </w:r>
+          </w:p>
+        </w:tc>
+      </w:tr>
+      <w:tr>
+        <w:tc>
+          <w:tcPr>
+            <w:tcW w:type="dxa" w:w="735"/>
+          </w:tcPr>
+          <w:p>
+            <w:r>
+              <w:rPr>
+                <w:rFonts w:ascii="Times New Roman" w:hAnsi="Times New Roman"/>
+                <w:b w:val="0"/>
+                <w:sz w:val="20"/>
+              </w:rPr>
+              <w:t>20</w:t>
+            </w:r>
+          </w:p>
+        </w:tc>
+        <w:tc>
+          <w:tcPr>
+            <w:tcW w:type="dxa" w:w="2175"/>
+          </w:tcPr>
+          <w:p>
+            <w:r>
+              <w:rPr>
+                <w:rFonts w:ascii="Times New Roman" w:hAnsi="Times New Roman"/>
+                <w:b w:val="0"/>
+                <w:sz w:val="20"/>
+              </w:rPr>
+              <w:t>CQT</w:t>
+            </w:r>
+          </w:p>
+        </w:tc>
+        <w:tc>
+          <w:tcPr>
+            <w:tcW w:type="dxa" w:w="3424"/>
+          </w:tcPr>
+          <w:p>
+            <w:r>
+              <w:rPr>
+                <w:rFonts w:ascii="Times New Roman" w:hAnsi="Times New Roman"/>
+                <w:b w:val="0"/>
+                <w:sz w:val="20"/>
+              </w:rPr>
+              <w:t>Cơ quan Thuế Việt Nam</w:t>
+            </w:r>
+          </w:p>
+        </w:tc>
+        <w:tc>
+          <w:tcPr>
+            <w:tcW w:type="dxa" w:w="2728"/>
+          </w:tcPr>
+          <w:p>
+            <w:r>
+              <w:rPr>
+                <w:rFonts w:ascii="Times New Roman" w:hAnsi="Times New Roman"/>
+                <w:b w:val="0"/>
+                <w:sz w:val="20"/>
+              </w:rPr>
+              <w:t>General Department of Taxation</w:t>
+            </w:r>
+          </w:p>
+        </w:tc>
+      </w:tr>
+      <w:tr>
+        <w:tc>
+          <w:tcPr>
+            <w:tcW w:type="dxa" w:w="735"/>
+          </w:tcPr>
+          <w:p>
+            <w:r>
+              <w:rPr>
+                <w:rFonts w:ascii="Times New Roman" w:hAnsi="Times New Roman"/>
+                <w:b w:val="0"/>
+                <w:sz w:val="20"/>
+              </w:rPr>
+              <w:t>21</w:t>
+            </w:r>
+          </w:p>
+        </w:tc>
+        <w:tc>
+          <w:tcPr>
+            <w:tcW w:type="dxa" w:w="2175"/>
+          </w:tcPr>
+          <w:p>
+            <w:r>
+              <w:rPr>
+                <w:rFonts w:ascii="Times New Roman" w:hAnsi="Times New Roman"/>
+                <w:b w:val="0"/>
+                <w:sz w:val="20"/>
+              </w:rPr>
+              <w:t>e-Invoice</w:t>
+            </w:r>
+          </w:p>
+        </w:tc>
+        <w:tc>
+          <w:tcPr>
+            <w:tcW w:type="dxa" w:w="3424"/>
+          </w:tcPr>
+          <w:p>
+            <w:r>
+              <w:rPr>
+                <w:rFonts w:ascii="Times New Roman" w:hAnsi="Times New Roman"/>
+                <w:b w:val="0"/>
+                <w:sz w:val="20"/>
+              </w:rPr>
+              <w:t>Hóa đơn điện tử có mã CQT (NĐ 123/2020 &amp; TT 78/2021)</w:t>
+            </w:r>
+          </w:p>
+        </w:tc>
+        <w:tc>
+          <w:tcPr>
+            <w:tcW w:type="dxa" w:w="2728"/>
+          </w:tcPr>
+          <w:p>
+            <w:r>
+              <w:rPr>
+                <w:rFonts w:ascii="Times New Roman" w:hAnsi="Times New Roman"/>
+                <w:b w:val="0"/>
+                <w:sz w:val="20"/>
+              </w:rPr>
+              <w:t>Electronic Invoice</w:t>
+            </w:r>
+          </w:p>
+        </w:tc>
+      </w:tr>
+      <w:tr>
+        <w:tc>
+          <w:tcPr>
+            <w:tcW w:type="dxa" w:w="735"/>
+          </w:tcPr>
+          <w:p>
+            <w:r>
+              <w:rPr>
+                <w:rFonts w:ascii="Times New Roman" w:hAnsi="Times New Roman"/>
+                <w:b w:val="0"/>
+                <w:sz w:val="20"/>
+              </w:rPr>
+              <w:t>22</w:t>
+            </w:r>
+          </w:p>
+        </w:tc>
+        <w:tc>
+          <w:tcPr>
+            <w:tcW w:type="dxa" w:w="2175"/>
+          </w:tcPr>
+          <w:p>
+            <w:r>
+              <w:rPr>
+                <w:rFonts w:ascii="Times New Roman" w:hAnsi="Times New Roman"/>
+                <w:b w:val="0"/>
+                <w:sz w:val="20"/>
+              </w:rPr>
+              <w:t>PdM</w:t>
+            </w:r>
+          </w:p>
+        </w:tc>
+        <w:tc>
+          <w:tcPr>
+            <w:tcW w:type="dxa" w:w="3424"/>
+          </w:tcPr>
+          <w:p>
+            <w:r>
+              <w:rPr>
+                <w:rFonts w:ascii="Times New Roman" w:hAnsi="Times New Roman"/>
+                <w:b w:val="0"/>
+                <w:sz w:val="20"/>
+              </w:rPr>
+              <w:t>Bảo trì dự đoán dựa trên AI và dữ liệu cảm biến</w:t>
+            </w:r>
+          </w:p>
+        </w:tc>
+        <w:tc>
+          <w:tcPr>
+            <w:tcW w:type="dxa" w:w="2728"/>
+          </w:tcPr>
+          <w:p>
+            <w:r>
+              <w:rPr>
+                <w:rFonts w:ascii="Times New Roman" w:hAnsi="Times New Roman"/>
+                <w:b w:val="0"/>
+                <w:sz w:val="20"/>
+              </w:rPr>
+              <w:t>Predictive Maintenance</w:t>
+            </w:r>
+          </w:p>
+        </w:tc>
+      </w:tr>
+      <w:tr>
+        <w:tc>
+          <w:tcPr>
+            <w:tcW w:type="dxa" w:w="735"/>
+          </w:tcPr>
+          <w:p>
+            <w:r>
+              <w:rPr>
+                <w:rFonts w:ascii="Times New Roman" w:hAnsi="Times New Roman"/>
+                <w:b w:val="0"/>
+                <w:sz w:val="20"/>
+              </w:rPr>
+              <w:t>23</w:t>
+            </w:r>
+          </w:p>
+        </w:tc>
+        <w:tc>
+          <w:tcPr>
+            <w:tcW w:type="dxa" w:w="2175"/>
+          </w:tcPr>
+          <w:p>
+            <w:r>
+              <w:rPr>
+                <w:rFonts w:ascii="Times New Roman" w:hAnsi="Times New Roman"/>
+                <w:b w:val="0"/>
+                <w:sz w:val="20"/>
+              </w:rPr>
+              <w:t>WebSocket / Reverb</w:t>
+            </w:r>
+          </w:p>
+        </w:tc>
+        <w:tc>
+          <w:tcPr>
+            <w:tcW w:type="dxa" w:w="3424"/>
+          </w:tcPr>
+          <w:p>
+            <w:r>
+              <w:rPr>
+                <w:rFonts w:ascii="Times New Roman" w:hAnsi="Times New Roman"/>
+                <w:b w:val="0"/>
+                <w:sz w:val="20"/>
+              </w:rPr>
+              <w:t>Giao thức truyền thông hai chiều thời gian thực</w:t>
+            </w:r>
+          </w:p>
+        </w:tc>
+        <w:tc>
+          <w:tcPr>
+            <w:tcW w:type="dxa" w:w="2728"/>
+          </w:tcPr>
+          <w:p>
+            <w:r>
+              <w:rPr>
+                <w:rFonts w:ascii="Times New Roman" w:hAnsi="Times New Roman"/>
+                <w:b w:val="0"/>
+                <w:sz w:val="20"/>
+              </w:rPr>
+              <w:t>Laravel Reverb WebSocket Engine</w:t>
+            </w:r>
+          </w:p>
+        </w:tc>
+      </w:tr>
+      <w:tr>
+        <w:tc>
+          <w:tcPr>
+            <w:tcW w:type="dxa" w:w="735"/>
+          </w:tcPr>
+          <w:p>
+            <w:r>
+              <w:rPr>
+                <w:rFonts w:ascii="Times New Roman" w:hAnsi="Times New Roman"/>
+                <w:b w:val="0"/>
+                <w:sz w:val="20"/>
+              </w:rPr>
+              <w:t>24</w:t>
+            </w:r>
+          </w:p>
+        </w:tc>
+        <w:tc>
+          <w:tcPr>
+            <w:tcW w:type="dxa" w:w="2175"/>
+          </w:tcPr>
+          <w:p>
+            <w:r>
+              <w:rPr>
+                <w:rFonts w:ascii="Times New Roman" w:hAnsi="Times New Roman"/>
+                <w:b w:val="0"/>
+                <w:sz w:val="20"/>
+              </w:rPr>
+              <w:t>LoRaWAN / ESP32</w:t>
+            </w:r>
+          </w:p>
+        </w:tc>
+        <w:tc>
+          <w:tcPr>
+            <w:tcW w:type="dxa" w:w="3424"/>
+          </w:tcPr>
+          <w:p>
+            <w:r>
+              <w:rPr>
+                <w:rFonts w:ascii="Times New Roman" w:hAnsi="Times New Roman"/>
+                <w:b w:val="0"/>
+                <w:sz w:val="20"/>
+              </w:rPr>
+              <w:t>Chuẩn mạng vô tuyến tầm xa &amp; Vi điều khiển công tơ IoT</w:t>
+            </w:r>
+          </w:p>
+        </w:tc>
+        <w:tc>
+          <w:tcPr>
+            <w:tcW w:type="dxa" w:w="2728"/>
+          </w:tcPr>
+          <w:p>
+            <w:r>
+              <w:rPr>
+                <w:rFonts w:ascii="Times New Roman" w:hAnsi="Times New Roman"/>
+                <w:b w:val="0"/>
+                <w:sz w:val="20"/>
+              </w:rPr>
+              <w:t>Low Power Wide Area Network / ESP32 SoC</w:t>
+            </w:r>
+          </w:p>
+        </w:tc>
+      </w:tr>
     </w:tbl>
     <w:p>
       <w:pPr>
@@ -7113,7 +10800,7 @@
         <w:spacing w:after="120" w:line="288" w:lineRule="auto"/>
       </w:pPr>
       <w:r>
-        <w:t>Hệ thống là sự kết hợp chặt chẽ giữa nền tảng tìm kiếm, đặt phòng và đánh giá lưu trú minh bạch (Renty) với hệ sinh thái quản trị vận hành toàn diện cho Nhà trọ, Chung cư, Căn hộ dịch vụ và Khách sạn (SmartRoom), tích hợp sâu các công nghệ tiên tiến: Trí tuệ nhân tạo (Google Gemini AI) hỗ trợ tư vấn và OCR nhận diện chỉ số đồng hồ điện nước, cơ chế xác thực sinh trắc học WebAuthn Passkey, Ký số hợp đồng điện tử bằng Canvas, Quản lý sơ đồ buồng phòng Housekeeping thời gian thực, Phí quản lý chung cư tự động và Mã hóa dữ liệu nhạy cảm AES-256-GCM.</w:t>
+        <w:t>Hệ thống là sự kết hợp chặt chẽ giữa nền tảng tìm kiếm, đặt phòng và đánh giá lưu trú minh bạch (Renty) với hệ sinh thái quản trị vận hành toàn diện cho Nhà trọ, Chung cư, Căn hộ dịch vụ và Khách sạn (SmartRoom). Hệ thống tích hợp sâu chuỗi công nghệ hiện đại hàng đầu: Trí tuệ nhân tạo (Google Gemini AI) hỗ trợ tư vấn ngôn ngữ tự nhiên (RAG), AI Vision OCR nhận diện công tơ đơn lẻ và hàng loạt (Bulk Match OCR), AI Dự đoán bảo trì thiết bị (Predictive Maintenance); Hệ sinh thái IoT Smart Metering thu thập vi mô phụ tải điện nước chu kỳ 15 phút; Cơ chế truyền thông thời gian thực bằng Laravel Reverb WebSockets; Hóa đơn điện tử e-Invoice chuẩn Nghị định 123/2020/NĐ-CP và Thông tư 78/2021/TT-BTC có mã Cơ quan Thuế (CQT); Xác thực sinh trắc học không mật khẩu WebAuthn Passkey (FIDO2); Ký số hợp đồng điện tử Canvas; và Mã hóa bảo vệ dữ liệu nhạy cảm PII bằng chuẩn quân sự AES-256-GCM kết hợp HMAC Blind Index.</w:t>
       </w:r>
     </w:p>
     <w:p>
@@ -12502,6 +16189,870 @@
             <w:pPr>
               <w:jc w:val="center"/>
             </w:pPr>
+          </w:p>
+        </w:tc>
+      </w:tr>
+      <w:tr>
+        <w:tc>
+          <w:tcPr>
+            <w:tcW w:type="dxa" w:w="1351"/>
+          </w:tcPr>
+          <w:p>
+            <w:r>
+              <w:rPr>
+                <w:rFonts w:ascii="Times New Roman" w:hAnsi="Times New Roman"/>
+                <w:b w:val="0"/>
+                <w:sz w:val="20"/>
+              </w:rPr>
+              <w:t>Nguyễn Anh Quý</w:t>
+              <w:br/>
+              <w:t>(Nhóm Phó)</w:t>
+            </w:r>
+          </w:p>
+        </w:tc>
+        <w:tc>
+          <w:tcPr>
+            <w:tcW w:type="dxa" w:w="734"/>
+          </w:tcPr>
+          <w:p>
+            <w:r>
+              <w:rPr>
+                <w:rFonts w:ascii="Times New Roman" w:hAnsi="Times New Roman"/>
+                <w:b w:val="0"/>
+                <w:sz w:val="20"/>
+              </w:rPr>
+              <w:t>12</w:t>
+            </w:r>
+          </w:p>
+        </w:tc>
+        <w:tc>
+          <w:tcPr>
+            <w:tcW w:type="dxa" w:w="2862"/>
+          </w:tcPr>
+          <w:p>
+            <w:r>
+              <w:rPr>
+                <w:rFonts w:ascii="Times New Roman" w:hAnsi="Times New Roman"/>
+                <w:b w:val="0"/>
+                <w:sz w:val="20"/>
+              </w:rPr>
+              <w:t>IoT Smart Metering &amp; Telemetry 15 phút giám sát điện nước thời gian thực</w:t>
+            </w:r>
+          </w:p>
+        </w:tc>
+        <w:tc>
+          <w:tcPr>
+            <w:tcW w:type="dxa" w:w="1192"/>
+          </w:tcPr>
+          <w:p>
+            <w:r>
+              <w:rPr>
+                <w:rFonts w:ascii="Times New Roman" w:hAnsi="Times New Roman"/>
+                <w:b w:val="0"/>
+                <w:sz w:val="20"/>
+              </w:rPr>
+              <w:t>07/09/2026</w:t>
+            </w:r>
+          </w:p>
+        </w:tc>
+        <w:tc>
+          <w:tcPr>
+            <w:tcW w:type="dxa" w:w="1192"/>
+          </w:tcPr>
+          <w:p>
+            <w:r>
+              <w:rPr>
+                <w:rFonts w:ascii="Times New Roman" w:hAnsi="Times New Roman"/>
+                <w:b w:val="0"/>
+                <w:sz w:val="20"/>
+              </w:rPr>
+              <w:t>21/09/2026</w:t>
+            </w:r>
+          </w:p>
+        </w:tc>
+        <w:tc>
+          <w:tcPr>
+            <w:tcW w:type="dxa" w:w="756"/>
+          </w:tcPr>
+          <w:p>
+            <w:r>
+              <w:rPr>
+                <w:rFonts w:ascii="Times New Roman" w:hAnsi="Times New Roman"/>
+                <w:b w:val="0"/>
+                <w:sz w:val="20"/>
+              </w:rPr>
+              <w:t>1.5</w:t>
+            </w:r>
+          </w:p>
+        </w:tc>
+        <w:tc>
+          <w:tcPr>
+            <w:tcW w:type="dxa" w:w="975"/>
+          </w:tcPr>
+          <w:p>
+            <w:r>
+              <w:rPr>
+                <w:rFonts w:ascii="Times New Roman" w:hAnsi="Times New Roman"/>
+                <w:b w:val="0"/>
+                <w:sz w:val="20"/>
+              </w:rPr>
+            </w:r>
+          </w:p>
+        </w:tc>
+      </w:tr>
+      <w:tr>
+        <w:tc>
+          <w:tcPr>
+            <w:tcW w:type="dxa" w:w="1351"/>
+          </w:tcPr>
+          <w:p>
+            <w:r>
+              <w:rPr>
+                <w:rFonts w:ascii="Times New Roman" w:hAnsi="Times New Roman"/>
+                <w:b w:val="0"/>
+                <w:sz w:val="20"/>
+              </w:rPr>
+              <w:t>Nguyễn Anh Quý</w:t>
+              <w:br/>
+              <w:t>(Nhóm Phó)</w:t>
+            </w:r>
+          </w:p>
+        </w:tc>
+        <w:tc>
+          <w:tcPr>
+            <w:tcW w:type="dxa" w:w="734"/>
+          </w:tcPr>
+          <w:p>
+            <w:r>
+              <w:rPr>
+                <w:rFonts w:ascii="Times New Roman" w:hAnsi="Times New Roman"/>
+                <w:b w:val="0"/>
+                <w:sz w:val="20"/>
+              </w:rPr>
+              <w:t>13</w:t>
+            </w:r>
+          </w:p>
+        </w:tc>
+        <w:tc>
+          <w:tcPr>
+            <w:tcW w:type="dxa" w:w="2862"/>
+          </w:tcPr>
+          <w:p>
+            <w:r>
+              <w:rPr>
+                <w:rFonts w:ascii="Times New Roman" w:hAnsi="Times New Roman"/>
+                <w:b w:val="0"/>
+                <w:sz w:val="20"/>
+              </w:rPr>
+              <w:t>AI Dự đoán bảo trì &amp; Cảnh báo bất thường (AI Predictive Maintenance)</w:t>
+            </w:r>
+          </w:p>
+        </w:tc>
+        <w:tc>
+          <w:tcPr>
+            <w:tcW w:type="dxa" w:w="1192"/>
+          </w:tcPr>
+          <w:p>
+            <w:r>
+              <w:rPr>
+                <w:rFonts w:ascii="Times New Roman" w:hAnsi="Times New Roman"/>
+                <w:b w:val="0"/>
+                <w:sz w:val="20"/>
+              </w:rPr>
+              <w:t>15/09/2026</w:t>
+            </w:r>
+          </w:p>
+        </w:tc>
+        <w:tc>
+          <w:tcPr>
+            <w:tcW w:type="dxa" w:w="1192"/>
+          </w:tcPr>
+          <w:p>
+            <w:r>
+              <w:rPr>
+                <w:rFonts w:ascii="Times New Roman" w:hAnsi="Times New Roman"/>
+                <w:b w:val="0"/>
+                <w:sz w:val="20"/>
+              </w:rPr>
+              <w:t>22/09/2026</w:t>
+            </w:r>
+          </w:p>
+        </w:tc>
+        <w:tc>
+          <w:tcPr>
+            <w:tcW w:type="dxa" w:w="756"/>
+          </w:tcPr>
+          <w:p>
+            <w:r>
+              <w:rPr>
+                <w:rFonts w:ascii="Times New Roman" w:hAnsi="Times New Roman"/>
+                <w:b w:val="0"/>
+                <w:sz w:val="20"/>
+              </w:rPr>
+              <w:t>1.5</w:t>
+            </w:r>
+          </w:p>
+        </w:tc>
+        <w:tc>
+          <w:tcPr>
+            <w:tcW w:type="dxa" w:w="975"/>
+          </w:tcPr>
+          <w:p>
+            <w:r>
+              <w:rPr>
+                <w:rFonts w:ascii="Times New Roman" w:hAnsi="Times New Roman"/>
+                <w:b w:val="0"/>
+                <w:sz w:val="20"/>
+              </w:rPr>
+            </w:r>
+          </w:p>
+        </w:tc>
+      </w:tr>
+      <w:tr>
+        <w:tc>
+          <w:tcPr>
+            <w:tcW w:type="dxa" w:w="1351"/>
+          </w:tcPr>
+          <w:p>
+            <w:r>
+              <w:rPr>
+                <w:rFonts w:ascii="Times New Roman" w:hAnsi="Times New Roman"/>
+                <w:b w:val="0"/>
+                <w:sz w:val="20"/>
+              </w:rPr>
+              <w:t>Nguyễn Anh Quý</w:t>
+              <w:br/>
+              <w:t>(Nhóm Phó)</w:t>
+            </w:r>
+          </w:p>
+        </w:tc>
+        <w:tc>
+          <w:tcPr>
+            <w:tcW w:type="dxa" w:w="734"/>
+          </w:tcPr>
+          <w:p>
+            <w:r>
+              <w:rPr>
+                <w:rFonts w:ascii="Times New Roman" w:hAnsi="Times New Roman"/>
+                <w:b w:val="0"/>
+                <w:sz w:val="20"/>
+              </w:rPr>
+              <w:t>14</w:t>
+            </w:r>
+          </w:p>
+        </w:tc>
+        <w:tc>
+          <w:tcPr>
+            <w:tcW w:type="dxa" w:w="2862"/>
+          </w:tcPr>
+          <w:p>
+            <w:r>
+              <w:rPr>
+                <w:rFonts w:ascii="Times New Roman" w:hAnsi="Times New Roman"/>
+                <w:b w:val="0"/>
+                <w:sz w:val="20"/>
+              </w:rPr>
+              <w:t>Tích hợp Hóa đơn điện tử e-Invoice chuẩn CQT Nghị định 123 &amp; Thông tư 78</w:t>
+            </w:r>
+          </w:p>
+        </w:tc>
+        <w:tc>
+          <w:tcPr>
+            <w:tcW w:type="dxa" w:w="1192"/>
+          </w:tcPr>
+          <w:p>
+            <w:r>
+              <w:rPr>
+                <w:rFonts w:ascii="Times New Roman" w:hAnsi="Times New Roman"/>
+                <w:b w:val="0"/>
+                <w:sz w:val="20"/>
+              </w:rPr>
+              <w:t>18/09/2026</w:t>
+            </w:r>
+          </w:p>
+        </w:tc>
+        <w:tc>
+          <w:tcPr>
+            <w:tcW w:type="dxa" w:w="1192"/>
+          </w:tcPr>
+          <w:p>
+            <w:r>
+              <w:rPr>
+                <w:rFonts w:ascii="Times New Roman" w:hAnsi="Times New Roman"/>
+                <w:b w:val="0"/>
+                <w:sz w:val="20"/>
+              </w:rPr>
+              <w:t>22/09/2026</w:t>
+            </w:r>
+          </w:p>
+        </w:tc>
+        <w:tc>
+          <w:tcPr>
+            <w:tcW w:type="dxa" w:w="756"/>
+          </w:tcPr>
+          <w:p>
+            <w:r>
+              <w:rPr>
+                <w:rFonts w:ascii="Times New Roman" w:hAnsi="Times New Roman"/>
+                <w:b w:val="0"/>
+                <w:sz w:val="20"/>
+              </w:rPr>
+              <w:t>1.5</w:t>
+            </w:r>
+          </w:p>
+        </w:tc>
+        <w:tc>
+          <w:tcPr>
+            <w:tcW w:type="dxa" w:w="975"/>
+          </w:tcPr>
+          <w:p>
+            <w:r>
+              <w:rPr>
+                <w:rFonts w:ascii="Times New Roman" w:hAnsi="Times New Roman"/>
+                <w:b w:val="0"/>
+                <w:sz w:val="20"/>
+              </w:rPr>
+            </w:r>
+          </w:p>
+        </w:tc>
+      </w:tr>
+      <w:tr>
+        <w:tc>
+          <w:tcPr>
+            <w:tcW w:type="dxa" w:w="1351"/>
+          </w:tcPr>
+          <w:p>
+            <w:r>
+              <w:rPr>
+                <w:rFonts w:ascii="Times New Roman" w:hAnsi="Times New Roman"/>
+                <w:b w:val="0"/>
+                <w:sz w:val="20"/>
+              </w:rPr>
+              <w:t>Nguyễn Anh Quý</w:t>
+              <w:br/>
+              <w:t>(Nhóm Phó)</w:t>
+            </w:r>
+          </w:p>
+        </w:tc>
+        <w:tc>
+          <w:tcPr>
+            <w:tcW w:type="dxa" w:w="734"/>
+          </w:tcPr>
+          <w:p>
+            <w:r>
+              <w:rPr>
+                <w:rFonts w:ascii="Times New Roman" w:hAnsi="Times New Roman"/>
+                <w:b w:val="0"/>
+                <w:sz w:val="20"/>
+              </w:rPr>
+              <w:t>15</w:t>
+            </w:r>
+          </w:p>
+        </w:tc>
+        <w:tc>
+          <w:tcPr>
+            <w:tcW w:type="dxa" w:w="2862"/>
+          </w:tcPr>
+          <w:p>
+            <w:r>
+              <w:rPr>
+                <w:rFonts w:ascii="Times New Roman" w:hAnsi="Times New Roman"/>
+                <w:b w:val="0"/>
+                <w:sz w:val="20"/>
+              </w:rPr>
+              <w:t>Bộ khởi chạy App Launcher GUI &amp; Tự động kết nối CSDL đa môi trường Docker/XAMPP</w:t>
+            </w:r>
+          </w:p>
+        </w:tc>
+        <w:tc>
+          <w:tcPr>
+            <w:tcW w:type="dxa" w:w="1192"/>
+          </w:tcPr>
+          <w:p>
+            <w:r>
+              <w:rPr>
+                <w:rFonts w:ascii="Times New Roman" w:hAnsi="Times New Roman"/>
+                <w:b w:val="0"/>
+                <w:sz w:val="20"/>
+              </w:rPr>
+              <w:t>20/09/2026</w:t>
+            </w:r>
+          </w:p>
+        </w:tc>
+        <w:tc>
+          <w:tcPr>
+            <w:tcW w:type="dxa" w:w="1192"/>
+          </w:tcPr>
+          <w:p>
+            <w:r>
+              <w:rPr>
+                <w:rFonts w:ascii="Times New Roman" w:hAnsi="Times New Roman"/>
+                <w:b w:val="0"/>
+                <w:sz w:val="20"/>
+              </w:rPr>
+              <w:t>23/09/2026</w:t>
+            </w:r>
+          </w:p>
+        </w:tc>
+        <w:tc>
+          <w:tcPr>
+            <w:tcW w:type="dxa" w:w="756"/>
+          </w:tcPr>
+          <w:p>
+            <w:r>
+              <w:rPr>
+                <w:rFonts w:ascii="Times New Roman" w:hAnsi="Times New Roman"/>
+                <w:b w:val="0"/>
+                <w:sz w:val="20"/>
+              </w:rPr>
+              <w:t>0.75</w:t>
+            </w:r>
+          </w:p>
+        </w:tc>
+        <w:tc>
+          <w:tcPr>
+            <w:tcW w:type="dxa" w:w="975"/>
+          </w:tcPr>
+          <w:p>
+            <w:r>
+              <w:rPr>
+                <w:rFonts w:ascii="Times New Roman" w:hAnsi="Times New Roman"/>
+                <w:b w:val="0"/>
+                <w:sz w:val="20"/>
+              </w:rPr>
+            </w:r>
+          </w:p>
+        </w:tc>
+      </w:tr>
+      <w:tr>
+        <w:tc>
+          <w:tcPr>
+            <w:tcW w:type="dxa" w:w="1351"/>
+          </w:tcPr>
+          <w:p>
+            <w:r>
+              <w:rPr>
+                <w:rFonts w:ascii="Times New Roman" w:hAnsi="Times New Roman"/>
+                <w:b w:val="0"/>
+                <w:sz w:val="20"/>
+              </w:rPr>
+              <w:t>Nguyễn Thanh Hiền</w:t>
+              <w:br/>
+              <w:t>(Nhóm Trưởng)</w:t>
+            </w:r>
+          </w:p>
+        </w:tc>
+        <w:tc>
+          <w:tcPr>
+            <w:tcW w:type="dxa" w:w="734"/>
+          </w:tcPr>
+          <w:p>
+            <w:r>
+              <w:rPr>
+                <w:rFonts w:ascii="Times New Roman" w:hAnsi="Times New Roman"/>
+                <w:b w:val="0"/>
+                <w:sz w:val="20"/>
+              </w:rPr>
+              <w:t>13</w:t>
+            </w:r>
+          </w:p>
+        </w:tc>
+        <w:tc>
+          <w:tcPr>
+            <w:tcW w:type="dxa" w:w="2862"/>
+          </w:tcPr>
+          <w:p>
+            <w:r>
+              <w:rPr>
+                <w:rFonts w:ascii="Times New Roman" w:hAnsi="Times New Roman"/>
+                <w:b w:val="0"/>
+                <w:sz w:val="20"/>
+              </w:rPr>
+              <w:t>Đăng nhập 3 phương thức linh hoạt (Passkey FIDO2 + Email OTP + Password)</w:t>
+            </w:r>
+          </w:p>
+        </w:tc>
+        <w:tc>
+          <w:tcPr>
+            <w:tcW w:type="dxa" w:w="1192"/>
+          </w:tcPr>
+          <w:p>
+            <w:r>
+              <w:rPr>
+                <w:rFonts w:ascii="Times New Roman" w:hAnsi="Times New Roman"/>
+                <w:b w:val="0"/>
+                <w:sz w:val="20"/>
+              </w:rPr>
+              <w:t>07/09/2026</w:t>
+            </w:r>
+          </w:p>
+        </w:tc>
+        <w:tc>
+          <w:tcPr>
+            <w:tcW w:type="dxa" w:w="1192"/>
+          </w:tcPr>
+          <w:p>
+            <w:r>
+              <w:rPr>
+                <w:rFonts w:ascii="Times New Roman" w:hAnsi="Times New Roman"/>
+                <w:b w:val="0"/>
+                <w:sz w:val="20"/>
+              </w:rPr>
+              <w:t>20/09/2026</w:t>
+            </w:r>
+          </w:p>
+        </w:tc>
+        <w:tc>
+          <w:tcPr>
+            <w:tcW w:type="dxa" w:w="756"/>
+          </w:tcPr>
+          <w:p>
+            <w:r>
+              <w:rPr>
+                <w:rFonts w:ascii="Times New Roman" w:hAnsi="Times New Roman"/>
+                <w:b w:val="0"/>
+                <w:sz w:val="20"/>
+              </w:rPr>
+              <w:t>1.0</w:t>
+            </w:r>
+          </w:p>
+        </w:tc>
+        <w:tc>
+          <w:tcPr>
+            <w:tcW w:type="dxa" w:w="975"/>
+          </w:tcPr>
+          <w:p>
+            <w:r>
+              <w:rPr>
+                <w:rFonts w:ascii="Times New Roman" w:hAnsi="Times New Roman"/>
+                <w:b w:val="0"/>
+                <w:sz w:val="20"/>
+              </w:rPr>
+            </w:r>
+          </w:p>
+        </w:tc>
+      </w:tr>
+      <w:tr>
+        <w:tc>
+          <w:tcPr>
+            <w:tcW w:type="dxa" w:w="1351"/>
+          </w:tcPr>
+          <w:p>
+            <w:r>
+              <w:rPr>
+                <w:rFonts w:ascii="Times New Roman" w:hAnsi="Times New Roman"/>
+                <w:b w:val="0"/>
+                <w:sz w:val="20"/>
+              </w:rPr>
+              <w:t>Nguyễn Thanh Hiền</w:t>
+              <w:br/>
+              <w:t>(Nhóm Trưởng)</w:t>
+            </w:r>
+          </w:p>
+        </w:tc>
+        <w:tc>
+          <w:tcPr>
+            <w:tcW w:type="dxa" w:w="734"/>
+          </w:tcPr>
+          <w:p>
+            <w:r>
+              <w:rPr>
+                <w:rFonts w:ascii="Times New Roman" w:hAnsi="Times New Roman"/>
+                <w:b w:val="0"/>
+                <w:sz w:val="20"/>
+              </w:rPr>
+              <w:t>14</w:t>
+            </w:r>
+          </w:p>
+        </w:tc>
+        <w:tc>
+          <w:tcPr>
+            <w:tcW w:type="dxa" w:w="2862"/>
+          </w:tcPr>
+          <w:p>
+            <w:r>
+              <w:rPr>
+                <w:rFonts w:ascii="Times New Roman" w:hAnsi="Times New Roman"/>
+                <w:b w:val="0"/>
+                <w:sz w:val="20"/>
+              </w:rPr>
+              <w:t>Phân hệ Khách sạn: Tiếp nhận đặt phòng (Hotel Bookings) &amp; Bảng kê Folio</w:t>
+            </w:r>
+          </w:p>
+        </w:tc>
+        <w:tc>
+          <w:tcPr>
+            <w:tcW w:type="dxa" w:w="1192"/>
+          </w:tcPr>
+          <w:p>
+            <w:r>
+              <w:rPr>
+                <w:rFonts w:ascii="Times New Roman" w:hAnsi="Times New Roman"/>
+                <w:b w:val="0"/>
+                <w:sz w:val="20"/>
+              </w:rPr>
+              <w:t>12/09/2026</w:t>
+            </w:r>
+          </w:p>
+        </w:tc>
+        <w:tc>
+          <w:tcPr>
+            <w:tcW w:type="dxa" w:w="1192"/>
+          </w:tcPr>
+          <w:p>
+            <w:r>
+              <w:rPr>
+                <w:rFonts w:ascii="Times New Roman" w:hAnsi="Times New Roman"/>
+                <w:b w:val="0"/>
+                <w:sz w:val="20"/>
+              </w:rPr>
+              <w:t>21/09/2026</w:t>
+            </w:r>
+          </w:p>
+        </w:tc>
+        <w:tc>
+          <w:tcPr>
+            <w:tcW w:type="dxa" w:w="756"/>
+          </w:tcPr>
+          <w:p>
+            <w:r>
+              <w:rPr>
+                <w:rFonts w:ascii="Times New Roman" w:hAnsi="Times New Roman"/>
+                <w:b w:val="0"/>
+                <w:sz w:val="20"/>
+              </w:rPr>
+              <w:t>1.25</w:t>
+            </w:r>
+          </w:p>
+        </w:tc>
+        <w:tc>
+          <w:tcPr>
+            <w:tcW w:type="dxa" w:w="975"/>
+          </w:tcPr>
+          <w:p>
+            <w:r>
+              <w:rPr>
+                <w:rFonts w:ascii="Times New Roman" w:hAnsi="Times New Roman"/>
+                <w:b w:val="0"/>
+                <w:sz w:val="20"/>
+              </w:rPr>
+            </w:r>
+          </w:p>
+        </w:tc>
+      </w:tr>
+      <w:tr>
+        <w:tc>
+          <w:tcPr>
+            <w:tcW w:type="dxa" w:w="1351"/>
+          </w:tcPr>
+          <w:p>
+            <w:r>
+              <w:rPr>
+                <w:rFonts w:ascii="Times New Roman" w:hAnsi="Times New Roman"/>
+                <w:b w:val="0"/>
+                <w:sz w:val="20"/>
+              </w:rPr>
+              <w:t>Huỳnh Văn Vĩnh Em</w:t>
+              <w:br/>
+              <w:t>(Thành Viên)</w:t>
+            </w:r>
+          </w:p>
+        </w:tc>
+        <w:tc>
+          <w:tcPr>
+            <w:tcW w:type="dxa" w:w="734"/>
+          </w:tcPr>
+          <w:p>
+            <w:r>
+              <w:rPr>
+                <w:rFonts w:ascii="Times New Roman" w:hAnsi="Times New Roman"/>
+                <w:b w:val="0"/>
+                <w:sz w:val="20"/>
+              </w:rPr>
+              <w:t>12</w:t>
+            </w:r>
+          </w:p>
+        </w:tc>
+        <w:tc>
+          <w:tcPr>
+            <w:tcW w:type="dxa" w:w="2862"/>
+          </w:tcPr>
+          <w:p>
+            <w:r>
+              <w:rPr>
+                <w:rFonts w:ascii="Times New Roman" w:hAnsi="Times New Roman"/>
+                <w:b w:val="0"/>
+                <w:sz w:val="20"/>
+              </w:rPr>
+              <w:t>Bộ lọc tìm kiếm phòng thông minh sửa lỗi chính tả (Typo Tolerance &amp; Live Suggestion)</w:t>
+            </w:r>
+          </w:p>
+        </w:tc>
+        <w:tc>
+          <w:tcPr>
+            <w:tcW w:type="dxa" w:w="1192"/>
+          </w:tcPr>
+          <w:p>
+            <w:r>
+              <w:rPr>
+                <w:rFonts w:ascii="Times New Roman" w:hAnsi="Times New Roman"/>
+                <w:b w:val="0"/>
+                <w:sz w:val="20"/>
+              </w:rPr>
+              <w:t>10/09/2026</w:t>
+            </w:r>
+          </w:p>
+        </w:tc>
+        <w:tc>
+          <w:tcPr>
+            <w:tcW w:type="dxa" w:w="1192"/>
+          </w:tcPr>
+          <w:p>
+            <w:r>
+              <w:rPr>
+                <w:rFonts w:ascii="Times New Roman" w:hAnsi="Times New Roman"/>
+                <w:b w:val="0"/>
+                <w:sz w:val="20"/>
+              </w:rPr>
+              <w:t>21/09/2026</w:t>
+            </w:r>
+          </w:p>
+        </w:tc>
+        <w:tc>
+          <w:tcPr>
+            <w:tcW w:type="dxa" w:w="756"/>
+          </w:tcPr>
+          <w:p>
+            <w:r>
+              <w:rPr>
+                <w:rFonts w:ascii="Times New Roman" w:hAnsi="Times New Roman"/>
+                <w:b w:val="0"/>
+                <w:sz w:val="20"/>
+              </w:rPr>
+              <w:t>1.0</w:t>
+            </w:r>
+          </w:p>
+        </w:tc>
+        <w:tc>
+          <w:tcPr>
+            <w:tcW w:type="dxa" w:w="975"/>
+          </w:tcPr>
+          <w:p>
+            <w:r>
+              <w:rPr>
+                <w:rFonts w:ascii="Times New Roman" w:hAnsi="Times New Roman"/>
+                <w:b w:val="0"/>
+                <w:sz w:val="20"/>
+              </w:rPr>
+            </w:r>
+          </w:p>
+        </w:tc>
+      </w:tr>
+      <w:tr>
+        <w:tc>
+          <w:tcPr>
+            <w:tcW w:type="dxa" w:w="1351"/>
+          </w:tcPr>
+          <w:p>
+            <w:r>
+              <w:rPr>
+                <w:rFonts w:ascii="Times New Roman" w:hAnsi="Times New Roman"/>
+                <w:b w:val="0"/>
+                <w:sz w:val="20"/>
+              </w:rPr>
+              <w:t>Huỳnh Văn Vĩnh Em</w:t>
+              <w:br/>
+              <w:t>(Thành Viên)</w:t>
+            </w:r>
+          </w:p>
+        </w:tc>
+        <w:tc>
+          <w:tcPr>
+            <w:tcW w:type="dxa" w:w="734"/>
+          </w:tcPr>
+          <w:p>
+            <w:r>
+              <w:rPr>
+                <w:rFonts w:ascii="Times New Roman" w:hAnsi="Times New Roman"/>
+                <w:b w:val="0"/>
+                <w:sz w:val="20"/>
+              </w:rPr>
+              <w:t>13</w:t>
+            </w:r>
+          </w:p>
+        </w:tc>
+        <w:tc>
+          <w:tcPr>
+            <w:tcW w:type="dxa" w:w="2862"/>
+          </w:tcPr>
+          <w:p>
+            <w:r>
+              <w:rPr>
+                <w:rFonts w:ascii="Times New Roman" w:hAnsi="Times New Roman"/>
+                <w:b w:val="0"/>
+                <w:sz w:val="20"/>
+              </w:rPr>
+              <w:t>Phân hệ Buồng phòng (Housekeeping) cập nhật thời gian thực qua WebSocket Reverb</w:t>
+            </w:r>
+          </w:p>
+        </w:tc>
+        <w:tc>
+          <w:tcPr>
+            <w:tcW w:type="dxa" w:w="1192"/>
+          </w:tcPr>
+          <w:p>
+            <w:r>
+              <w:rPr>
+                <w:rFonts w:ascii="Times New Roman" w:hAnsi="Times New Roman"/>
+                <w:b w:val="0"/>
+                <w:sz w:val="20"/>
+              </w:rPr>
+              <w:t>14/09/2026</w:t>
+            </w:r>
+          </w:p>
+        </w:tc>
+        <w:tc>
+          <w:tcPr>
+            <w:tcW w:type="dxa" w:w="1192"/>
+          </w:tcPr>
+          <w:p>
+            <w:r>
+              <w:rPr>
+                <w:rFonts w:ascii="Times New Roman" w:hAnsi="Times New Roman"/>
+                <w:b w:val="0"/>
+                <w:sz w:val="20"/>
+              </w:rPr>
+              <w:t>21/09/2026</w:t>
+            </w:r>
+          </w:p>
+        </w:tc>
+        <w:tc>
+          <w:tcPr>
+            <w:tcW w:type="dxa" w:w="756"/>
+          </w:tcPr>
+          <w:p>
+            <w:r>
+              <w:rPr>
+                <w:rFonts w:ascii="Times New Roman" w:hAnsi="Times New Roman"/>
+                <w:b w:val="0"/>
+                <w:sz w:val="20"/>
+              </w:rPr>
+              <w:t>1.0</w:t>
+            </w:r>
+          </w:p>
+        </w:tc>
+        <w:tc>
+          <w:tcPr>
+            <w:tcW w:type="dxa" w:w="975"/>
+          </w:tcPr>
+          <w:p>
+            <w:r>
+              <w:rPr>
+                <w:rFonts w:ascii="Times New Roman" w:hAnsi="Times New Roman"/>
+                <w:b w:val="0"/>
+                <w:sz w:val="20"/>
+              </w:rPr>
+            </w:r>
           </w:p>
         </w:tc>
       </w:tr>
@@ -13828,6 +18379,30 @@
       </w:r>
     </w:p>
     <w:p>
+      <w:pPr/>
+      <w:r>
+        <w:t>• Môi trường Vận hành &amp; GUI Launcher (Docker / XAMPP Dual Engine): Xây dựng bộ công cụ khởi chạy một chạm Launcher GUI trên nền PowerShell/Batch Script, tự động kiểm tra xung đột và kích hoạt dịch vụ MySQL trên cổng 3306, hỗ trợ cơ chế vận hành kép linh hoạt giữa Docker Container và môi trường cục bộ (XAMPP/WAMPP/PHP CLI) với khả năng tự phục hồi khi thiếu PHP môi trường.</w:t>
+      </w:r>
+    </w:p>
+    <w:p>
+      <w:pPr/>
+      <w:r>
+        <w:t>• Trí tuệ nhân tạo nâng cao &amp; Dự đoán bảo trì (AI Predictive Maintenance &amp; Bulk OCR): Nâng cấp công nghệ AI Vision Bulk Match OCR cho phép tải lên cùng lúc 5 – 30 ảnh công tơ để bóc tách song song Số SX (Serial) và chỉ số tiêu thụ rồi tự động khớp phòng; kết hợp mô hình AI phân tích chuỗi thời gian telemetry để phát hiện sớm rò rỉ nước ngầm, cảnh báo quá tải phụ tải điện và kích hoạt cảnh báo khẩn cấp (Emergency Landlord Alert) ngăn ngừa chập cháy và thất thoát tài nguyên.</w:t>
+      </w:r>
+    </w:p>
+    <w:p>
+      <w:pPr/>
+      <w:r>
+        <w:t>• Hóa đơn điện tử &amp; Tuân thủ Pháp lý Thuế (e-Invoice &amp; Tax Compliance): Tích hợp chuẩn hóa đơn điện tử có mã của Cơ quan Thuế (CQT) theo Nghị định số 123/2020/NĐ-CP và Thông tư số 78/2021/TT-BTC. Cơ chế tự động ký số XML, xuất bản thể hiện PDF hợp pháp khi người thuê hoàn tất thanh toán, tích hợp sẵn API kết nối các nhà cung cấp (VNPT-Invoice, Viettel S-Invoice, MISA meInvoice) và cung cấp cổng tra cứu hóa đơn trực tuyến độc lập bằng Mã tra cứu và Mã số thuế.</w:t>
+      </w:r>
+    </w:p>
+    <w:p>
+      <w:pPr/>
+      <w:r>
+        <w:t>• Internet of Things (IoT) &amp; Truyền thông Thời Gian Thực (Real-time WebSockets): Hệ sinh thái thu thập dữ liệu đo đạc chỉ số điện nước tự động chu kỳ 15 phút từ các thiết bị thông minh qua vi điều khiển ESP32, chuẩn truyền thông vô tuyến tầm xa LoRaWAN, giao thức công nghiệp Modbus RS485 và cầu nối MQTT Broker. Hệ thống truyền phát sự kiện thời gian thực (Real-time Event Broadcasting) dựa trên máy chủ Laravel Reverb WebSockets, tự động đồng bộ phụ tải điện nước, cảnh báo khẩn cấp và trạng thái dọn dẹp buồng phòng Housekeeping lên màn hình quản trị và Resident Portal mà không cần tải lại trang.</w:t>
+      </w:r>
+    </w:p>
+    <w:p>
       <w:pPr>
         <w:pStyle w:val="u2"/>
         <w:spacing w:after="80" w:line="288" w:lineRule="auto"/>
@@ -21325,6 +25900,1084 @@
           <w:p>
             <w:r>
               <w:t>Vô hiệu hóa hoặc xóa người dùng vi phạm quy chế hoạt động</w:t>
+            </w:r>
+          </w:p>
+        </w:tc>
+      </w:tr>
+      <w:tr>
+        <w:tc>
+          <w:tcPr>
+            <w:tcW w:type="dxa" w:w="868"/>
+          </w:tcPr>
+          <w:p>
+            <w:r>
+              <w:rPr>
+                <w:rFonts w:ascii="Times New Roman" w:hAnsi="Times New Roman"/>
+                <w:b w:val="0"/>
+                <w:sz w:val="20"/>
+              </w:rPr>
+              <w:t>IoT Smart Metering</w:t>
+            </w:r>
+          </w:p>
+        </w:tc>
+        <w:tc>
+          <w:tcPr>
+            <w:tcW w:type="dxa" w:w="1348"/>
+          </w:tcPr>
+          <w:p>
+            <w:r>
+              <w:rPr>
+                <w:rFonts w:ascii="Times New Roman" w:hAnsi="Times New Roman"/>
+                <w:b w:val="0"/>
+                <w:sz w:val="20"/>
+              </w:rPr>
+              <w:t>Tiếp nhận Telemetry từ Gateway/ESP32</w:t>
+            </w:r>
+          </w:p>
+        </w:tc>
+        <w:tc>
+          <w:tcPr>
+            <w:tcW w:type="dxa" w:w="1311"/>
+          </w:tcPr>
+          <w:p>
+            <w:r>
+              <w:rPr>
+                <w:rFonts w:ascii="Times New Roman" w:hAnsi="Times New Roman"/>
+                <w:b w:val="0"/>
+                <w:sz w:val="20"/>
+              </w:rPr>
+              <w:t>POST</w:t>
+            </w:r>
+          </w:p>
+        </w:tc>
+        <w:tc>
+          <w:tcPr>
+            <w:tcW w:type="dxa" w:w="3928"/>
+          </w:tcPr>
+          <w:p>
+            <w:r>
+              <w:rPr>
+                <w:rFonts w:ascii="Times New Roman" w:hAnsi="Times New Roman"/>
+                <w:b w:val="0"/>
+                <w:sz w:val="20"/>
+              </w:rPr>
+              <w:t>/api/iot/telemetry/ingest</w:t>
+            </w:r>
+          </w:p>
+        </w:tc>
+        <w:tc>
+          <w:tcPr>
+            <w:tcW w:type="dxa" w:w="1607"/>
+          </w:tcPr>
+          <w:p>
+            <w:r>
+              <w:rPr>
+                <w:rFonts w:ascii="Times New Roman" w:hAnsi="Times New Roman"/>
+                <w:b w:val="0"/>
+                <w:sz w:val="20"/>
+              </w:rPr>
+              <w:t>Tiếp nhận gói tin công suất kW, lưu lượng m3/h, điện áp, dòng điện chu kỳ 15 phút từ vi điều khiển qua Token xác thực</w:t>
+            </w:r>
+          </w:p>
+        </w:tc>
+      </w:tr>
+      <w:tr>
+        <w:tc>
+          <w:tcPr>
+            <w:tcW w:type="dxa" w:w="868"/>
+          </w:tcPr>
+          <w:p>
+            <w:r>
+              <w:rPr>
+                <w:rFonts w:ascii="Times New Roman" w:hAnsi="Times New Roman"/>
+                <w:b w:val="0"/>
+                <w:sz w:val="20"/>
+              </w:rPr>
+              <w:t>IoT Smart Metering</w:t>
+            </w:r>
+          </w:p>
+        </w:tc>
+        <w:tc>
+          <w:tcPr>
+            <w:tcW w:type="dxa" w:w="1348"/>
+          </w:tcPr>
+          <w:p>
+            <w:r>
+              <w:rPr>
+                <w:rFonts w:ascii="Times New Roman" w:hAnsi="Times New Roman"/>
+                <w:b w:val="0"/>
+                <w:sz w:val="20"/>
+              </w:rPr>
+              <w:t>Chỉ số Realtime và Phụ tải phòng</w:t>
+            </w:r>
+          </w:p>
+        </w:tc>
+        <w:tc>
+          <w:tcPr>
+            <w:tcW w:type="dxa" w:w="1311"/>
+          </w:tcPr>
+          <w:p>
+            <w:r>
+              <w:rPr>
+                <w:rFonts w:ascii="Times New Roman" w:hAnsi="Times New Roman"/>
+                <w:b w:val="0"/>
+                <w:sz w:val="20"/>
+              </w:rPr>
+              <w:t>GET</w:t>
+            </w:r>
+          </w:p>
+        </w:tc>
+        <w:tc>
+          <w:tcPr>
+            <w:tcW w:type="dxa" w:w="3928"/>
+          </w:tcPr>
+          <w:p>
+            <w:r>
+              <w:rPr>
+                <w:rFonts w:ascii="Times New Roman" w:hAnsi="Times New Roman"/>
+                <w:b w:val="0"/>
+                <w:sz w:val="20"/>
+              </w:rPr>
+              <w:t>/smartroom/admin/iot/room/{roomId}/realtime</w:t>
+            </w:r>
+          </w:p>
+        </w:tc>
+        <w:tc>
+          <w:tcPr>
+            <w:tcW w:type="dxa" w:w="1607"/>
+          </w:tcPr>
+          <w:p>
+            <w:r>
+              <w:rPr>
+                <w:rFonts w:ascii="Times New Roman" w:hAnsi="Times New Roman"/>
+                <w:b w:val="0"/>
+                <w:sz w:val="20"/>
+              </w:rPr>
+              <w:t>Truy xuất dữ liệu telemetry thời gian thực và lịch sử phụ tải 24h/7d của phòng để vẽ biểu đồ canvas và tooltip</w:t>
+            </w:r>
+          </w:p>
+        </w:tc>
+      </w:tr>
+      <w:tr>
+        <w:tc>
+          <w:tcPr>
+            <w:tcW w:type="dxa" w:w="868"/>
+          </w:tcPr>
+          <w:p>
+            <w:r>
+              <w:rPr>
+                <w:rFonts w:ascii="Times New Roman" w:hAnsi="Times New Roman"/>
+                <w:b w:val="0"/>
+                <w:sz w:val="20"/>
+              </w:rPr>
+              <w:t>IoT Smart Metering</w:t>
+            </w:r>
+          </w:p>
+        </w:tc>
+        <w:tc>
+          <w:tcPr>
+            <w:tcW w:type="dxa" w:w="1348"/>
+          </w:tcPr>
+          <w:p>
+            <w:r>
+              <w:rPr>
+                <w:rFonts w:ascii="Times New Roman" w:hAnsi="Times New Roman"/>
+                <w:b w:val="0"/>
+                <w:sz w:val="20"/>
+              </w:rPr>
+              <w:t>Tổng quan mạng lưới IoT cơ sở</w:t>
+            </w:r>
+          </w:p>
+        </w:tc>
+        <w:tc>
+          <w:tcPr>
+            <w:tcW w:type="dxa" w:w="1311"/>
+          </w:tcPr>
+          <w:p>
+            <w:r>
+              <w:rPr>
+                <w:rFonts w:ascii="Times New Roman" w:hAnsi="Times New Roman"/>
+                <w:b w:val="0"/>
+                <w:sz w:val="20"/>
+              </w:rPr>
+              <w:t>GET</w:t>
+            </w:r>
+          </w:p>
+        </w:tc>
+        <w:tc>
+          <w:tcPr>
+            <w:tcW w:type="dxa" w:w="3928"/>
+          </w:tcPr>
+          <w:p>
+            <w:r>
+              <w:rPr>
+                <w:rFonts w:ascii="Times New Roman" w:hAnsi="Times New Roman"/>
+                <w:b w:val="0"/>
+                <w:sz w:val="20"/>
+              </w:rPr>
+              <w:t>/smartroom/admin/iot/facility-summary</w:t>
+            </w:r>
+          </w:p>
+        </w:tc>
+        <w:tc>
+          <w:tcPr>
+            <w:tcW w:type="dxa" w:w="1607"/>
+          </w:tcPr>
+          <w:p>
+            <w:r>
+              <w:rPr>
+                <w:rFonts w:ascii="Times New Roman" w:hAnsi="Times New Roman"/>
+                <w:b w:val="0"/>
+                <w:sz w:val="20"/>
+              </w:rPr>
+              <w:t>Thống kê tổng công tơ Online/Offline, cảnh báo rò rỉ, tổng công suất tức thời toàn cơ sở lưu trú</w:t>
+            </w:r>
+          </w:p>
+        </w:tc>
+      </w:tr>
+      <w:tr>
+        <w:tc>
+          <w:tcPr>
+            <w:tcW w:type="dxa" w:w="868"/>
+          </w:tcPr>
+          <w:p>
+            <w:r>
+              <w:rPr>
+                <w:rFonts w:ascii="Times New Roman" w:hAnsi="Times New Roman"/>
+                <w:b w:val="0"/>
+                <w:sz w:val="20"/>
+              </w:rPr>
+              <w:t>IoT Smart Metering</w:t>
+            </w:r>
+          </w:p>
+        </w:tc>
+        <w:tc>
+          <w:tcPr>
+            <w:tcW w:type="dxa" w:w="1348"/>
+          </w:tcPr>
+          <w:p>
+            <w:r>
+              <w:rPr>
+                <w:rFonts w:ascii="Times New Roman" w:hAnsi="Times New Roman"/>
+                <w:b w:val="0"/>
+                <w:sz w:val="20"/>
+              </w:rPr>
+              <w:t>Tự động chốt số hóa đơn từ IoT</w:t>
+            </w:r>
+          </w:p>
+        </w:tc>
+        <w:tc>
+          <w:tcPr>
+            <w:tcW w:type="dxa" w:w="1311"/>
+          </w:tcPr>
+          <w:p>
+            <w:r>
+              <w:rPr>
+                <w:rFonts w:ascii="Times New Roman" w:hAnsi="Times New Roman"/>
+                <w:b w:val="0"/>
+                <w:sz w:val="20"/>
+              </w:rPr>
+              <w:t>POST</w:t>
+            </w:r>
+          </w:p>
+        </w:tc>
+        <w:tc>
+          <w:tcPr>
+            <w:tcW w:type="dxa" w:w="3928"/>
+          </w:tcPr>
+          <w:p>
+            <w:r>
+              <w:rPr>
+                <w:rFonts w:ascii="Times New Roman" w:hAnsi="Times New Roman"/>
+                <w:b w:val="0"/>
+                <w:sz w:val="20"/>
+              </w:rPr>
+              <w:t>/smartroom/admin/iot/sync-billing</w:t>
+            </w:r>
+          </w:p>
+        </w:tc>
+        <w:tc>
+          <w:tcPr>
+            <w:tcW w:type="dxa" w:w="1607"/>
+          </w:tcPr>
+          <w:p>
+            <w:r>
+              <w:rPr>
+                <w:rFonts w:ascii="Times New Roman" w:hAnsi="Times New Roman"/>
+                <w:b w:val="0"/>
+                <w:sz w:val="20"/>
+              </w:rPr>
+              <w:t>Một chạm tự động lấy chỉ số công tơ điện nước mới nhất điền vào hóa đơn tháng của các phòng và tính tiền</w:t>
+            </w:r>
+          </w:p>
+        </w:tc>
+      </w:tr>
+      <w:tr>
+        <w:tc>
+          <w:tcPr>
+            <w:tcW w:type="dxa" w:w="868"/>
+          </w:tcPr>
+          <w:p>
+            <w:r>
+              <w:rPr>
+                <w:rFonts w:ascii="Times New Roman" w:hAnsi="Times New Roman"/>
+                <w:b w:val="0"/>
+                <w:sz w:val="20"/>
+              </w:rPr>
+              <w:t>AI &amp; Bảo Trì PdM</w:t>
+            </w:r>
+          </w:p>
+        </w:tc>
+        <w:tc>
+          <w:tcPr>
+            <w:tcW w:type="dxa" w:w="1348"/>
+          </w:tcPr>
+          <w:p>
+            <w:r>
+              <w:rPr>
+                <w:rFonts w:ascii="Times New Roman" w:hAnsi="Times New Roman"/>
+                <w:b w:val="0"/>
+                <w:sz w:val="20"/>
+              </w:rPr>
+              <w:t>Bảng cảnh báo bất thường &amp; PdM</w:t>
+            </w:r>
+          </w:p>
+        </w:tc>
+        <w:tc>
+          <w:tcPr>
+            <w:tcW w:type="dxa" w:w="1311"/>
+          </w:tcPr>
+          <w:p>
+            <w:r>
+              <w:rPr>
+                <w:rFonts w:ascii="Times New Roman" w:hAnsi="Times New Roman"/>
+                <w:b w:val="0"/>
+                <w:sz w:val="20"/>
+              </w:rPr>
+              <w:t>GET</w:t>
+            </w:r>
+          </w:p>
+        </w:tc>
+        <w:tc>
+          <w:tcPr>
+            <w:tcW w:type="dxa" w:w="3928"/>
+          </w:tcPr>
+          <w:p>
+            <w:r>
+              <w:rPr>
+                <w:rFonts w:ascii="Times New Roman" w:hAnsi="Times New Roman"/>
+                <w:b w:val="0"/>
+                <w:sz w:val="20"/>
+              </w:rPr>
+              <w:t>/smartroom/admin/iot/anomalies</w:t>
+            </w:r>
+          </w:p>
+        </w:tc>
+        <w:tc>
+          <w:tcPr>
+            <w:tcW w:type="dxa" w:w="1607"/>
+          </w:tcPr>
+          <w:p>
+            <w:r>
+              <w:rPr>
+                <w:rFonts w:ascii="Times New Roman" w:hAnsi="Times New Roman"/>
+                <w:b w:val="0"/>
+                <w:sz w:val="20"/>
+              </w:rPr>
+              <w:t>AI Gemini phân tích chuỗi thời gian, phát hiện rò rỉ nước ngầm, quá tải phụ tải điện và đề xuất giải pháp bảo trì</w:t>
+            </w:r>
+          </w:p>
+        </w:tc>
+      </w:tr>
+      <w:tr>
+        <w:tc>
+          <w:tcPr>
+            <w:tcW w:type="dxa" w:w="868"/>
+          </w:tcPr>
+          <w:p>
+            <w:r>
+              <w:rPr>
+                <w:rFonts w:ascii="Times New Roman" w:hAnsi="Times New Roman"/>
+                <w:b w:val="0"/>
+                <w:sz w:val="20"/>
+              </w:rPr>
+              <w:t>AI &amp; Bảo Trì PdM</w:t>
+            </w:r>
+          </w:p>
+        </w:tc>
+        <w:tc>
+          <w:tcPr>
+            <w:tcW w:type="dxa" w:w="1348"/>
+          </w:tcPr>
+          <w:p>
+            <w:r>
+              <w:rPr>
+                <w:rFonts w:ascii="Times New Roman" w:hAnsi="Times New Roman"/>
+                <w:b w:val="0"/>
+                <w:sz w:val="20"/>
+              </w:rPr>
+              <w:t>Xử lý cảnh báo sự cố bất thường</w:t>
+            </w:r>
+          </w:p>
+        </w:tc>
+        <w:tc>
+          <w:tcPr>
+            <w:tcW w:type="dxa" w:w="1311"/>
+          </w:tcPr>
+          <w:p>
+            <w:r>
+              <w:rPr>
+                <w:rFonts w:ascii="Times New Roman" w:hAnsi="Times New Roman"/>
+                <w:b w:val="0"/>
+                <w:sz w:val="20"/>
+              </w:rPr>
+              <w:t>POST</w:t>
+            </w:r>
+          </w:p>
+        </w:tc>
+        <w:tc>
+          <w:tcPr>
+            <w:tcW w:type="dxa" w:w="3928"/>
+          </w:tcPr>
+          <w:p>
+            <w:r>
+              <w:rPr>
+                <w:rFonts w:ascii="Times New Roman" w:hAnsi="Times New Roman"/>
+                <w:b w:val="0"/>
+                <w:sz w:val="20"/>
+              </w:rPr>
+              <w:t>/smartroom/admin/iot/anomalies/{id}/resolve</w:t>
+            </w:r>
+          </w:p>
+        </w:tc>
+        <w:tc>
+          <w:tcPr>
+            <w:tcW w:type="dxa" w:w="1607"/>
+          </w:tcPr>
+          <w:p>
+            <w:r>
+              <w:rPr>
+                <w:rFonts w:ascii="Times New Roman" w:hAnsi="Times New Roman"/>
+                <w:b w:val="0"/>
+                <w:sz w:val="20"/>
+              </w:rPr>
+              <w:t>Chủ trọ hoặc kỹ thuật viên ghi nhận khắc phục sự cố rủi ro theo khuyến nghị chi tiết của AI</w:t>
+            </w:r>
+          </w:p>
+        </w:tc>
+      </w:tr>
+      <w:tr>
+        <w:tc>
+          <w:tcPr>
+            <w:tcW w:type="dxa" w:w="868"/>
+          </w:tcPr>
+          <w:p>
+            <w:r>
+              <w:rPr>
+                <w:rFonts w:ascii="Times New Roman" w:hAnsi="Times New Roman"/>
+                <w:b w:val="0"/>
+                <w:sz w:val="20"/>
+              </w:rPr>
+              <w:t>Tài Chính &amp; Thuế</w:t>
+            </w:r>
+          </w:p>
+        </w:tc>
+        <w:tc>
+          <w:tcPr>
+            <w:tcW w:type="dxa" w:w="1348"/>
+          </w:tcPr>
+          <w:p>
+            <w:r>
+              <w:rPr>
+                <w:rFonts w:ascii="Times New Roman" w:hAnsi="Times New Roman"/>
+                <w:b w:val="0"/>
+                <w:sz w:val="20"/>
+              </w:rPr>
+              <w:t>Phát hành Hóa đơn điện tử e-Invoice</w:t>
+            </w:r>
+          </w:p>
+        </w:tc>
+        <w:tc>
+          <w:tcPr>
+            <w:tcW w:type="dxa" w:w="1311"/>
+          </w:tcPr>
+          <w:p>
+            <w:r>
+              <w:rPr>
+                <w:rFonts w:ascii="Times New Roman" w:hAnsi="Times New Roman"/>
+                <w:b w:val="0"/>
+                <w:sz w:val="20"/>
+              </w:rPr>
+              <w:t>POST</w:t>
+            </w:r>
+          </w:p>
+        </w:tc>
+        <w:tc>
+          <w:tcPr>
+            <w:tcW w:type="dxa" w:w="3928"/>
+          </w:tcPr>
+          <w:p>
+            <w:r>
+              <w:rPr>
+                <w:rFonts w:ascii="Times New Roman" w:hAnsi="Times New Roman"/>
+                <w:b w:val="0"/>
+                <w:sz w:val="20"/>
+              </w:rPr>
+              <w:t>/smartroom/admin/einvoice/issue</w:t>
+            </w:r>
+          </w:p>
+        </w:tc>
+        <w:tc>
+          <w:tcPr>
+            <w:tcW w:type="dxa" w:w="1607"/>
+          </w:tcPr>
+          <w:p>
+            <w:r>
+              <w:rPr>
+                <w:rFonts w:ascii="Times New Roman" w:hAnsi="Times New Roman"/>
+                <w:b w:val="0"/>
+                <w:sz w:val="20"/>
+              </w:rPr>
+              <w:t>Tự động sinh số hóa đơn, ký số điện tử XML/PDF và cấp mã Cơ quan Thuế theo Nghị định 123/2020/NĐ-CP</w:t>
+            </w:r>
+          </w:p>
+        </w:tc>
+      </w:tr>
+      <w:tr>
+        <w:tc>
+          <w:tcPr>
+            <w:tcW w:type="dxa" w:w="868"/>
+          </w:tcPr>
+          <w:p>
+            <w:r>
+              <w:rPr>
+                <w:rFonts w:ascii="Times New Roman" w:hAnsi="Times New Roman"/>
+                <w:b w:val="0"/>
+                <w:sz w:val="20"/>
+              </w:rPr>
+              <w:t>Tài Chính &amp; Thuế</w:t>
+            </w:r>
+          </w:p>
+        </w:tc>
+        <w:tc>
+          <w:tcPr>
+            <w:tcW w:type="dxa" w:w="1348"/>
+          </w:tcPr>
+          <w:p>
+            <w:r>
+              <w:rPr>
+                <w:rFonts w:ascii="Times New Roman" w:hAnsi="Times New Roman"/>
+                <w:b w:val="0"/>
+                <w:sz w:val="20"/>
+              </w:rPr>
+              <w:t>Cổng tra cứu hóa đơn điện tử công khai</w:t>
+            </w:r>
+          </w:p>
+        </w:tc>
+        <w:tc>
+          <w:tcPr>
+            <w:tcW w:type="dxa" w:w="1311"/>
+          </w:tcPr>
+          <w:p>
+            <w:r>
+              <w:rPr>
+                <w:rFonts w:ascii="Times New Roman" w:hAnsi="Times New Roman"/>
+                <w:b w:val="0"/>
+                <w:sz w:val="20"/>
+              </w:rPr>
+              <w:t>GET</w:t>
+            </w:r>
+          </w:p>
+        </w:tc>
+        <w:tc>
+          <w:tcPr>
+            <w:tcW w:type="dxa" w:w="3928"/>
+          </w:tcPr>
+          <w:p>
+            <w:r>
+              <w:rPr>
+                <w:rFonts w:ascii="Times New Roman" w:hAnsi="Times New Roman"/>
+                <w:b w:val="0"/>
+                <w:sz w:val="20"/>
+              </w:rPr>
+              <w:t>/smartroom/admin/einvoice/lookup</w:t>
+            </w:r>
+          </w:p>
+        </w:tc>
+        <w:tc>
+          <w:tcPr>
+            <w:tcW w:type="dxa" w:w="1607"/>
+          </w:tcPr>
+          <w:p>
+            <w:r>
+              <w:rPr>
+                <w:rFonts w:ascii="Times New Roman" w:hAnsi="Times New Roman"/>
+                <w:b w:val="0"/>
+                <w:sz w:val="20"/>
+              </w:rPr>
+              <w:t>Người thuê hoặc kế toán tra cứu chi tiết hóa đơn điện tử hợp pháp bằng Mã tra cứu và Mã số thuế</w:t>
+            </w:r>
+          </w:p>
+        </w:tc>
+      </w:tr>
+      <w:tr>
+        <w:tc>
+          <w:tcPr>
+            <w:tcW w:type="dxa" w:w="868"/>
+          </w:tcPr>
+          <w:p>
+            <w:r>
+              <w:rPr>
+                <w:rFonts w:ascii="Times New Roman" w:hAnsi="Times New Roman"/>
+                <w:b w:val="0"/>
+                <w:sz w:val="20"/>
+              </w:rPr>
+              <w:t>Khách Sạn &amp; Lễ Tân</w:t>
+            </w:r>
+          </w:p>
+        </w:tc>
+        <w:tc>
+          <w:tcPr>
+            <w:tcW w:type="dxa" w:w="1348"/>
+          </w:tcPr>
+          <w:p>
+            <w:r>
+              <w:rPr>
+                <w:rFonts w:ascii="Times New Roman" w:hAnsi="Times New Roman"/>
+                <w:b w:val="0"/>
+                <w:sz w:val="20"/>
+              </w:rPr>
+              <w:t>Tiếp nhận Check-in khách lưu trú</w:t>
+            </w:r>
+          </w:p>
+        </w:tc>
+        <w:tc>
+          <w:tcPr>
+            <w:tcW w:type="dxa" w:w="1311"/>
+          </w:tcPr>
+          <w:p>
+            <w:r>
+              <w:rPr>
+                <w:rFonts w:ascii="Times New Roman" w:hAnsi="Times New Roman"/>
+                <w:b w:val="0"/>
+                <w:sz w:val="20"/>
+              </w:rPr>
+              <w:t>POST</w:t>
+            </w:r>
+          </w:p>
+        </w:tc>
+        <w:tc>
+          <w:tcPr>
+            <w:tcW w:type="dxa" w:w="3928"/>
+          </w:tcPr>
+          <w:p>
+            <w:r>
+              <w:rPr>
+                <w:rFonts w:ascii="Times New Roman" w:hAnsi="Times New Roman"/>
+                <w:b w:val="0"/>
+                <w:sz w:val="20"/>
+              </w:rPr>
+              <w:t>/smartroom/admin/hotel/checkin</w:t>
+            </w:r>
+          </w:p>
+        </w:tc>
+        <w:tc>
+          <w:tcPr>
+            <w:tcW w:type="dxa" w:w="1607"/>
+          </w:tcPr>
+          <w:p>
+            <w:r>
+              <w:rPr>
+                <w:rFonts w:ascii="Times New Roman" w:hAnsi="Times New Roman"/>
+                <w:b w:val="0"/>
+                <w:sz w:val="20"/>
+              </w:rPr>
+              <w:t>Tiếp nhận khách thuê theo giờ/theo ngày, lưu thông tin CCCD, tạm thu tiền cọc và tự động phân bổ phòng</w:t>
+            </w:r>
+          </w:p>
+        </w:tc>
+      </w:tr>
+      <w:tr>
+        <w:tc>
+          <w:tcPr>
+            <w:tcW w:type="dxa" w:w="868"/>
+          </w:tcPr>
+          <w:p>
+            <w:r>
+              <w:rPr>
+                <w:rFonts w:ascii="Times New Roman" w:hAnsi="Times New Roman"/>
+                <w:b w:val="0"/>
+                <w:sz w:val="20"/>
+              </w:rPr>
+              <w:t>Khách Sạn &amp; Lễ Tân</w:t>
+            </w:r>
+          </w:p>
+        </w:tc>
+        <w:tc>
+          <w:tcPr>
+            <w:tcW w:type="dxa" w:w="1348"/>
+          </w:tcPr>
+          <w:p>
+            <w:r>
+              <w:rPr>
+                <w:rFonts w:ascii="Times New Roman" w:hAnsi="Times New Roman"/>
+                <w:b w:val="0"/>
+                <w:sz w:val="20"/>
+              </w:rPr>
+              <w:t>Check-out &amp; Bảng kê thanh toán Folio</w:t>
+            </w:r>
+          </w:p>
+        </w:tc>
+        <w:tc>
+          <w:tcPr>
+            <w:tcW w:type="dxa" w:w="1311"/>
+          </w:tcPr>
+          <w:p>
+            <w:r>
+              <w:rPr>
+                <w:rFonts w:ascii="Times New Roman" w:hAnsi="Times New Roman"/>
+                <w:b w:val="0"/>
+                <w:sz w:val="20"/>
+              </w:rPr>
+              <w:t>POST</w:t>
+            </w:r>
+          </w:p>
+        </w:tc>
+        <w:tc>
+          <w:tcPr>
+            <w:tcW w:type="dxa" w:w="3928"/>
+          </w:tcPr>
+          <w:p>
+            <w:r>
+              <w:rPr>
+                <w:rFonts w:ascii="Times New Roman" w:hAnsi="Times New Roman"/>
+                <w:b w:val="0"/>
+                <w:sz w:val="20"/>
+              </w:rPr>
+              <w:t>/smartroom/admin/hotel/checkout/{bookingId}</w:t>
+            </w:r>
+          </w:p>
+        </w:tc>
+        <w:tc>
+          <w:tcPr>
+            <w:tcW w:type="dxa" w:w="1607"/>
+          </w:tcPr>
+          <w:p>
+            <w:r>
+              <w:rPr>
+                <w:rFonts w:ascii="Times New Roman" w:hAnsi="Times New Roman"/>
+                <w:b w:val="0"/>
+                <w:sz w:val="20"/>
+              </w:rPr>
+              <w:t>Tính cước phòng lũy tiến theo giờ/ngày, tổng hợp chi phí tiêu thụ Minibar, xuất bảng kê Folio PDF</w:t>
+            </w:r>
+          </w:p>
+        </w:tc>
+      </w:tr>
+      <w:tr>
+        <w:tc>
+          <w:tcPr>
+            <w:tcW w:type="dxa" w:w="868"/>
+          </w:tcPr>
+          <w:p>
+            <w:r>
+              <w:rPr>
+                <w:rFonts w:ascii="Times New Roman" w:hAnsi="Times New Roman"/>
+                <w:b w:val="0"/>
+                <w:sz w:val="20"/>
+              </w:rPr>
+              <w:t>Buồng Phòng</w:t>
+            </w:r>
+          </w:p>
+        </w:tc>
+        <w:tc>
+          <w:tcPr>
+            <w:tcW w:type="dxa" w:w="1348"/>
+          </w:tcPr>
+          <w:p>
+            <w:r>
+              <w:rPr>
+                <w:rFonts w:ascii="Times New Roman" w:hAnsi="Times New Roman"/>
+                <w:b w:val="0"/>
+                <w:sz w:val="20"/>
+              </w:rPr>
+              <w:t>Màn hình dọn dẹp buồng phòng di động</w:t>
+            </w:r>
+          </w:p>
+        </w:tc>
+        <w:tc>
+          <w:tcPr>
+            <w:tcW w:type="dxa" w:w="1311"/>
+          </w:tcPr>
+          <w:p>
+            <w:r>
+              <w:rPr>
+                <w:rFonts w:ascii="Times New Roman" w:hAnsi="Times New Roman"/>
+                <w:b w:val="0"/>
+                <w:sz w:val="20"/>
+              </w:rPr>
+              <w:t>GET</w:t>
+            </w:r>
+          </w:p>
+        </w:tc>
+        <w:tc>
+          <w:tcPr>
+            <w:tcW w:type="dxa" w:w="3928"/>
+          </w:tcPr>
+          <w:p>
+            <w:r>
+              <w:rPr>
+                <w:rFonts w:ascii="Times New Roman" w:hAnsi="Times New Roman"/>
+                <w:b w:val="0"/>
+                <w:sz w:val="20"/>
+              </w:rPr>
+              <w:t>/smartroom/admin/housekeeping</w:t>
+            </w:r>
+          </w:p>
+        </w:tc>
+        <w:tc>
+          <w:tcPr>
+            <w:tcW w:type="dxa" w:w="1607"/>
+          </w:tcPr>
+          <w:p>
+            <w:r>
+              <w:rPr>
+                <w:rFonts w:ascii="Times New Roman" w:hAnsi="Times New Roman"/>
+                <w:b w:val="0"/>
+                <w:sz w:val="20"/>
+              </w:rPr>
+              <w:t>Hiển thị danh sách phòng cần dọn dẹp (Dirty/Cleaning), tối ưu giao diện thao tác nhanh trên điện thoại</w:t>
+            </w:r>
+          </w:p>
+        </w:tc>
+      </w:tr>
+      <w:tr>
+        <w:tc>
+          <w:tcPr>
+            <w:tcW w:type="dxa" w:w="868"/>
+          </w:tcPr>
+          <w:p>
+            <w:r>
+              <w:rPr>
+                <w:rFonts w:ascii="Times New Roman" w:hAnsi="Times New Roman"/>
+                <w:b w:val="0"/>
+                <w:sz w:val="20"/>
+              </w:rPr>
+              <w:t>Buồng Phòng</w:t>
+            </w:r>
+          </w:p>
+        </w:tc>
+        <w:tc>
+          <w:tcPr>
+            <w:tcW w:type="dxa" w:w="1348"/>
+          </w:tcPr>
+          <w:p>
+            <w:r>
+              <w:rPr>
+                <w:rFonts w:ascii="Times New Roman" w:hAnsi="Times New Roman"/>
+                <w:b w:val="0"/>
+                <w:sz w:val="20"/>
+              </w:rPr>
+              <w:t>Cập nhật trạng thái dọn dẹp realtime</w:t>
+            </w:r>
+          </w:p>
+        </w:tc>
+        <w:tc>
+          <w:tcPr>
+            <w:tcW w:type="dxa" w:w="1311"/>
+          </w:tcPr>
+          <w:p>
+            <w:r>
+              <w:rPr>
+                <w:rFonts w:ascii="Times New Roman" w:hAnsi="Times New Roman"/>
+                <w:b w:val="0"/>
+                <w:sz w:val="20"/>
+              </w:rPr>
+              <w:t>POST</w:t>
+            </w:r>
+          </w:p>
+        </w:tc>
+        <w:tc>
+          <w:tcPr>
+            <w:tcW w:type="dxa" w:w="3928"/>
+          </w:tcPr>
+          <w:p>
+            <w:r>
+              <w:rPr>
+                <w:rFonts w:ascii="Times New Roman" w:hAnsi="Times New Roman"/>
+                <w:b w:val="0"/>
+                <w:sz w:val="20"/>
+              </w:rPr>
+              <w:t>/smartroom/admin/housekeeping/status/{roomId}</w:t>
+            </w:r>
+          </w:p>
+        </w:tc>
+        <w:tc>
+          <w:tcPr>
+            <w:tcW w:type="dxa" w:w="1607"/>
+          </w:tcPr>
+          <w:p>
+            <w:r>
+              <w:rPr>
+                <w:rFonts w:ascii="Times New Roman" w:hAnsi="Times New Roman"/>
+                <w:b w:val="0"/>
+                <w:sz w:val="20"/>
+              </w:rPr>
+              <w:t>Nhân viên cập nhật trạng thái phòng (Clean, Inspected) và phát sóng sự kiện qua Laravel Reverb</w:t>
+            </w:r>
+          </w:p>
+        </w:tc>
+      </w:tr>
+      <w:tr>
+        <w:tc>
+          <w:tcPr>
+            <w:tcW w:type="dxa" w:w="868"/>
+          </w:tcPr>
+          <w:p>
+            <w:r>
+              <w:rPr>
+                <w:rFonts w:ascii="Times New Roman" w:hAnsi="Times New Roman"/>
+                <w:b w:val="0"/>
+                <w:sz w:val="20"/>
+              </w:rPr>
+              <w:t>Public &amp; Renty</w:t>
+            </w:r>
+          </w:p>
+        </w:tc>
+        <w:tc>
+          <w:tcPr>
+            <w:tcW w:type="dxa" w:w="1348"/>
+          </w:tcPr>
+          <w:p>
+            <w:r>
+              <w:rPr>
+                <w:rFonts w:ascii="Times New Roman" w:hAnsi="Times New Roman"/>
+                <w:b w:val="0"/>
+                <w:sz w:val="20"/>
+              </w:rPr>
+              <w:t>Gợi ý tìm kiếm trực tiếp &amp; Sửa lỗi chính tả</w:t>
+            </w:r>
+          </w:p>
+        </w:tc>
+        <w:tc>
+          <w:tcPr>
+            <w:tcW w:type="dxa" w:w="1311"/>
+          </w:tcPr>
+          <w:p>
+            <w:r>
+              <w:rPr>
+                <w:rFonts w:ascii="Times New Roman" w:hAnsi="Times New Roman"/>
+                <w:b w:val="0"/>
+                <w:sz w:val="20"/>
+              </w:rPr>
+              <w:t>GET</w:t>
+            </w:r>
+          </w:p>
+        </w:tc>
+        <w:tc>
+          <w:tcPr>
+            <w:tcW w:type="dxa" w:w="3928"/>
+          </w:tcPr>
+          <w:p>
+            <w:r>
+              <w:rPr>
+                <w:rFonts w:ascii="Times New Roman" w:hAnsi="Times New Roman"/>
+                <w:b w:val="0"/>
+                <w:sz w:val="20"/>
+              </w:rPr>
+              <w:t>/api/search/suggestions</w:t>
+            </w:r>
+          </w:p>
+        </w:tc>
+        <w:tc>
+          <w:tcPr>
+            <w:tcW w:type="dxa" w:w="1607"/>
+          </w:tcPr>
+          <w:p>
+            <w:r>
+              <w:rPr>
+                <w:rFonts w:ascii="Times New Roman" w:hAnsi="Times New Roman"/>
+                <w:b w:val="0"/>
+                <w:sz w:val="20"/>
+              </w:rPr>
+              <w:t>Thuật toán Levenshtein gợi ý từ khóa khu vực, tiện ích và tự động nhận diện sửa lỗi gõ sai (Did you mean)</w:t>
+            </w:r>
+          </w:p>
+        </w:tc>
+      </w:tr>
+      <w:tr>
+        <w:tc>
+          <w:tcPr>
+            <w:tcW w:type="dxa" w:w="868"/>
+          </w:tcPr>
+          <w:p>
+            <w:r>
+              <w:rPr>
+                <w:rFonts w:ascii="Times New Roman" w:hAnsi="Times New Roman"/>
+                <w:b w:val="0"/>
+                <w:sz w:val="20"/>
+              </w:rPr>
+              <w:t>Cư Dân</w:t>
+            </w:r>
+          </w:p>
+        </w:tc>
+        <w:tc>
+          <w:tcPr>
+            <w:tcW w:type="dxa" w:w="1348"/>
+          </w:tcPr>
+          <w:p>
+            <w:r>
+              <w:rPr>
+                <w:rFonts w:ascii="Times New Roman" w:hAnsi="Times New Roman"/>
+                <w:b w:val="0"/>
+                <w:sz w:val="20"/>
+              </w:rPr>
+              <w:t>Cổng dịch vụ cư dân trực tuyến</w:t>
+            </w:r>
+          </w:p>
+        </w:tc>
+        <w:tc>
+          <w:tcPr>
+            <w:tcW w:type="dxa" w:w="1311"/>
+          </w:tcPr>
+          <w:p>
+            <w:r>
+              <w:rPr>
+                <w:rFonts w:ascii="Times New Roman" w:hAnsi="Times New Roman"/>
+                <w:b w:val="0"/>
+                <w:sz w:val="20"/>
+              </w:rPr>
+              <w:t>GET</w:t>
+            </w:r>
+          </w:p>
+        </w:tc>
+        <w:tc>
+          <w:tcPr>
+            <w:tcW w:type="dxa" w:w="3928"/>
+          </w:tcPr>
+          <w:p>
+            <w:r>
+              <w:rPr>
+                <w:rFonts w:ascii="Times New Roman" w:hAnsi="Times New Roman"/>
+                <w:b w:val="0"/>
+                <w:sz w:val="20"/>
+              </w:rPr>
+              <w:t>/resident/portal</w:t>
+            </w:r>
+          </w:p>
+        </w:tc>
+        <w:tc>
+          <w:tcPr>
+            <w:tcW w:type="dxa" w:w="1607"/>
+          </w:tcPr>
+          <w:p>
+            <w:r>
+              <w:rPr>
+                <w:rFonts w:ascii="Times New Roman" w:hAnsi="Times New Roman"/>
+                <w:b w:val="0"/>
+                <w:sz w:val="20"/>
+              </w:rPr>
+              <w:t>Cư dân tra cứu hóa đơn tiền phòng, chỉ số điện nước realtime, xem hợp đồng và gửi phản ánh sự cố kỹ thuật</w:t>
             </w:r>
           </w:p>
         </w:tc>
@@ -25588,6 +31241,147 @@
           <w:p>
             <w:r>
               <w:t>Thời điểm cập nhật gần nhất</w:t>
+            </w:r>
+          </w:p>
+        </w:tc>
+      </w:tr>
+      <w:tr>
+        <w:tc>
+          <w:tcPr>
+            <w:tcW w:type="dxa" w:w="2465"/>
+          </w:tcPr>
+          <w:p>
+            <w:r>
+              <w:rPr>
+                <w:rFonts w:ascii="Times New Roman" w:hAnsi="Times New Roman"/>
+                <w:b w:val="0"/>
+                <w:sz w:val="20"/>
+              </w:rPr>
+              <w:t>price_per_day</w:t>
+            </w:r>
+          </w:p>
+        </w:tc>
+        <w:tc>
+          <w:tcPr>
+            <w:tcW w:type="dxa" w:w="2821"/>
+          </w:tcPr>
+          <w:p>
+            <w:r>
+              <w:rPr>
+                <w:rFonts w:ascii="Times New Roman" w:hAnsi="Times New Roman"/>
+                <w:b w:val="0"/>
+                <w:sz w:val="20"/>
+              </w:rPr>
+              <w:t>DECIMAL(12,2), NULL</w:t>
+            </w:r>
+          </w:p>
+        </w:tc>
+        <w:tc>
+          <w:tcPr>
+            <w:tcW w:type="dxa" w:w="3776"/>
+          </w:tcPr>
+          <w:p>
+            <w:r>
+              <w:rPr>
+                <w:rFonts w:ascii="Times New Roman" w:hAnsi="Times New Roman"/>
+                <w:b w:val="0"/>
+                <w:sz w:val="20"/>
+              </w:rPr>
+              <w:t>Đơn giá thuê phòng theo ngày đối với mô hình khách sạn / homestay ngắn hạn</w:t>
+            </w:r>
+          </w:p>
+        </w:tc>
+      </w:tr>
+      <w:tr>
+        <w:tc>
+          <w:tcPr>
+            <w:tcW w:type="dxa" w:w="2465"/>
+          </w:tcPr>
+          <w:p>
+            <w:r>
+              <w:rPr>
+                <w:rFonts w:ascii="Times New Roman" w:hAnsi="Times New Roman"/>
+                <w:b w:val="0"/>
+                <w:sz w:val="20"/>
+              </w:rPr>
+              <w:t>price_per_hour</w:t>
+            </w:r>
+          </w:p>
+        </w:tc>
+        <w:tc>
+          <w:tcPr>
+            <w:tcW w:type="dxa" w:w="2821"/>
+          </w:tcPr>
+          <w:p>
+            <w:r>
+              <w:rPr>
+                <w:rFonts w:ascii="Times New Roman" w:hAnsi="Times New Roman"/>
+                <w:b w:val="0"/>
+                <w:sz w:val="20"/>
+              </w:rPr>
+              <w:t>DECIMAL(12,2), NULL</w:t>
+            </w:r>
+          </w:p>
+        </w:tc>
+        <w:tc>
+          <w:tcPr>
+            <w:tcW w:type="dxa" w:w="3776"/>
+          </w:tcPr>
+          <w:p>
+            <w:r>
+              <w:rPr>
+                <w:rFonts w:ascii="Times New Roman" w:hAnsi="Times New Roman"/>
+                <w:b w:val="0"/>
+                <w:sz w:val="20"/>
+              </w:rPr>
+              <w:t>Đơn giá thuê phòng theo giờ phục vụ khách nghỉ chặng ngắn hoặc dịch vụ linh hoạt</w:t>
+            </w:r>
+          </w:p>
+        </w:tc>
+      </w:tr>
+      <w:tr>
+        <w:tc>
+          <w:tcPr>
+            <w:tcW w:type="dxa" w:w="2465"/>
+          </w:tcPr>
+          <w:p>
+            <w:r>
+              <w:rPr>
+                <w:rFonts w:ascii="Times New Roman" w:hAnsi="Times New Roman"/>
+                <w:b w:val="0"/>
+                <w:sz w:val="20"/>
+              </w:rPr>
+              <w:t>cleaning_status</w:t>
+            </w:r>
+          </w:p>
+        </w:tc>
+        <w:tc>
+          <w:tcPr>
+            <w:tcW w:type="dxa" w:w="2821"/>
+          </w:tcPr>
+          <w:p>
+            <w:r>
+              <w:rPr>
+                <w:rFonts w:ascii="Times New Roman" w:hAnsi="Times New Roman"/>
+                <w:b w:val="0"/>
+                <w:sz w:val="20"/>
+              </w:rPr>
+              <w:t>VARCHAR(30), DEFAULT 'clean'</w:t>
+            </w:r>
+          </w:p>
+        </w:tc>
+        <w:tc>
+          <w:tcPr>
+            <w:tcW w:type="dxa" w:w="3776"/>
+          </w:tcPr>
+          <w:p>
+            <w:r>
+              <w:rPr>
+                <w:rFonts w:ascii="Times New Roman" w:hAnsi="Times New Roman"/>
+                <w:b w:val="0"/>
+                <w:sz w:val="20"/>
+              </w:rPr>
+              <w:t>Trạng thái buồng phòng: 'clean' (sạch), 'dirty' (bẩn), 'cleaning' (đang dọn), 'inspected' (đã kiểm tra)</w:t>
             </w:r>
           </w:p>
         </w:tc>
